--- a/exerc/lista12.docx
+++ b/exerc/lista12.docx
@@ -1,6 +1,6 @@
 
 <file path=word/document.xml><?xml version="1.0" encoding="utf-8"?>
-<w:document xmlns:wpc="http://schemas.microsoft.com/office/word/2010/wordprocessingCanvas" xmlns:mc="http://schemas.openxmlformats.org/markup-compatibility/2006" xmlns:o="urn:schemas-microsoft-com:office:office" xmlns:r="http://schemas.openxmlformats.org/officeDocument/2006/relationships" xmlns:m="http://schemas.openxmlformats.org/officeDocument/2006/math" xmlns:v="urn:schemas-microsoft-com:vml" xmlns:wp14="http://schemas.microsoft.com/office/word/2010/wordprocessingDrawing" xmlns:wp="http://schemas.openxmlformats.org/drawingml/2006/wordprocessingDrawing" xmlns:w10="urn:schemas-microsoft-com:office:word" xmlns:w="http://schemas.openxmlformats.org/wordprocessingml/2006/main" xmlns:w14="http://schemas.microsoft.com/office/word/2010/wordml" xmlns:w15="http://schemas.microsoft.com/office/word/2012/wordml" xmlns:wpg="http://schemas.microsoft.com/office/word/2010/wordprocessingGroup" xmlns:wpi="http://schemas.microsoft.com/office/word/2010/wordprocessingInk" xmlns:wne="http://schemas.microsoft.com/office/word/2006/wordml" xmlns:wps="http://schemas.microsoft.com/office/word/2010/wordprocessingShape" mc:Ignorable="w14 w15 wp14">
+<w:document xmlns:wpc="http://schemas.microsoft.com/office/word/2010/wordprocessingCanvas" xmlns:cx="http://schemas.microsoft.com/office/drawing/2014/chartex" xmlns:cx1="http://schemas.microsoft.com/office/drawing/2015/9/8/chartex" xmlns:cx2="http://schemas.microsoft.com/office/drawing/2015/10/21/chartex" xmlns:cx3="http://schemas.microsoft.com/office/drawing/2016/5/9/chartex" xmlns:cx4="http://schemas.microsoft.com/office/drawing/2016/5/10/chartex" xmlns:cx5="http://schemas.microsoft.com/office/drawing/2016/5/11/chartex" xmlns:cx6="http://schemas.microsoft.com/office/drawing/2016/5/12/chartex" xmlns:cx7="http://schemas.microsoft.com/office/drawing/2016/5/13/chartex" xmlns:cx8="http://schemas.microsoft.com/office/drawing/2016/5/14/chartex" xmlns:mc="http://schemas.openxmlformats.org/markup-compatibility/2006" xmlns:aink="http://schemas.microsoft.com/office/drawing/2016/ink" xmlns:am3d="http://schemas.microsoft.com/office/drawing/2017/model3d" xmlns:o="urn:schemas-microsoft-com:office:office" xmlns:oel="http://schemas.microsoft.com/office/2019/extlst" xmlns:r="http://schemas.openxmlformats.org/officeDocument/2006/relationships" xmlns:m="http://schemas.openxmlformats.org/officeDocument/2006/math" xmlns:v="urn:schemas-microsoft-com:vml" xmlns:wp14="http://schemas.microsoft.com/office/word/2010/wordprocessingDrawing" xmlns:wp="http://schemas.openxmlformats.org/drawingml/2006/wordprocessingDrawing" xmlns:w10="urn:schemas-microsoft-com:office:word" xmlns:w="http://schemas.openxmlformats.org/wordprocessingml/2006/main" xmlns:w14="http://schemas.microsoft.com/office/word/2010/wordml" xmlns:w15="http://schemas.microsoft.com/office/word/2012/wordml" xmlns:w16cex="http://schemas.microsoft.com/office/word/2018/wordml/cex" xmlns:w16cid="http://schemas.microsoft.com/office/word/2016/wordml/cid" xmlns:w16="http://schemas.microsoft.com/office/word/2018/wordml" xmlns:w16du="http://schemas.microsoft.com/office/word/2023/wordml/word16du" xmlns:w16sdtdh="http://schemas.microsoft.com/office/word/2020/wordml/sdtdatahash" xmlns:w16sdtfl="http://schemas.microsoft.com/office/word/2024/wordml/sdtformatlock" xmlns:w16se="http://schemas.microsoft.com/office/word/2015/wordml/symex" xmlns:wpg="http://schemas.microsoft.com/office/word/2010/wordprocessingGroup" xmlns:wpi="http://schemas.microsoft.com/office/word/2010/wordprocessingInk" xmlns:wne="http://schemas.microsoft.com/office/word/2006/wordml" xmlns:wps="http://schemas.microsoft.com/office/word/2010/wordprocessingShape" mc:Ignorable="w14 w15 w16se w16cid w16 w16cex w16sdtdh w16sdtfl w16du wp14">
   <w:body>
     <w:p>
       <w:pPr>
@@ -64,10 +64,8 @@
           <w:b/>
           <w:sz w:val="24"/>
         </w:rPr>
-        <w:t>4</w:t>
+        <w:t>5</w:t>
       </w:r>
-      <w:bookmarkStart w:id="0" w:name="_GoBack"/>
-      <w:bookmarkEnd w:id="0"/>
     </w:p>
     <w:p>
       <w:pPr>
@@ -146,21 +144,7 @@
         <w:rPr>
           <w:szCs w:val="24"/>
         </w:rPr>
-        <w:t xml:space="preserve"> depois que o </w:t>
-      </w:r>
-      <w:proofErr w:type="spellStart"/>
-      <w:r>
-        <w:rPr>
-          <w:szCs w:val="24"/>
-        </w:rPr>
-        <w:t>dendrograma</w:t>
-      </w:r>
-      <w:proofErr w:type="spellEnd"/>
-      <w:r>
-        <w:rPr>
-          <w:szCs w:val="24"/>
-        </w:rPr>
-        <w:t xml:space="preserve"> for obtido, ao passo que, no agrupamento não hierárquicos esta definição é feita </w:t>
+        <w:t xml:space="preserve"> depois que o dendrograma for obtido, ao passo que, no agrupamento não hierárquicos esta definição é feita </w:t>
       </w:r>
       <w:r>
         <w:rPr>
@@ -223,21 +207,7 @@
         <w:rPr>
           <w:szCs w:val="24"/>
         </w:rPr>
-        <w:t xml:space="preserve"> produzem </w:t>
-      </w:r>
-      <w:proofErr w:type="spellStart"/>
-      <w:r>
-        <w:rPr>
-          <w:szCs w:val="24"/>
-        </w:rPr>
-        <w:t>dendrogramas</w:t>
-      </w:r>
-      <w:proofErr w:type="spellEnd"/>
-      <w:r>
-        <w:rPr>
-          <w:szCs w:val="24"/>
-        </w:rPr>
-        <w:t xml:space="preserve"> semelhantes independente</w:t>
+        <w:t xml:space="preserve"> produzem dendrogramas semelhantes independente</w:t>
       </w:r>
       <w:r>
         <w:rPr>
@@ -274,7 +244,6 @@
         </w:rPr>
         <w:t xml:space="preserve">A partir da tabela abaixo, utilizando as técnicas de agrupamento hierárquico e não-hierárquico, tente descobrir quantos grupos aparentemente distintos existem nestes dados. Normalize os dados entre 0 e 1(função </w:t>
       </w:r>
-      <w:proofErr w:type="spellStart"/>
       <w:r>
         <w:rPr>
           <w:i/>
@@ -282,7 +251,6 @@
         </w:rPr>
         <w:t>scale</w:t>
       </w:r>
-      <w:proofErr w:type="spellEnd"/>
       <w:r>
         <w:rPr>
           <w:i/>
@@ -296,7 +264,6 @@
         </w:rPr>
         <w:t xml:space="preserve">do R) antes de proceder o cálculo da matriz de distância euclidiana entre os pontos (função </w:t>
       </w:r>
-      <w:proofErr w:type="spellStart"/>
       <w:r>
         <w:rPr>
           <w:i/>
@@ -304,7 +271,6 @@
         </w:rPr>
         <w:t>dist</w:t>
       </w:r>
-      <w:proofErr w:type="spellEnd"/>
       <w:r>
         <w:rPr>
           <w:i/>
@@ -316,23 +282,8 @@
         <w:rPr>
           <w:szCs w:val="24"/>
         </w:rPr>
-        <w:t xml:space="preserve">do R). Apresente o </w:t>
+        <w:t xml:space="preserve">do R). Apresente o dendrograma baseado no método de ligação completo (função </w:t>
       </w:r>
-      <w:proofErr w:type="spellStart"/>
-      <w:r>
-        <w:rPr>
-          <w:szCs w:val="24"/>
-        </w:rPr>
-        <w:t>dendrograma</w:t>
-      </w:r>
-      <w:proofErr w:type="spellEnd"/>
-      <w:r>
-        <w:rPr>
-          <w:szCs w:val="24"/>
-        </w:rPr>
-        <w:t xml:space="preserve"> baseado no método de ligação completo (função </w:t>
-      </w:r>
-      <w:proofErr w:type="spellStart"/>
       <w:r>
         <w:rPr>
           <w:i/>
@@ -340,14 +291,12 @@
         </w:rPr>
         <w:t>hclust</w:t>
       </w:r>
-      <w:proofErr w:type="spellEnd"/>
       <w:r>
         <w:rPr>
           <w:szCs w:val="24"/>
         </w:rPr>
         <w:t xml:space="preserve"> do R) e defina o número de grupos desejado (função </w:t>
       </w:r>
-      <w:proofErr w:type="spellStart"/>
       <w:r>
         <w:rPr>
           <w:i/>
@@ -355,7 +304,6 @@
         </w:rPr>
         <w:t>cutree</w:t>
       </w:r>
-      <w:proofErr w:type="spellEnd"/>
       <w:r>
         <w:rPr>
           <w:szCs w:val="24"/>
@@ -372,21 +320,7 @@
         <w:rPr>
           <w:szCs w:val="24"/>
         </w:rPr>
-        <w:t xml:space="preserve"> técnicas de </w:t>
-      </w:r>
-      <w:proofErr w:type="gramStart"/>
-      <w:r>
-        <w:rPr>
-          <w:szCs w:val="24"/>
-        </w:rPr>
-        <w:t>agrupamento</w:t>
-      </w:r>
-      <w:proofErr w:type="gramEnd"/>
-      <w:r>
-        <w:rPr>
-          <w:szCs w:val="24"/>
-        </w:rPr>
-        <w:t xml:space="preserve"> parecem concordar entre si?</w:t>
+        <w:t xml:space="preserve"> técnicas de agrupamento parecem concordar entre si?</w:t>
       </w:r>
     </w:p>
     <w:p>
@@ -461,7 +395,6 @@
         </w:rPr>
         <w:tab/>
       </w:r>
-      <w:proofErr w:type="gramStart"/>
       <w:r>
         <w:rPr>
           <w:szCs w:val="24"/>
@@ -469,7 +402,6 @@
         </w:rPr>
         <w:t>data</w:t>
       </w:r>
-      <w:proofErr w:type="gramEnd"/>
       <w:r>
         <w:rPr>
           <w:szCs w:val="24"/>
@@ -477,7 +409,7 @@
         </w:rPr>
         <w:t xml:space="preserve"> &lt;- </w:t>
       </w:r>
-      <w:proofErr w:type="spellStart"/>
+      <w:proofErr w:type="gramStart"/>
       <w:r>
         <w:rPr>
           <w:szCs w:val="24"/>
@@ -485,7 +417,7 @@
         </w:rPr>
         <w:t>read.table</w:t>
       </w:r>
-      <w:proofErr w:type="spellEnd"/>
+      <w:proofErr w:type="gramEnd"/>
       <w:r>
         <w:rPr>
           <w:szCs w:val="24"/>
@@ -505,23 +437,7 @@
           <w:szCs w:val="24"/>
           <w:lang w:val="en-US"/>
         </w:rPr>
-        <w:t xml:space="preserve">=T, </w:t>
-      </w:r>
-      <w:proofErr w:type="spellStart"/>
-      <w:r>
-        <w:rPr>
-          <w:szCs w:val="24"/>
-          <w:lang w:val="en-US"/>
-        </w:rPr>
-        <w:t>dec</w:t>
-      </w:r>
-      <w:proofErr w:type="spellEnd"/>
-      <w:r>
-        <w:rPr>
-          <w:szCs w:val="24"/>
-          <w:lang w:val="en-US"/>
-        </w:rPr>
-        <w:t>=",")</w:t>
+        <w:t>=T, dec=",")</w:t>
       </w:r>
     </w:p>
     <w:p>
@@ -4430,7 +4346,7 @@
 </file>
 
 <file path=word/numbering.xml><?xml version="1.0" encoding="utf-8"?>
-<w:numbering xmlns:wpc="http://schemas.microsoft.com/office/word/2010/wordprocessingCanvas" xmlns:mc="http://schemas.openxmlformats.org/markup-compatibility/2006" xmlns:o="urn:schemas-microsoft-com:office:office" xmlns:r="http://schemas.openxmlformats.org/officeDocument/2006/relationships" xmlns:m="http://schemas.openxmlformats.org/officeDocument/2006/math" xmlns:v="urn:schemas-microsoft-com:vml" xmlns:wp14="http://schemas.microsoft.com/office/word/2010/wordprocessingDrawing" xmlns:wp="http://schemas.openxmlformats.org/drawingml/2006/wordprocessingDrawing" xmlns:w10="urn:schemas-microsoft-com:office:word" xmlns:w="http://schemas.openxmlformats.org/wordprocessingml/2006/main" xmlns:w14="http://schemas.microsoft.com/office/word/2010/wordml" xmlns:w15="http://schemas.microsoft.com/office/word/2012/wordml" xmlns:wpg="http://schemas.microsoft.com/office/word/2010/wordprocessingGroup" xmlns:wpi="http://schemas.microsoft.com/office/word/2010/wordprocessingInk" xmlns:wne="http://schemas.microsoft.com/office/word/2006/wordml" xmlns:wps="http://schemas.microsoft.com/office/word/2010/wordprocessingShape" mc:Ignorable="w14 w15 wp14">
+<w:numbering xmlns:wpc="http://schemas.microsoft.com/office/word/2010/wordprocessingCanvas" xmlns:cx="http://schemas.microsoft.com/office/drawing/2014/chartex" xmlns:cx1="http://schemas.microsoft.com/office/drawing/2015/9/8/chartex" xmlns:cx2="http://schemas.microsoft.com/office/drawing/2015/10/21/chartex" xmlns:cx3="http://schemas.microsoft.com/office/drawing/2016/5/9/chartex" xmlns:cx4="http://schemas.microsoft.com/office/drawing/2016/5/10/chartex" xmlns:cx5="http://schemas.microsoft.com/office/drawing/2016/5/11/chartex" xmlns:cx6="http://schemas.microsoft.com/office/drawing/2016/5/12/chartex" xmlns:cx7="http://schemas.microsoft.com/office/drawing/2016/5/13/chartex" xmlns:cx8="http://schemas.microsoft.com/office/drawing/2016/5/14/chartex" xmlns:mc="http://schemas.openxmlformats.org/markup-compatibility/2006" xmlns:aink="http://schemas.microsoft.com/office/drawing/2016/ink" xmlns:am3d="http://schemas.microsoft.com/office/drawing/2017/model3d" xmlns:o="urn:schemas-microsoft-com:office:office" xmlns:oel="http://schemas.microsoft.com/office/2019/extlst" xmlns:r="http://schemas.openxmlformats.org/officeDocument/2006/relationships" xmlns:m="http://schemas.openxmlformats.org/officeDocument/2006/math" xmlns:v="urn:schemas-microsoft-com:vml" xmlns:wp14="http://schemas.microsoft.com/office/word/2010/wordprocessingDrawing" xmlns:wp="http://schemas.openxmlformats.org/drawingml/2006/wordprocessingDrawing" xmlns:w10="urn:schemas-microsoft-com:office:word" xmlns:w="http://schemas.openxmlformats.org/wordprocessingml/2006/main" xmlns:w14="http://schemas.microsoft.com/office/word/2010/wordml" xmlns:w15="http://schemas.microsoft.com/office/word/2012/wordml" xmlns:w16cex="http://schemas.microsoft.com/office/word/2018/wordml/cex" xmlns:w16cid="http://schemas.microsoft.com/office/word/2016/wordml/cid" xmlns:w16="http://schemas.microsoft.com/office/word/2018/wordml" xmlns:w16du="http://schemas.microsoft.com/office/word/2023/wordml/word16du" xmlns:w16sdtdh="http://schemas.microsoft.com/office/word/2020/wordml/sdtdatahash" xmlns:w16sdtfl="http://schemas.microsoft.com/office/word/2024/wordml/sdtformatlock" xmlns:w16se="http://schemas.microsoft.com/office/word/2015/wordml/symex" xmlns:wpg="http://schemas.microsoft.com/office/word/2010/wordprocessingGroup" xmlns:wpi="http://schemas.microsoft.com/office/word/2010/wordprocessingInk" xmlns:wne="http://schemas.microsoft.com/office/word/2006/wordml" xmlns:wps="http://schemas.microsoft.com/office/word/2010/wordprocessingShape" mc:Ignorable="w14 w15 w16se w16cid w16 w16cex w16sdtdh w16sdtfl w16du wp14">
   <w:abstractNum w:abstractNumId="0" w15:restartNumberingAfterBreak="0">
     <w:nsid w:val="050C42CB"/>
     <w:multiLevelType w:val="hybridMultilevel"/>
@@ -5618,59 +5534,59 @@
       </w:pPr>
     </w:lvl>
   </w:abstractNum>
-  <w:num w:numId="1">
+  <w:num w:numId="1" w16cid:durableId="1464621253">
     <w:abstractNumId w:val="9"/>
   </w:num>
-  <w:num w:numId="2">
+  <w:num w:numId="2" w16cid:durableId="1352801744">
     <w:abstractNumId w:val="5"/>
   </w:num>
-  <w:num w:numId="3">
+  <w:num w:numId="3" w16cid:durableId="1698459921">
     <w:abstractNumId w:val="7"/>
   </w:num>
-  <w:num w:numId="4">
+  <w:num w:numId="4" w16cid:durableId="717822284">
     <w:abstractNumId w:val="8"/>
   </w:num>
-  <w:num w:numId="5">
+  <w:num w:numId="5" w16cid:durableId="848374699">
     <w:abstractNumId w:val="14"/>
   </w:num>
-  <w:num w:numId="6">
+  <w:num w:numId="6" w16cid:durableId="867987913">
     <w:abstractNumId w:val="12"/>
   </w:num>
-  <w:num w:numId="7">
+  <w:num w:numId="7" w16cid:durableId="791440263">
     <w:abstractNumId w:val="3"/>
   </w:num>
-  <w:num w:numId="8">
+  <w:num w:numId="8" w16cid:durableId="1846090814">
     <w:abstractNumId w:val="0"/>
   </w:num>
-  <w:num w:numId="9">
+  <w:num w:numId="9" w16cid:durableId="657078487">
     <w:abstractNumId w:val="2"/>
   </w:num>
-  <w:num w:numId="10">
+  <w:num w:numId="10" w16cid:durableId="355035936">
     <w:abstractNumId w:val="15"/>
   </w:num>
-  <w:num w:numId="11">
+  <w:num w:numId="11" w16cid:durableId="962421496">
     <w:abstractNumId w:val="11"/>
   </w:num>
-  <w:num w:numId="12">
+  <w:num w:numId="12" w16cid:durableId="1856728920">
     <w:abstractNumId w:val="4"/>
   </w:num>
-  <w:num w:numId="13">
+  <w:num w:numId="13" w16cid:durableId="1789929370">
     <w:abstractNumId w:val="1"/>
   </w:num>
-  <w:num w:numId="14">
+  <w:num w:numId="14" w16cid:durableId="1955406561">
     <w:abstractNumId w:val="10"/>
   </w:num>
-  <w:num w:numId="15">
+  <w:num w:numId="15" w16cid:durableId="248854692">
     <w:abstractNumId w:val="6"/>
   </w:num>
-  <w:num w:numId="16">
+  <w:num w:numId="16" w16cid:durableId="755437613">
     <w:abstractNumId w:val="13"/>
   </w:num>
 </w:numbering>
 </file>
 
 <file path=word/styles.xml><?xml version="1.0" encoding="utf-8"?>
-<w:styles xmlns:mc="http://schemas.openxmlformats.org/markup-compatibility/2006" xmlns:r="http://schemas.openxmlformats.org/officeDocument/2006/relationships" xmlns:w="http://schemas.openxmlformats.org/wordprocessingml/2006/main" xmlns:w14="http://schemas.microsoft.com/office/word/2010/wordml" xmlns:w15="http://schemas.microsoft.com/office/word/2012/wordml" mc:Ignorable="w14 w15">
+<w:styles xmlns:mc="http://schemas.openxmlformats.org/markup-compatibility/2006" xmlns:r="http://schemas.openxmlformats.org/officeDocument/2006/relationships" xmlns:w="http://schemas.openxmlformats.org/wordprocessingml/2006/main" xmlns:w14="http://schemas.microsoft.com/office/word/2010/wordml" xmlns:w15="http://schemas.microsoft.com/office/word/2012/wordml" xmlns:w16cex="http://schemas.microsoft.com/office/word/2018/wordml/cex" xmlns:w16cid="http://schemas.microsoft.com/office/word/2016/wordml/cid" xmlns:w16="http://schemas.microsoft.com/office/word/2018/wordml" xmlns:w16du="http://schemas.microsoft.com/office/word/2023/wordml/word16du" xmlns:w16sdtdh="http://schemas.microsoft.com/office/word/2020/wordml/sdtdatahash" xmlns:w16sdtfl="http://schemas.microsoft.com/office/word/2024/wordml/sdtformatlock" xmlns:w16se="http://schemas.microsoft.com/office/word/2015/wordml/symex" mc:Ignorable="w14 w15 w16se w16cid w16 w16cex w16sdtdh w16sdtfl w16du">
   <w:docDefaults>
     <w:rPrDefault>
       <w:rPr>
@@ -5680,7 +5596,7 @@
     </w:rPrDefault>
     <w:pPrDefault/>
   </w:docDefaults>
-  <w:latentStyles w:defLockedState="0" w:defUIPriority="0" w:defSemiHidden="0" w:defUnhideWhenUsed="0" w:defQFormat="0" w:count="371">
+  <w:latentStyles w:defLockedState="0" w:defUIPriority="0" w:defSemiHidden="0" w:defUnhideWhenUsed="0" w:defQFormat="0" w:count="376">
     <w:lsdException w:name="Normal" w:qFormat="1"/>
     <w:lsdException w:name="heading 1" w:qFormat="1"/>
     <w:lsdException w:name="heading 2" w:semiHidden="1" w:unhideWhenUsed="1" w:qFormat="1"/>
@@ -6045,6 +5961,11 @@
     <w:lsdException w:name="List Table 5 Dark Accent 6" w:uiPriority="50"/>
     <w:lsdException w:name="List Table 6 Colorful Accent 6" w:uiPriority="51"/>
     <w:lsdException w:name="List Table 7 Colorful Accent 6" w:uiPriority="52"/>
+    <w:lsdException w:name="Mention" w:semiHidden="1" w:uiPriority="99" w:unhideWhenUsed="1"/>
+    <w:lsdException w:name="Smart Hyperlink" w:semiHidden="1" w:uiPriority="99" w:unhideWhenUsed="1"/>
+    <w:lsdException w:name="Hashtag" w:semiHidden="1" w:uiPriority="99" w:unhideWhenUsed="1"/>
+    <w:lsdException w:name="Unresolved Mention" w:semiHidden="1" w:uiPriority="99" w:unhideWhenUsed="1"/>
+    <w:lsdException w:name="Smart Link" w:semiHidden="1" w:uiPriority="99" w:unhideWhenUsed="1"/>
   </w:latentStyles>
   <w:style w:type="paragraph" w:default="1" w:styleId="Normal">
     <w:name w:val="Normal"/>

--- a/exerc/lista12.docx
+++ b/exerc/lista12.docx
@@ -64,7 +64,7 @@
           <w:b/>
           <w:sz w:val="24"/>
         </w:rPr>
-        <w:t>5</w:t>
+        <w:t>6</w:t>
       </w:r>
     </w:p>
     <w:p>
@@ -92,7 +92,13 @@
         <w:rPr>
           <w:szCs w:val="24"/>
         </w:rPr>
-        <w:t>Comente cada uma das questões abaixo:</w:t>
+        <w:t>Responda</w:t>
+      </w:r>
+      <w:r>
+        <w:rPr>
+          <w:szCs w:val="24"/>
+        </w:rPr>
+        <w:t xml:space="preserve"> cada uma das questões abaixo:</w:t>
       </w:r>
     </w:p>
     <w:p>
@@ -111,7 +117,37 @@
         <w:rPr>
           <w:szCs w:val="24"/>
         </w:rPr>
-        <w:t>Técnicas de agrupamento podem ser utilizadas independentemente do tamanho da amostra utilizada;</w:t>
+        <w:t xml:space="preserve">Por que </w:t>
+      </w:r>
+      <w:r>
+        <w:rPr>
+          <w:szCs w:val="24"/>
+        </w:rPr>
+        <w:t xml:space="preserve">técnicas de agrupamento hierárquicos não são adequados quando </w:t>
+      </w:r>
+      <w:r>
+        <w:rPr>
+          <w:szCs w:val="24"/>
+        </w:rPr>
+        <w:t xml:space="preserve">se tem um conjunto de </w:t>
+      </w:r>
+      <w:r>
+        <w:rPr>
+          <w:szCs w:val="24"/>
+        </w:rPr>
+        <w:t>amostras</w:t>
+      </w:r>
+      <w:r>
+        <w:rPr>
+          <w:szCs w:val="24"/>
+        </w:rPr>
+        <w:t xml:space="preserve"> muito grande</w:t>
+      </w:r>
+      <w:r>
+        <w:rPr>
+          <w:szCs w:val="24"/>
+        </w:rPr>
+        <w:t>?</w:t>
       </w:r>
     </w:p>
     <w:p>
@@ -130,25 +166,18 @@
         <w:rPr>
           <w:szCs w:val="24"/>
         </w:rPr>
-        <w:t xml:space="preserve">Técnicas de agrupamento hierárquico são mais versáteis que as de agrupamento não hierárquico, pois no agrupamento hierárquico, a definição do número de grupos pode ser </w:t>
+        <w:t>N</w:t>
       </w:r>
-      <w:proofErr w:type="gramStart"/>
       <w:r>
         <w:rPr>
           <w:szCs w:val="24"/>
         </w:rPr>
-        <w:t>definido</w:t>
-      </w:r>
-      <w:proofErr w:type="gramEnd"/>
-      <w:r>
-        <w:rPr>
-          <w:szCs w:val="24"/>
-        </w:rPr>
-        <w:t xml:space="preserve"> depois que o dendrograma for obtido, ao passo que, no agrupamento não hierárquicos esta definição é feita </w:t>
+        <w:t xml:space="preserve">o agrupamento não hierárquico, o número de grupo é definido </w:t>
       </w:r>
       <w:r>
         <w:rPr>
           <w:i/>
+          <w:iCs/>
           <w:szCs w:val="24"/>
         </w:rPr>
         <w:t>a priori</w:t>
@@ -157,7 +186,49 @@
         <w:rPr>
           <w:szCs w:val="24"/>
         </w:rPr>
-        <w:t>.</w:t>
+        <w:t xml:space="preserve">. </w:t>
+      </w:r>
+      <w:r>
+        <w:rPr>
+          <w:szCs w:val="24"/>
+        </w:rPr>
+        <w:t xml:space="preserve">Como podemos </w:t>
+      </w:r>
+      <w:r>
+        <w:rPr>
+          <w:szCs w:val="24"/>
+        </w:rPr>
+        <w:t>determinar</w:t>
+      </w:r>
+      <w:r>
+        <w:rPr>
+          <w:szCs w:val="24"/>
+        </w:rPr>
+        <w:t xml:space="preserve"> </w:t>
+      </w:r>
+      <w:r>
+        <w:rPr>
+          <w:szCs w:val="24"/>
+        </w:rPr>
+        <w:t xml:space="preserve">qual valor </w:t>
+      </w:r>
+      <w:r>
+        <w:rPr>
+          <w:szCs w:val="24"/>
+        </w:rPr>
+        <w:t>é</w:t>
+      </w:r>
+      <w:r>
+        <w:rPr>
+          <w:szCs w:val="24"/>
+        </w:rPr>
+        <w:t xml:space="preserve"> </w:t>
+      </w:r>
+      <w:r>
+        <w:rPr>
+          <w:szCs w:val="24"/>
+        </w:rPr>
+        <w:t>adequado?</w:t>
       </w:r>
     </w:p>
     <w:p>
@@ -176,7 +247,37 @@
         <w:rPr>
           <w:szCs w:val="24"/>
         </w:rPr>
-        <w:t>Quando se trabalha com muitas variáveis de diferentes grandezas é imprescindível normalizá-las antes do cálculo da matriz de distância.</w:t>
+        <w:t>Em que casos é</w:t>
+      </w:r>
+      <w:r>
+        <w:rPr>
+          <w:szCs w:val="24"/>
+        </w:rPr>
+        <w:t xml:space="preserve"> imprescindível normaliz</w:t>
+      </w:r>
+      <w:r>
+        <w:rPr>
+          <w:szCs w:val="24"/>
+        </w:rPr>
+        <w:t>ar as variáveis</w:t>
+      </w:r>
+      <w:r>
+        <w:rPr>
+          <w:szCs w:val="24"/>
+        </w:rPr>
+        <w:t xml:space="preserve"> estudadas</w:t>
+      </w:r>
+      <w:r>
+        <w:rPr>
+          <w:szCs w:val="24"/>
+        </w:rPr>
+        <w:t xml:space="preserve"> antes do cálculo da matriz de distância</w:t>
+      </w:r>
+      <w:r>
+        <w:rPr>
+          <w:szCs w:val="24"/>
+        </w:rPr>
+        <w:t>?</w:t>
       </w:r>
     </w:p>
     <w:p>
@@ -195,7 +296,13 @@
         <w:rPr>
           <w:szCs w:val="24"/>
         </w:rPr>
-        <w:t xml:space="preserve">Técnicas de agrupamento </w:t>
+        <w:t>Por que diferentes métodos de ligação utilizados por t</w:t>
+      </w:r>
+      <w:r>
+        <w:rPr>
+          <w:szCs w:val="24"/>
+        </w:rPr>
+        <w:t xml:space="preserve">écnicas de agrupamento </w:t>
       </w:r>
       <w:r>
         <w:rPr>
@@ -207,19 +314,25 @@
         <w:rPr>
           <w:szCs w:val="24"/>
         </w:rPr>
-        <w:t xml:space="preserve"> produzem dendrogramas semelhantes independente</w:t>
+        <w:t xml:space="preserve"> produzem </w:t>
       </w:r>
       <w:r>
         <w:rPr>
           <w:szCs w:val="24"/>
         </w:rPr>
-        <w:t>mente</w:t>
+        <w:t xml:space="preserve">diferentes </w:t>
       </w:r>
       <w:r>
         <w:rPr>
           <w:szCs w:val="24"/>
         </w:rPr>
-        <w:t xml:space="preserve"> do método de ligação utilizado.</w:t>
+        <w:t>dendrogramas</w:t>
+      </w:r>
+      <w:r>
+        <w:rPr>
+          <w:szCs w:val="24"/>
+        </w:rPr>
+        <w:t>?</w:t>
       </w:r>
     </w:p>
     <w:p>
@@ -244,6 +357,7 @@
         </w:rPr>
         <w:t xml:space="preserve">A partir da tabela abaixo, utilizando as técnicas de agrupamento hierárquico e não-hierárquico, tente descobrir quantos grupos aparentemente distintos existem nestes dados. Normalize os dados entre 0 e 1(função </w:t>
       </w:r>
+      <w:proofErr w:type="spellStart"/>
       <w:r>
         <w:rPr>
           <w:i/>
@@ -251,6 +365,7 @@
         </w:rPr>
         <w:t>scale</w:t>
       </w:r>
+      <w:proofErr w:type="spellEnd"/>
       <w:r>
         <w:rPr>
           <w:i/>
@@ -264,6 +379,7 @@
         </w:rPr>
         <w:t xml:space="preserve">do R) antes de proceder o cálculo da matriz de distância euclidiana entre os pontos (função </w:t>
       </w:r>
+      <w:proofErr w:type="spellStart"/>
       <w:r>
         <w:rPr>
           <w:i/>
@@ -271,6 +387,7 @@
         </w:rPr>
         <w:t>dist</w:t>
       </w:r>
+      <w:proofErr w:type="spellEnd"/>
       <w:r>
         <w:rPr>
           <w:i/>
@@ -284,6 +401,7 @@
         </w:rPr>
         <w:t xml:space="preserve">do R). Apresente o dendrograma baseado no método de ligação completo (função </w:t>
       </w:r>
+      <w:proofErr w:type="spellStart"/>
       <w:r>
         <w:rPr>
           <w:i/>
@@ -291,12 +409,14 @@
         </w:rPr>
         <w:t>hclust</w:t>
       </w:r>
+      <w:proofErr w:type="spellEnd"/>
       <w:r>
         <w:rPr>
           <w:szCs w:val="24"/>
         </w:rPr>
         <w:t xml:space="preserve"> do R) e defina o número de grupos desejado (função </w:t>
       </w:r>
+      <w:proofErr w:type="spellStart"/>
       <w:r>
         <w:rPr>
           <w:i/>
@@ -304,6 +424,7 @@
         </w:rPr>
         <w:t>cutree</w:t>
       </w:r>
+      <w:proofErr w:type="spellEnd"/>
       <w:r>
         <w:rPr>
           <w:szCs w:val="24"/>
@@ -409,6 +530,7 @@
         </w:rPr>
         <w:t xml:space="preserve"> &lt;- </w:t>
       </w:r>
+      <w:proofErr w:type="spellStart"/>
       <w:proofErr w:type="gramStart"/>
       <w:r>
         <w:rPr>
@@ -417,6 +539,7 @@
         </w:rPr>
         <w:t>read.table</w:t>
       </w:r>
+      <w:proofErr w:type="spellEnd"/>
       <w:proofErr w:type="gramEnd"/>
       <w:r>
         <w:rPr>
@@ -458,8 +581,8 @@
     </w:p>
     <w:tbl>
       <w:tblPr>
-        <w:tblW w:w="1920" w:type="dxa"/>
-        <w:tblInd w:w="55" w:type="dxa"/>
+        <w:tblW w:w="2880" w:type="dxa"/>
+        <w:tblInd w:w="80" w:type="dxa"/>
         <w:tblCellMar>
           <w:left w:w="70" w:type="dxa"/>
           <w:right w:w="70" w:type="dxa"/>
@@ -469,23 +592,23 @@
       <w:tblGrid>
         <w:gridCol w:w="960"/>
         <w:gridCol w:w="960"/>
+        <w:gridCol w:w="960"/>
       </w:tblGrid>
       <w:tr>
         <w:trPr>
-          <w:trHeight w:val="255"/>
+          <w:trHeight w:val="227"/>
         </w:trPr>
         <w:tc>
           <w:tcPr>
             <w:tcW w:w="960" w:type="dxa"/>
             <w:tcBorders>
-              <w:top w:val="single" w:sz="4" w:space="0" w:color="auto"/>
-              <w:left w:val="single" w:sz="4" w:space="0" w:color="auto"/>
-              <w:bottom w:val="single" w:sz="4" w:space="0" w:color="auto"/>
-              <w:right w:val="single" w:sz="4" w:space="0" w:color="auto"/>
-            </w:tcBorders>
-            <w:shd w:val="clear" w:color="auto" w:fill="auto"/>
-            <w:noWrap/>
-            <w:vAlign w:val="bottom"/>
+              <w:top w:val="single" w:sz="8" w:space="0" w:color="auto"/>
+              <w:left w:val="single" w:sz="8" w:space="0" w:color="auto"/>
+              <w:bottom w:val="single" w:sz="8" w:space="0" w:color="auto"/>
+              <w:right w:val="single" w:sz="8" w:space="0" w:color="auto"/>
+            </w:tcBorders>
+            <w:noWrap/>
+            <w:vAlign w:val="center"/>
             <w:hideMark/>
           </w:tcPr>
           <w:p>
@@ -497,7 +620,7 @@
                 <w:bCs/>
                 <w:color w:val="000000"/>
                 <w:sz w:val="18"/>
-                <w:szCs w:val="22"/>
+                <w:szCs w:val="18"/>
               </w:rPr>
             </w:pPr>
             <w:r>
@@ -518,14 +641,13 @@
           <w:tcPr>
             <w:tcW w:w="960" w:type="dxa"/>
             <w:tcBorders>
-              <w:top w:val="single" w:sz="4" w:space="0" w:color="auto"/>
-              <w:left w:val="nil"/>
-              <w:bottom w:val="single" w:sz="4" w:space="0" w:color="auto"/>
-              <w:right w:val="single" w:sz="4" w:space="0" w:color="auto"/>
-            </w:tcBorders>
-            <w:shd w:val="clear" w:color="auto" w:fill="auto"/>
-            <w:noWrap/>
-            <w:vAlign w:val="bottom"/>
+              <w:top w:val="single" w:sz="8" w:space="0" w:color="auto"/>
+              <w:left w:val="nil"/>
+              <w:bottom w:val="single" w:sz="8" w:space="0" w:color="auto"/>
+              <w:right w:val="single" w:sz="8" w:space="0" w:color="auto"/>
+            </w:tcBorders>
+            <w:noWrap/>
+            <w:vAlign w:val="center"/>
             <w:hideMark/>
           </w:tcPr>
           <w:p>
@@ -537,7 +659,7 @@
                 <w:bCs/>
                 <w:color w:val="000000"/>
                 <w:sz w:val="18"/>
-                <w:szCs w:val="22"/>
+                <w:szCs w:val="18"/>
               </w:rPr>
             </w:pPr>
             <w:r>
@@ -549,3768 +671,5395 @@
                 <w:sz w:val="18"/>
                 <w:szCs w:val="22"/>
               </w:rPr>
-              <w:t>X</w:t>
-            </w:r>
-            <w:r>
+              <w:t>X2</w:t>
+            </w:r>
+          </w:p>
+        </w:tc>
+        <w:tc>
+          <w:tcPr>
+            <w:tcW w:w="960" w:type="dxa"/>
+            <w:tcBorders>
+              <w:top w:val="single" w:sz="8" w:space="0" w:color="auto"/>
+              <w:left w:val="nil"/>
+              <w:bottom w:val="single" w:sz="8" w:space="0" w:color="auto"/>
+              <w:right w:val="single" w:sz="8" w:space="0" w:color="auto"/>
+            </w:tcBorders>
+            <w:noWrap/>
+            <w:vAlign w:val="center"/>
+            <w:hideMark/>
+          </w:tcPr>
+          <w:p>
+            <w:pPr>
+              <w:jc w:val="center"/>
               <w:rPr>
                 <w:rFonts w:ascii="Calibri" w:hAnsi="Calibri" w:cs="Calibri"/>
                 <w:b/>
                 <w:bCs/>
                 <w:color w:val="000000"/>
                 <w:sz w:val="18"/>
-                <w:szCs w:val="22"/>
-              </w:rPr>
-              <w:t>2</w:t>
+                <w:szCs w:val="18"/>
+              </w:rPr>
+            </w:pPr>
+            <w:r>
+              <w:rPr>
+                <w:rFonts w:ascii="Calibri" w:hAnsi="Calibri" w:cs="Calibri"/>
+                <w:b/>
+                <w:bCs/>
+                <w:color w:val="000000"/>
+                <w:sz w:val="18"/>
+                <w:szCs w:val="18"/>
+              </w:rPr>
+              <w:t>X3</w:t>
             </w:r>
           </w:p>
         </w:tc>
       </w:tr>
       <w:tr>
         <w:trPr>
-          <w:trHeight w:val="255"/>
+          <w:trHeight w:val="227"/>
         </w:trPr>
         <w:tc>
           <w:tcPr>
             <w:tcW w:w="960" w:type="dxa"/>
             <w:tcBorders>
               <w:top w:val="nil"/>
-              <w:left w:val="single" w:sz="4" w:space="0" w:color="auto"/>
-              <w:bottom w:val="single" w:sz="4" w:space="0" w:color="auto"/>
-              <w:right w:val="single" w:sz="4" w:space="0" w:color="auto"/>
-            </w:tcBorders>
-            <w:shd w:val="clear" w:color="auto" w:fill="auto"/>
-            <w:noWrap/>
-            <w:vAlign w:val="bottom"/>
-            <w:hideMark/>
-          </w:tcPr>
-          <w:p>
-            <w:pPr>
-              <w:jc w:val="center"/>
+              <w:left w:val="single" w:sz="8" w:space="0" w:color="auto"/>
+              <w:bottom w:val="single" w:sz="8" w:space="0" w:color="auto"/>
+              <w:right w:val="single" w:sz="8" w:space="0" w:color="auto"/>
+            </w:tcBorders>
+            <w:noWrap/>
+            <w:vAlign w:val="center"/>
+            <w:hideMark/>
+          </w:tcPr>
+          <w:p>
+            <w:pPr>
+              <w:jc w:val="center"/>
+              <w:rPr>
+                <w:rFonts w:ascii="Calibri" w:hAnsi="Calibri" w:cs="Calibri"/>
+                <w:color w:val="000000"/>
+                <w:sz w:val="18"/>
+                <w:szCs w:val="18"/>
+              </w:rPr>
+            </w:pPr>
+            <w:r>
               <w:rPr>
                 <w:rFonts w:ascii="Calibri" w:hAnsi="Calibri" w:cs="Calibri"/>
                 <w:color w:val="000000"/>
                 <w:sz w:val="18"/>
                 <w:szCs w:val="22"/>
               </w:rPr>
-            </w:pPr>
-            <w:r>
-              <w:rPr>
-                <w:rFonts w:ascii="Calibri" w:hAnsi="Calibri" w:cs="Calibri"/>
-                <w:color w:val="000000"/>
-                <w:sz w:val="18"/>
-                <w:szCs w:val="22"/>
-              </w:rPr>
-              <w:t>5,6</w:t>
-            </w:r>
-          </w:p>
-        </w:tc>
-        <w:tc>
-          <w:tcPr>
-            <w:tcW w:w="960" w:type="dxa"/>
-            <w:tcBorders>
-              <w:top w:val="nil"/>
-              <w:left w:val="nil"/>
-              <w:bottom w:val="single" w:sz="4" w:space="0" w:color="auto"/>
-              <w:right w:val="single" w:sz="4" w:space="0" w:color="auto"/>
-            </w:tcBorders>
-            <w:shd w:val="clear" w:color="auto" w:fill="auto"/>
-            <w:noWrap/>
-            <w:vAlign w:val="bottom"/>
-            <w:hideMark/>
-          </w:tcPr>
-          <w:p>
-            <w:pPr>
-              <w:jc w:val="center"/>
-              <w:rPr>
-                <w:rFonts w:ascii="Calibri" w:hAnsi="Calibri" w:cs="Calibri"/>
-                <w:color w:val="000000"/>
-                <w:sz w:val="18"/>
-                <w:szCs w:val="22"/>
-              </w:rPr>
-            </w:pPr>
-            <w:r>
-              <w:rPr>
-                <w:rFonts w:ascii="Calibri" w:hAnsi="Calibri" w:cs="Calibri"/>
-                <w:color w:val="000000"/>
-                <w:sz w:val="18"/>
-                <w:szCs w:val="22"/>
-              </w:rPr>
-              <w:t>200,1</w:t>
+              <w:t>40,1</w:t>
+            </w:r>
+          </w:p>
+        </w:tc>
+        <w:tc>
+          <w:tcPr>
+            <w:tcW w:w="960" w:type="dxa"/>
+            <w:tcBorders>
+              <w:top w:val="nil"/>
+              <w:left w:val="nil"/>
+              <w:bottom w:val="single" w:sz="8" w:space="0" w:color="auto"/>
+              <w:right w:val="single" w:sz="8" w:space="0" w:color="auto"/>
+            </w:tcBorders>
+            <w:noWrap/>
+            <w:vAlign w:val="center"/>
+            <w:hideMark/>
+          </w:tcPr>
+          <w:p>
+            <w:pPr>
+              <w:jc w:val="center"/>
+              <w:rPr>
+                <w:rFonts w:ascii="Calibri" w:hAnsi="Calibri" w:cs="Calibri"/>
+                <w:color w:val="000000"/>
+                <w:sz w:val="18"/>
+                <w:szCs w:val="18"/>
+              </w:rPr>
+            </w:pPr>
+            <w:r>
+              <w:rPr>
+                <w:rFonts w:ascii="Calibri" w:hAnsi="Calibri" w:cs="Calibri"/>
+                <w:color w:val="000000"/>
+                <w:sz w:val="18"/>
+                <w:szCs w:val="18"/>
+              </w:rPr>
+              <w:t>2003,7</w:t>
+            </w:r>
+          </w:p>
+        </w:tc>
+        <w:tc>
+          <w:tcPr>
+            <w:tcW w:w="960" w:type="dxa"/>
+            <w:tcBorders>
+              <w:top w:val="nil"/>
+              <w:left w:val="nil"/>
+              <w:bottom w:val="single" w:sz="8" w:space="0" w:color="auto"/>
+              <w:right w:val="single" w:sz="8" w:space="0" w:color="auto"/>
+            </w:tcBorders>
+            <w:noWrap/>
+            <w:vAlign w:val="center"/>
+            <w:hideMark/>
+          </w:tcPr>
+          <w:p>
+            <w:pPr>
+              <w:jc w:val="center"/>
+              <w:rPr>
+                <w:rFonts w:ascii="Calibri" w:hAnsi="Calibri" w:cs="Calibri"/>
+                <w:color w:val="000000"/>
+                <w:sz w:val="18"/>
+                <w:szCs w:val="18"/>
+              </w:rPr>
+            </w:pPr>
+            <w:r>
+              <w:rPr>
+                <w:rFonts w:ascii="Calibri" w:hAnsi="Calibri" w:cs="Calibri"/>
+                <w:color w:val="000000"/>
+                <w:sz w:val="18"/>
+                <w:szCs w:val="18"/>
+              </w:rPr>
+              <w:t>1,00</w:t>
             </w:r>
           </w:p>
         </w:tc>
       </w:tr>
       <w:tr>
         <w:trPr>
-          <w:trHeight w:val="255"/>
+          <w:trHeight w:val="227"/>
         </w:trPr>
         <w:tc>
           <w:tcPr>
             <w:tcW w:w="960" w:type="dxa"/>
             <w:tcBorders>
               <w:top w:val="nil"/>
-              <w:left w:val="single" w:sz="4" w:space="0" w:color="auto"/>
-              <w:bottom w:val="single" w:sz="4" w:space="0" w:color="auto"/>
-              <w:right w:val="single" w:sz="4" w:space="0" w:color="auto"/>
-            </w:tcBorders>
-            <w:shd w:val="clear" w:color="auto" w:fill="auto"/>
-            <w:noWrap/>
-            <w:vAlign w:val="bottom"/>
-            <w:hideMark/>
-          </w:tcPr>
-          <w:p>
-            <w:pPr>
-              <w:jc w:val="center"/>
+              <w:left w:val="single" w:sz="8" w:space="0" w:color="auto"/>
+              <w:bottom w:val="single" w:sz="8" w:space="0" w:color="auto"/>
+              <w:right w:val="single" w:sz="8" w:space="0" w:color="auto"/>
+            </w:tcBorders>
+            <w:noWrap/>
+            <w:vAlign w:val="center"/>
+            <w:hideMark/>
+          </w:tcPr>
+          <w:p>
+            <w:pPr>
+              <w:jc w:val="center"/>
+              <w:rPr>
+                <w:rFonts w:ascii="Calibri" w:hAnsi="Calibri" w:cs="Calibri"/>
+                <w:color w:val="000000"/>
+                <w:sz w:val="18"/>
+                <w:szCs w:val="18"/>
+              </w:rPr>
+            </w:pPr>
+            <w:r>
               <w:rPr>
                 <w:rFonts w:ascii="Calibri" w:hAnsi="Calibri" w:cs="Calibri"/>
                 <w:color w:val="000000"/>
                 <w:sz w:val="18"/>
                 <w:szCs w:val="22"/>
               </w:rPr>
-            </w:pPr>
-            <w:r>
-              <w:rPr>
-                <w:rFonts w:ascii="Calibri" w:hAnsi="Calibri" w:cs="Calibri"/>
-                <w:color w:val="000000"/>
-                <w:sz w:val="18"/>
-                <w:szCs w:val="22"/>
-              </w:rPr>
-              <w:t>5,6</w:t>
-            </w:r>
-          </w:p>
-        </w:tc>
-        <w:tc>
-          <w:tcPr>
-            <w:tcW w:w="960" w:type="dxa"/>
-            <w:tcBorders>
-              <w:top w:val="nil"/>
-              <w:left w:val="nil"/>
-              <w:bottom w:val="single" w:sz="4" w:space="0" w:color="auto"/>
-              <w:right w:val="single" w:sz="4" w:space="0" w:color="auto"/>
-            </w:tcBorders>
-            <w:shd w:val="clear" w:color="auto" w:fill="auto"/>
-            <w:noWrap/>
-            <w:vAlign w:val="bottom"/>
-            <w:hideMark/>
-          </w:tcPr>
-          <w:p>
-            <w:pPr>
-              <w:jc w:val="center"/>
-              <w:rPr>
-                <w:rFonts w:ascii="Calibri" w:hAnsi="Calibri" w:cs="Calibri"/>
-                <w:color w:val="000000"/>
-                <w:sz w:val="18"/>
-                <w:szCs w:val="22"/>
-              </w:rPr>
-            </w:pPr>
-            <w:r>
-              <w:rPr>
-                <w:rFonts w:ascii="Calibri" w:hAnsi="Calibri" w:cs="Calibri"/>
-                <w:color w:val="000000"/>
-                <w:sz w:val="18"/>
-                <w:szCs w:val="22"/>
-              </w:rPr>
-              <w:t>206,5</w:t>
+              <w:t>40,6</w:t>
+            </w:r>
+          </w:p>
+        </w:tc>
+        <w:tc>
+          <w:tcPr>
+            <w:tcW w:w="960" w:type="dxa"/>
+            <w:tcBorders>
+              <w:top w:val="nil"/>
+              <w:left w:val="nil"/>
+              <w:bottom w:val="single" w:sz="8" w:space="0" w:color="auto"/>
+              <w:right w:val="single" w:sz="8" w:space="0" w:color="auto"/>
+            </w:tcBorders>
+            <w:noWrap/>
+            <w:vAlign w:val="center"/>
+            <w:hideMark/>
+          </w:tcPr>
+          <w:p>
+            <w:pPr>
+              <w:jc w:val="center"/>
+              <w:rPr>
+                <w:rFonts w:ascii="Calibri" w:hAnsi="Calibri" w:cs="Calibri"/>
+                <w:color w:val="000000"/>
+                <w:sz w:val="18"/>
+                <w:szCs w:val="18"/>
+              </w:rPr>
+            </w:pPr>
+            <w:r>
+              <w:rPr>
+                <w:rFonts w:ascii="Calibri" w:hAnsi="Calibri" w:cs="Calibri"/>
+                <w:color w:val="000000"/>
+                <w:sz w:val="18"/>
+                <w:szCs w:val="18"/>
+              </w:rPr>
+              <w:t>2069,5</w:t>
+            </w:r>
+          </w:p>
+        </w:tc>
+        <w:tc>
+          <w:tcPr>
+            <w:tcW w:w="960" w:type="dxa"/>
+            <w:tcBorders>
+              <w:top w:val="nil"/>
+              <w:left w:val="nil"/>
+              <w:bottom w:val="single" w:sz="8" w:space="0" w:color="auto"/>
+              <w:right w:val="single" w:sz="8" w:space="0" w:color="auto"/>
+            </w:tcBorders>
+            <w:noWrap/>
+            <w:vAlign w:val="center"/>
+            <w:hideMark/>
+          </w:tcPr>
+          <w:p>
+            <w:pPr>
+              <w:jc w:val="center"/>
+              <w:rPr>
+                <w:rFonts w:ascii="Calibri" w:hAnsi="Calibri" w:cs="Calibri"/>
+                <w:color w:val="000000"/>
+                <w:sz w:val="18"/>
+                <w:szCs w:val="18"/>
+              </w:rPr>
+            </w:pPr>
+            <w:r>
+              <w:rPr>
+                <w:rFonts w:ascii="Calibri" w:hAnsi="Calibri" w:cs="Calibri"/>
+                <w:color w:val="000000"/>
+                <w:sz w:val="18"/>
+                <w:szCs w:val="18"/>
+              </w:rPr>
+              <w:t>1,42</w:t>
             </w:r>
           </w:p>
         </w:tc>
       </w:tr>
       <w:tr>
         <w:trPr>
-          <w:trHeight w:val="255"/>
+          <w:trHeight w:val="227"/>
         </w:trPr>
         <w:tc>
           <w:tcPr>
             <w:tcW w:w="960" w:type="dxa"/>
             <w:tcBorders>
               <w:top w:val="nil"/>
-              <w:left w:val="single" w:sz="4" w:space="0" w:color="auto"/>
-              <w:bottom w:val="single" w:sz="4" w:space="0" w:color="auto"/>
-              <w:right w:val="single" w:sz="4" w:space="0" w:color="auto"/>
-            </w:tcBorders>
-            <w:shd w:val="clear" w:color="auto" w:fill="auto"/>
-            <w:noWrap/>
-            <w:vAlign w:val="bottom"/>
-            <w:hideMark/>
-          </w:tcPr>
-          <w:p>
-            <w:pPr>
-              <w:jc w:val="center"/>
+              <w:left w:val="single" w:sz="8" w:space="0" w:color="auto"/>
+              <w:bottom w:val="single" w:sz="8" w:space="0" w:color="auto"/>
+              <w:right w:val="single" w:sz="8" w:space="0" w:color="auto"/>
+            </w:tcBorders>
+            <w:noWrap/>
+            <w:vAlign w:val="center"/>
+            <w:hideMark/>
+          </w:tcPr>
+          <w:p>
+            <w:pPr>
+              <w:jc w:val="center"/>
+              <w:rPr>
+                <w:rFonts w:ascii="Calibri" w:hAnsi="Calibri" w:cs="Calibri"/>
+                <w:color w:val="000000"/>
+                <w:sz w:val="18"/>
+                <w:szCs w:val="18"/>
+              </w:rPr>
+            </w:pPr>
+            <w:r>
               <w:rPr>
                 <w:rFonts w:ascii="Calibri" w:hAnsi="Calibri" w:cs="Calibri"/>
                 <w:color w:val="000000"/>
                 <w:sz w:val="18"/>
                 <w:szCs w:val="22"/>
               </w:rPr>
-            </w:pPr>
-            <w:r>
-              <w:rPr>
-                <w:rFonts w:ascii="Calibri" w:hAnsi="Calibri" w:cs="Calibri"/>
-                <w:color w:val="000000"/>
-                <w:sz w:val="18"/>
-                <w:szCs w:val="22"/>
-              </w:rPr>
-              <w:t>6,1</w:t>
-            </w:r>
-          </w:p>
-        </w:tc>
-        <w:tc>
-          <w:tcPr>
-            <w:tcW w:w="960" w:type="dxa"/>
-            <w:tcBorders>
-              <w:top w:val="nil"/>
-              <w:left w:val="nil"/>
-              <w:bottom w:val="single" w:sz="4" w:space="0" w:color="auto"/>
-              <w:right w:val="single" w:sz="4" w:space="0" w:color="auto"/>
-            </w:tcBorders>
-            <w:shd w:val="clear" w:color="auto" w:fill="auto"/>
-            <w:noWrap/>
-            <w:vAlign w:val="bottom"/>
-            <w:hideMark/>
-          </w:tcPr>
-          <w:p>
-            <w:pPr>
-              <w:jc w:val="center"/>
-              <w:rPr>
-                <w:rFonts w:ascii="Calibri" w:hAnsi="Calibri" w:cs="Calibri"/>
-                <w:color w:val="000000"/>
-                <w:sz w:val="18"/>
-                <w:szCs w:val="22"/>
-              </w:rPr>
-            </w:pPr>
-            <w:r>
-              <w:rPr>
-                <w:rFonts w:ascii="Calibri" w:hAnsi="Calibri" w:cs="Calibri"/>
-                <w:color w:val="000000"/>
-                <w:sz w:val="18"/>
-                <w:szCs w:val="22"/>
-              </w:rPr>
-              <w:t>219,9</w:t>
+              <w:t>40,6</w:t>
+            </w:r>
+          </w:p>
+        </w:tc>
+        <w:tc>
+          <w:tcPr>
+            <w:tcW w:w="960" w:type="dxa"/>
+            <w:tcBorders>
+              <w:top w:val="nil"/>
+              <w:left w:val="nil"/>
+              <w:bottom w:val="single" w:sz="8" w:space="0" w:color="auto"/>
+              <w:right w:val="single" w:sz="8" w:space="0" w:color="auto"/>
+            </w:tcBorders>
+            <w:noWrap/>
+            <w:vAlign w:val="center"/>
+            <w:hideMark/>
+          </w:tcPr>
+          <w:p>
+            <w:pPr>
+              <w:jc w:val="center"/>
+              <w:rPr>
+                <w:rFonts w:ascii="Calibri" w:hAnsi="Calibri" w:cs="Calibri"/>
+                <w:color w:val="000000"/>
+                <w:sz w:val="18"/>
+                <w:szCs w:val="18"/>
+              </w:rPr>
+            </w:pPr>
+            <w:r>
+              <w:rPr>
+                <w:rFonts w:ascii="Calibri" w:hAnsi="Calibri" w:cs="Calibri"/>
+                <w:color w:val="000000"/>
+                <w:sz w:val="18"/>
+                <w:szCs w:val="18"/>
+              </w:rPr>
+              <w:t>2200,5</w:t>
+            </w:r>
+          </w:p>
+        </w:tc>
+        <w:tc>
+          <w:tcPr>
+            <w:tcW w:w="960" w:type="dxa"/>
+            <w:tcBorders>
+              <w:top w:val="nil"/>
+              <w:left w:val="nil"/>
+              <w:bottom w:val="single" w:sz="8" w:space="0" w:color="auto"/>
+              <w:right w:val="single" w:sz="8" w:space="0" w:color="auto"/>
+            </w:tcBorders>
+            <w:noWrap/>
+            <w:vAlign w:val="center"/>
+            <w:hideMark/>
+          </w:tcPr>
+          <w:p>
+            <w:pPr>
+              <w:jc w:val="center"/>
+              <w:rPr>
+                <w:rFonts w:ascii="Calibri" w:hAnsi="Calibri" w:cs="Calibri"/>
+                <w:color w:val="000000"/>
+                <w:sz w:val="18"/>
+                <w:szCs w:val="18"/>
+              </w:rPr>
+            </w:pPr>
+            <w:r>
+              <w:rPr>
+                <w:rFonts w:ascii="Calibri" w:hAnsi="Calibri" w:cs="Calibri"/>
+                <w:color w:val="000000"/>
+                <w:sz w:val="18"/>
+                <w:szCs w:val="18"/>
+              </w:rPr>
+              <w:t>1,44</w:t>
             </w:r>
           </w:p>
         </w:tc>
       </w:tr>
       <w:tr>
         <w:trPr>
-          <w:trHeight w:val="255"/>
+          <w:trHeight w:val="227"/>
         </w:trPr>
         <w:tc>
           <w:tcPr>
             <w:tcW w:w="960" w:type="dxa"/>
             <w:tcBorders>
               <w:top w:val="nil"/>
-              <w:left w:val="single" w:sz="4" w:space="0" w:color="auto"/>
-              <w:bottom w:val="single" w:sz="4" w:space="0" w:color="auto"/>
-              <w:right w:val="single" w:sz="4" w:space="0" w:color="auto"/>
-            </w:tcBorders>
-            <w:shd w:val="clear" w:color="auto" w:fill="auto"/>
-            <w:noWrap/>
-            <w:vAlign w:val="bottom"/>
-            <w:hideMark/>
-          </w:tcPr>
-          <w:p>
-            <w:pPr>
-              <w:jc w:val="center"/>
+              <w:left w:val="single" w:sz="8" w:space="0" w:color="auto"/>
+              <w:bottom w:val="single" w:sz="8" w:space="0" w:color="auto"/>
+              <w:right w:val="single" w:sz="8" w:space="0" w:color="auto"/>
+            </w:tcBorders>
+            <w:noWrap/>
+            <w:vAlign w:val="center"/>
+            <w:hideMark/>
+          </w:tcPr>
+          <w:p>
+            <w:pPr>
+              <w:jc w:val="center"/>
+              <w:rPr>
+                <w:rFonts w:ascii="Calibri" w:hAnsi="Calibri" w:cs="Calibri"/>
+                <w:color w:val="000000"/>
+                <w:sz w:val="18"/>
+                <w:szCs w:val="18"/>
+              </w:rPr>
+            </w:pPr>
+            <w:r>
               <w:rPr>
                 <w:rFonts w:ascii="Calibri" w:hAnsi="Calibri" w:cs="Calibri"/>
                 <w:color w:val="000000"/>
                 <w:sz w:val="18"/>
                 <w:szCs w:val="22"/>
               </w:rPr>
-            </w:pPr>
-            <w:r>
-              <w:rPr>
-                <w:rFonts w:ascii="Calibri" w:hAnsi="Calibri" w:cs="Calibri"/>
-                <w:color w:val="000000"/>
-                <w:sz w:val="18"/>
-                <w:szCs w:val="22"/>
-              </w:rPr>
-              <w:t>6,2</w:t>
-            </w:r>
-          </w:p>
-        </w:tc>
-        <w:tc>
-          <w:tcPr>
-            <w:tcW w:w="960" w:type="dxa"/>
-            <w:tcBorders>
-              <w:top w:val="nil"/>
-              <w:left w:val="nil"/>
-              <w:bottom w:val="single" w:sz="4" w:space="0" w:color="auto"/>
-              <w:right w:val="single" w:sz="4" w:space="0" w:color="auto"/>
-            </w:tcBorders>
-            <w:shd w:val="clear" w:color="auto" w:fill="auto"/>
-            <w:noWrap/>
-            <w:vAlign w:val="bottom"/>
-            <w:hideMark/>
-          </w:tcPr>
-          <w:p>
-            <w:pPr>
-              <w:jc w:val="center"/>
-              <w:rPr>
-                <w:rFonts w:ascii="Calibri" w:hAnsi="Calibri" w:cs="Calibri"/>
-                <w:color w:val="000000"/>
-                <w:sz w:val="18"/>
-                <w:szCs w:val="22"/>
-              </w:rPr>
-            </w:pPr>
-            <w:r>
-              <w:rPr>
-                <w:rFonts w:ascii="Calibri" w:hAnsi="Calibri" w:cs="Calibri"/>
-                <w:color w:val="000000"/>
-                <w:sz w:val="18"/>
-                <w:szCs w:val="22"/>
-              </w:rPr>
-              <w:t>213,3</w:t>
+              <w:t>40,6</w:t>
+            </w:r>
+          </w:p>
+        </w:tc>
+        <w:tc>
+          <w:tcPr>
+            <w:tcW w:w="960" w:type="dxa"/>
+            <w:tcBorders>
+              <w:top w:val="nil"/>
+              <w:left w:val="nil"/>
+              <w:bottom w:val="single" w:sz="8" w:space="0" w:color="auto"/>
+              <w:right w:val="single" w:sz="8" w:space="0" w:color="auto"/>
+            </w:tcBorders>
+            <w:noWrap/>
+            <w:vAlign w:val="center"/>
+            <w:hideMark/>
+          </w:tcPr>
+          <w:p>
+            <w:pPr>
+              <w:jc w:val="center"/>
+              <w:rPr>
+                <w:rFonts w:ascii="Calibri" w:hAnsi="Calibri" w:cs="Calibri"/>
+                <w:color w:val="000000"/>
+                <w:sz w:val="18"/>
+                <w:szCs w:val="18"/>
+              </w:rPr>
+            </w:pPr>
+            <w:r>
+              <w:rPr>
+                <w:rFonts w:ascii="Calibri" w:hAnsi="Calibri" w:cs="Calibri"/>
+                <w:color w:val="000000"/>
+                <w:sz w:val="18"/>
+                <w:szCs w:val="18"/>
+              </w:rPr>
+              <w:t>2137,4</w:t>
+            </w:r>
+          </w:p>
+        </w:tc>
+        <w:tc>
+          <w:tcPr>
+            <w:tcW w:w="960" w:type="dxa"/>
+            <w:tcBorders>
+              <w:top w:val="nil"/>
+              <w:left w:val="nil"/>
+              <w:bottom w:val="single" w:sz="8" w:space="0" w:color="auto"/>
+              <w:right w:val="single" w:sz="8" w:space="0" w:color="auto"/>
+            </w:tcBorders>
+            <w:noWrap/>
+            <w:vAlign w:val="center"/>
+            <w:hideMark/>
+          </w:tcPr>
+          <w:p>
+            <w:pPr>
+              <w:jc w:val="center"/>
+              <w:rPr>
+                <w:rFonts w:ascii="Calibri" w:hAnsi="Calibri" w:cs="Calibri"/>
+                <w:color w:val="000000"/>
+                <w:sz w:val="18"/>
+                <w:szCs w:val="18"/>
+              </w:rPr>
+            </w:pPr>
+            <w:r>
+              <w:rPr>
+                <w:rFonts w:ascii="Calibri" w:hAnsi="Calibri" w:cs="Calibri"/>
+                <w:color w:val="000000"/>
+                <w:sz w:val="18"/>
+                <w:szCs w:val="18"/>
+              </w:rPr>
+              <w:t>1,22</w:t>
             </w:r>
           </w:p>
         </w:tc>
       </w:tr>
       <w:tr>
         <w:trPr>
-          <w:trHeight w:val="255"/>
+          <w:trHeight w:val="227"/>
         </w:trPr>
         <w:tc>
           <w:tcPr>
             <w:tcW w:w="960" w:type="dxa"/>
             <w:tcBorders>
               <w:top w:val="nil"/>
-              <w:left w:val="single" w:sz="4" w:space="0" w:color="auto"/>
-              <w:bottom w:val="single" w:sz="4" w:space="0" w:color="auto"/>
-              <w:right w:val="single" w:sz="4" w:space="0" w:color="auto"/>
-            </w:tcBorders>
-            <w:shd w:val="clear" w:color="auto" w:fill="auto"/>
-            <w:noWrap/>
-            <w:vAlign w:val="bottom"/>
-            <w:hideMark/>
-          </w:tcPr>
-          <w:p>
-            <w:pPr>
-              <w:jc w:val="center"/>
+              <w:left w:val="single" w:sz="8" w:space="0" w:color="auto"/>
+              <w:bottom w:val="single" w:sz="8" w:space="0" w:color="auto"/>
+              <w:right w:val="single" w:sz="8" w:space="0" w:color="auto"/>
+            </w:tcBorders>
+            <w:noWrap/>
+            <w:vAlign w:val="center"/>
+            <w:hideMark/>
+          </w:tcPr>
+          <w:p>
+            <w:pPr>
+              <w:jc w:val="center"/>
+              <w:rPr>
+                <w:rFonts w:ascii="Calibri" w:hAnsi="Calibri" w:cs="Calibri"/>
+                <w:color w:val="000000"/>
+                <w:sz w:val="18"/>
+                <w:szCs w:val="18"/>
+              </w:rPr>
+            </w:pPr>
+            <w:r>
               <w:rPr>
                 <w:rFonts w:ascii="Calibri" w:hAnsi="Calibri" w:cs="Calibri"/>
                 <w:color w:val="000000"/>
                 <w:sz w:val="18"/>
                 <w:szCs w:val="22"/>
               </w:rPr>
-            </w:pPr>
-            <w:r>
-              <w:rPr>
-                <w:rFonts w:ascii="Calibri" w:hAnsi="Calibri" w:cs="Calibri"/>
-                <w:color w:val="000000"/>
-                <w:sz w:val="18"/>
-                <w:szCs w:val="22"/>
-              </w:rPr>
-              <w:t>6,6</w:t>
-            </w:r>
-          </w:p>
-        </w:tc>
-        <w:tc>
-          <w:tcPr>
-            <w:tcW w:w="960" w:type="dxa"/>
-            <w:tcBorders>
-              <w:top w:val="nil"/>
-              <w:left w:val="nil"/>
-              <w:bottom w:val="single" w:sz="4" w:space="0" w:color="auto"/>
-              <w:right w:val="single" w:sz="4" w:space="0" w:color="auto"/>
-            </w:tcBorders>
-            <w:shd w:val="clear" w:color="auto" w:fill="auto"/>
-            <w:noWrap/>
-            <w:vAlign w:val="bottom"/>
-            <w:hideMark/>
-          </w:tcPr>
-          <w:p>
-            <w:pPr>
-              <w:jc w:val="center"/>
-              <w:rPr>
-                <w:rFonts w:ascii="Calibri" w:hAnsi="Calibri" w:cs="Calibri"/>
-                <w:color w:val="000000"/>
-                <w:sz w:val="18"/>
-                <w:szCs w:val="22"/>
-              </w:rPr>
-            </w:pPr>
-            <w:r>
-              <w:rPr>
-                <w:rFonts w:ascii="Calibri" w:hAnsi="Calibri" w:cs="Calibri"/>
-                <w:color w:val="000000"/>
-                <w:sz w:val="18"/>
-                <w:szCs w:val="22"/>
-              </w:rPr>
-              <w:t>203,3</w:t>
+              <w:t>40,9</w:t>
+            </w:r>
+          </w:p>
+        </w:tc>
+        <w:tc>
+          <w:tcPr>
+            <w:tcW w:w="960" w:type="dxa"/>
+            <w:tcBorders>
+              <w:top w:val="nil"/>
+              <w:left w:val="nil"/>
+              <w:bottom w:val="single" w:sz="8" w:space="0" w:color="auto"/>
+              <w:right w:val="single" w:sz="8" w:space="0" w:color="auto"/>
+            </w:tcBorders>
+            <w:noWrap/>
+            <w:vAlign w:val="center"/>
+            <w:hideMark/>
+          </w:tcPr>
+          <w:p>
+            <w:pPr>
+              <w:jc w:val="center"/>
+              <w:rPr>
+                <w:rFonts w:ascii="Calibri" w:hAnsi="Calibri" w:cs="Calibri"/>
+                <w:color w:val="000000"/>
+                <w:sz w:val="18"/>
+                <w:szCs w:val="18"/>
+              </w:rPr>
+            </w:pPr>
+            <w:r>
+              <w:rPr>
+                <w:rFonts w:ascii="Calibri" w:hAnsi="Calibri" w:cs="Calibri"/>
+                <w:color w:val="000000"/>
+                <w:sz w:val="18"/>
+                <w:szCs w:val="18"/>
+              </w:rPr>
+              <w:t>2034,7</w:t>
+            </w:r>
+          </w:p>
+        </w:tc>
+        <w:tc>
+          <w:tcPr>
+            <w:tcW w:w="960" w:type="dxa"/>
+            <w:tcBorders>
+              <w:top w:val="nil"/>
+              <w:left w:val="nil"/>
+              <w:bottom w:val="single" w:sz="8" w:space="0" w:color="auto"/>
+              <w:right w:val="single" w:sz="8" w:space="0" w:color="auto"/>
+            </w:tcBorders>
+            <w:noWrap/>
+            <w:vAlign w:val="center"/>
+            <w:hideMark/>
+          </w:tcPr>
+          <w:p>
+            <w:pPr>
+              <w:jc w:val="center"/>
+              <w:rPr>
+                <w:rFonts w:ascii="Calibri" w:hAnsi="Calibri" w:cs="Calibri"/>
+                <w:color w:val="000000"/>
+                <w:sz w:val="18"/>
+                <w:szCs w:val="18"/>
+              </w:rPr>
+            </w:pPr>
+            <w:r>
+              <w:rPr>
+                <w:rFonts w:ascii="Calibri" w:hAnsi="Calibri" w:cs="Calibri"/>
+                <w:color w:val="000000"/>
+                <w:sz w:val="18"/>
+                <w:szCs w:val="18"/>
+              </w:rPr>
+              <w:t>1,62</w:t>
             </w:r>
           </w:p>
         </w:tc>
       </w:tr>
       <w:tr>
         <w:trPr>
-          <w:trHeight w:val="255"/>
+          <w:trHeight w:val="227"/>
         </w:trPr>
         <w:tc>
           <w:tcPr>
             <w:tcW w:w="960" w:type="dxa"/>
             <w:tcBorders>
               <w:top w:val="nil"/>
-              <w:left w:val="single" w:sz="4" w:space="0" w:color="auto"/>
-              <w:bottom w:val="single" w:sz="4" w:space="0" w:color="auto"/>
-              <w:right w:val="single" w:sz="4" w:space="0" w:color="auto"/>
-            </w:tcBorders>
-            <w:shd w:val="clear" w:color="auto" w:fill="auto"/>
-            <w:noWrap/>
-            <w:vAlign w:val="bottom"/>
-            <w:hideMark/>
-          </w:tcPr>
-          <w:p>
-            <w:pPr>
-              <w:jc w:val="center"/>
+              <w:left w:val="single" w:sz="8" w:space="0" w:color="auto"/>
+              <w:bottom w:val="single" w:sz="8" w:space="0" w:color="auto"/>
+              <w:right w:val="single" w:sz="8" w:space="0" w:color="auto"/>
+            </w:tcBorders>
+            <w:noWrap/>
+            <w:vAlign w:val="center"/>
+            <w:hideMark/>
+          </w:tcPr>
+          <w:p>
+            <w:pPr>
+              <w:jc w:val="center"/>
+              <w:rPr>
+                <w:rFonts w:ascii="Calibri" w:hAnsi="Calibri" w:cs="Calibri"/>
+                <w:color w:val="000000"/>
+                <w:sz w:val="18"/>
+                <w:szCs w:val="18"/>
+              </w:rPr>
+            </w:pPr>
+            <w:r>
               <w:rPr>
                 <w:rFonts w:ascii="Calibri" w:hAnsi="Calibri" w:cs="Calibri"/>
                 <w:color w:val="000000"/>
                 <w:sz w:val="18"/>
                 <w:szCs w:val="22"/>
               </w:rPr>
-            </w:pPr>
-            <w:r>
-              <w:rPr>
-                <w:rFonts w:ascii="Calibri" w:hAnsi="Calibri" w:cs="Calibri"/>
-                <w:color w:val="000000"/>
-                <w:sz w:val="18"/>
-                <w:szCs w:val="22"/>
-              </w:rPr>
-              <w:t>6,7</w:t>
-            </w:r>
-          </w:p>
-        </w:tc>
-        <w:tc>
-          <w:tcPr>
-            <w:tcW w:w="960" w:type="dxa"/>
-            <w:tcBorders>
-              <w:top w:val="nil"/>
-              <w:left w:val="nil"/>
-              <w:bottom w:val="single" w:sz="4" w:space="0" w:color="auto"/>
-              <w:right w:val="single" w:sz="4" w:space="0" w:color="auto"/>
-            </w:tcBorders>
-            <w:shd w:val="clear" w:color="auto" w:fill="auto"/>
-            <w:noWrap/>
-            <w:vAlign w:val="bottom"/>
-            <w:hideMark/>
-          </w:tcPr>
-          <w:p>
-            <w:pPr>
-              <w:jc w:val="center"/>
-              <w:rPr>
-                <w:rFonts w:ascii="Calibri" w:hAnsi="Calibri" w:cs="Calibri"/>
-                <w:color w:val="000000"/>
-                <w:sz w:val="18"/>
-                <w:szCs w:val="22"/>
-              </w:rPr>
-            </w:pPr>
-            <w:r>
-              <w:rPr>
-                <w:rFonts w:ascii="Calibri" w:hAnsi="Calibri" w:cs="Calibri"/>
-                <w:color w:val="000000"/>
-                <w:sz w:val="18"/>
-                <w:szCs w:val="22"/>
-              </w:rPr>
-              <w:t>202,3</w:t>
+              <w:t>41,4</w:t>
+            </w:r>
+          </w:p>
+        </w:tc>
+        <w:tc>
+          <w:tcPr>
+            <w:tcW w:w="960" w:type="dxa"/>
+            <w:tcBorders>
+              <w:top w:val="nil"/>
+              <w:left w:val="nil"/>
+              <w:bottom w:val="single" w:sz="8" w:space="0" w:color="auto"/>
+              <w:right w:val="single" w:sz="8" w:space="0" w:color="auto"/>
+            </w:tcBorders>
+            <w:noWrap/>
+            <w:vAlign w:val="center"/>
+            <w:hideMark/>
+          </w:tcPr>
+          <w:p>
+            <w:pPr>
+              <w:jc w:val="center"/>
+              <w:rPr>
+                <w:rFonts w:ascii="Calibri" w:hAnsi="Calibri" w:cs="Calibri"/>
+                <w:color w:val="000000"/>
+                <w:sz w:val="18"/>
+                <w:szCs w:val="18"/>
+              </w:rPr>
+            </w:pPr>
+            <w:r>
+              <w:rPr>
+                <w:rFonts w:ascii="Calibri" w:hAnsi="Calibri" w:cs="Calibri"/>
+                <w:color w:val="000000"/>
+                <w:sz w:val="18"/>
+                <w:szCs w:val="18"/>
+              </w:rPr>
+              <w:t>2024,4</w:t>
+            </w:r>
+          </w:p>
+        </w:tc>
+        <w:tc>
+          <w:tcPr>
+            <w:tcW w:w="960" w:type="dxa"/>
+            <w:tcBorders>
+              <w:top w:val="nil"/>
+              <w:left w:val="nil"/>
+              <w:bottom w:val="single" w:sz="8" w:space="0" w:color="auto"/>
+              <w:right w:val="single" w:sz="8" w:space="0" w:color="auto"/>
+            </w:tcBorders>
+            <w:noWrap/>
+            <w:vAlign w:val="center"/>
+            <w:hideMark/>
+          </w:tcPr>
+          <w:p>
+            <w:pPr>
+              <w:jc w:val="center"/>
+              <w:rPr>
+                <w:rFonts w:ascii="Calibri" w:hAnsi="Calibri" w:cs="Calibri"/>
+                <w:color w:val="000000"/>
+                <w:sz w:val="18"/>
+                <w:szCs w:val="18"/>
+              </w:rPr>
+            </w:pPr>
+            <w:r>
+              <w:rPr>
+                <w:rFonts w:ascii="Calibri" w:hAnsi="Calibri" w:cs="Calibri"/>
+                <w:color w:val="000000"/>
+                <w:sz w:val="18"/>
+                <w:szCs w:val="18"/>
+              </w:rPr>
+              <w:t>1,28</w:t>
             </w:r>
           </w:p>
         </w:tc>
       </w:tr>
       <w:tr>
         <w:trPr>
-          <w:trHeight w:val="255"/>
+          <w:trHeight w:val="227"/>
         </w:trPr>
         <w:tc>
           <w:tcPr>
             <w:tcW w:w="960" w:type="dxa"/>
             <w:tcBorders>
               <w:top w:val="nil"/>
-              <w:left w:val="single" w:sz="4" w:space="0" w:color="auto"/>
-              <w:bottom w:val="single" w:sz="4" w:space="0" w:color="auto"/>
-              <w:right w:val="single" w:sz="4" w:space="0" w:color="auto"/>
-            </w:tcBorders>
-            <w:shd w:val="clear" w:color="auto" w:fill="auto"/>
-            <w:noWrap/>
-            <w:vAlign w:val="bottom"/>
-            <w:hideMark/>
-          </w:tcPr>
-          <w:p>
-            <w:pPr>
-              <w:jc w:val="center"/>
+              <w:left w:val="single" w:sz="8" w:space="0" w:color="auto"/>
+              <w:bottom w:val="single" w:sz="8" w:space="0" w:color="auto"/>
+              <w:right w:val="single" w:sz="8" w:space="0" w:color="auto"/>
+            </w:tcBorders>
+            <w:noWrap/>
+            <w:vAlign w:val="center"/>
+            <w:hideMark/>
+          </w:tcPr>
+          <w:p>
+            <w:pPr>
+              <w:jc w:val="center"/>
+              <w:rPr>
+                <w:rFonts w:ascii="Calibri" w:hAnsi="Calibri" w:cs="Calibri"/>
+                <w:color w:val="000000"/>
+                <w:sz w:val="18"/>
+                <w:szCs w:val="18"/>
+              </w:rPr>
+            </w:pPr>
+            <w:r>
               <w:rPr>
                 <w:rFonts w:ascii="Calibri" w:hAnsi="Calibri" w:cs="Calibri"/>
                 <w:color w:val="000000"/>
                 <w:sz w:val="18"/>
                 <w:szCs w:val="22"/>
               </w:rPr>
-            </w:pPr>
-            <w:r>
-              <w:rPr>
-                <w:rFonts w:ascii="Calibri" w:hAnsi="Calibri" w:cs="Calibri"/>
-                <w:color w:val="000000"/>
-                <w:sz w:val="18"/>
-                <w:szCs w:val="22"/>
-              </w:rPr>
-              <w:t>6,7</w:t>
-            </w:r>
-          </w:p>
-        </w:tc>
-        <w:tc>
-          <w:tcPr>
-            <w:tcW w:w="960" w:type="dxa"/>
-            <w:tcBorders>
-              <w:top w:val="nil"/>
-              <w:left w:val="nil"/>
-              <w:bottom w:val="single" w:sz="4" w:space="0" w:color="auto"/>
-              <w:right w:val="single" w:sz="4" w:space="0" w:color="auto"/>
-            </w:tcBorders>
-            <w:shd w:val="clear" w:color="auto" w:fill="auto"/>
-            <w:noWrap/>
-            <w:vAlign w:val="bottom"/>
-            <w:hideMark/>
-          </w:tcPr>
-          <w:p>
-            <w:pPr>
-              <w:jc w:val="center"/>
-              <w:rPr>
-                <w:rFonts w:ascii="Calibri" w:hAnsi="Calibri" w:cs="Calibri"/>
-                <w:color w:val="000000"/>
-                <w:sz w:val="18"/>
-                <w:szCs w:val="22"/>
-              </w:rPr>
-            </w:pPr>
-            <w:r>
-              <w:rPr>
-                <w:rFonts w:ascii="Calibri" w:hAnsi="Calibri" w:cs="Calibri"/>
-                <w:color w:val="000000"/>
-                <w:sz w:val="18"/>
-                <w:szCs w:val="22"/>
-              </w:rPr>
-              <w:t>205,6</w:t>
+              <w:t>41,4</w:t>
+            </w:r>
+          </w:p>
+        </w:tc>
+        <w:tc>
+          <w:tcPr>
+            <w:tcW w:w="960" w:type="dxa"/>
+            <w:tcBorders>
+              <w:top w:val="nil"/>
+              <w:left w:val="nil"/>
+              <w:bottom w:val="single" w:sz="8" w:space="0" w:color="auto"/>
+              <w:right w:val="single" w:sz="8" w:space="0" w:color="auto"/>
+            </w:tcBorders>
+            <w:noWrap/>
+            <w:vAlign w:val="center"/>
+            <w:hideMark/>
+          </w:tcPr>
+          <w:p>
+            <w:pPr>
+              <w:jc w:val="center"/>
+              <w:rPr>
+                <w:rFonts w:ascii="Calibri" w:hAnsi="Calibri" w:cs="Calibri"/>
+                <w:color w:val="000000"/>
+                <w:sz w:val="18"/>
+                <w:szCs w:val="18"/>
+              </w:rPr>
+            </w:pPr>
+            <w:r>
+              <w:rPr>
+                <w:rFonts w:ascii="Calibri" w:hAnsi="Calibri" w:cs="Calibri"/>
+                <w:color w:val="000000"/>
+                <w:sz w:val="18"/>
+                <w:szCs w:val="18"/>
+              </w:rPr>
+              <w:t>2056,7</w:t>
+            </w:r>
+          </w:p>
+        </w:tc>
+        <w:tc>
+          <w:tcPr>
+            <w:tcW w:w="960" w:type="dxa"/>
+            <w:tcBorders>
+              <w:top w:val="nil"/>
+              <w:left w:val="nil"/>
+              <w:bottom w:val="single" w:sz="8" w:space="0" w:color="auto"/>
+              <w:right w:val="single" w:sz="8" w:space="0" w:color="auto"/>
+            </w:tcBorders>
+            <w:noWrap/>
+            <w:vAlign w:val="center"/>
+            <w:hideMark/>
+          </w:tcPr>
+          <w:p>
+            <w:pPr>
+              <w:jc w:val="center"/>
+              <w:rPr>
+                <w:rFonts w:ascii="Calibri" w:hAnsi="Calibri" w:cs="Calibri"/>
+                <w:color w:val="000000"/>
+                <w:sz w:val="18"/>
+                <w:szCs w:val="18"/>
+              </w:rPr>
+            </w:pPr>
+            <w:r>
+              <w:rPr>
+                <w:rFonts w:ascii="Calibri" w:hAnsi="Calibri" w:cs="Calibri"/>
+                <w:color w:val="000000"/>
+                <w:sz w:val="18"/>
+                <w:szCs w:val="18"/>
+              </w:rPr>
+              <w:t>1,46</w:t>
             </w:r>
           </w:p>
         </w:tc>
       </w:tr>
       <w:tr>
         <w:trPr>
-          <w:trHeight w:val="255"/>
+          <w:trHeight w:val="227"/>
         </w:trPr>
         <w:tc>
           <w:tcPr>
             <w:tcW w:w="960" w:type="dxa"/>
             <w:tcBorders>
               <w:top w:val="nil"/>
-              <w:left w:val="single" w:sz="4" w:space="0" w:color="auto"/>
-              <w:bottom w:val="single" w:sz="4" w:space="0" w:color="auto"/>
-              <w:right w:val="single" w:sz="4" w:space="0" w:color="auto"/>
-            </w:tcBorders>
-            <w:shd w:val="clear" w:color="auto" w:fill="auto"/>
-            <w:noWrap/>
-            <w:vAlign w:val="bottom"/>
-            <w:hideMark/>
-          </w:tcPr>
-          <w:p>
-            <w:pPr>
-              <w:jc w:val="center"/>
+              <w:left w:val="single" w:sz="8" w:space="0" w:color="auto"/>
+              <w:bottom w:val="single" w:sz="8" w:space="0" w:color="auto"/>
+              <w:right w:val="single" w:sz="8" w:space="0" w:color="auto"/>
+            </w:tcBorders>
+            <w:noWrap/>
+            <w:vAlign w:val="center"/>
+            <w:hideMark/>
+          </w:tcPr>
+          <w:p>
+            <w:pPr>
+              <w:jc w:val="center"/>
+              <w:rPr>
+                <w:rFonts w:ascii="Calibri" w:hAnsi="Calibri" w:cs="Calibri"/>
+                <w:color w:val="000000"/>
+                <w:sz w:val="18"/>
+                <w:szCs w:val="18"/>
+              </w:rPr>
+            </w:pPr>
+            <w:r>
               <w:rPr>
                 <w:rFonts w:ascii="Calibri" w:hAnsi="Calibri" w:cs="Calibri"/>
                 <w:color w:val="000000"/>
                 <w:sz w:val="18"/>
                 <w:szCs w:val="22"/>
               </w:rPr>
-            </w:pPr>
-            <w:r>
-              <w:rPr>
-                <w:rFonts w:ascii="Calibri" w:hAnsi="Calibri" w:cs="Calibri"/>
-                <w:color w:val="000000"/>
-                <w:sz w:val="18"/>
-                <w:szCs w:val="22"/>
-              </w:rPr>
-              <w:t>7,2</w:t>
-            </w:r>
-          </w:p>
-        </w:tc>
-        <w:tc>
-          <w:tcPr>
-            <w:tcW w:w="960" w:type="dxa"/>
-            <w:tcBorders>
-              <w:top w:val="nil"/>
-              <w:left w:val="nil"/>
-              <w:bottom w:val="single" w:sz="4" w:space="0" w:color="auto"/>
-              <w:right w:val="single" w:sz="4" w:space="0" w:color="auto"/>
-            </w:tcBorders>
-            <w:shd w:val="clear" w:color="auto" w:fill="auto"/>
-            <w:noWrap/>
-            <w:vAlign w:val="bottom"/>
-            <w:hideMark/>
-          </w:tcPr>
-          <w:p>
-            <w:pPr>
-              <w:jc w:val="center"/>
-              <w:rPr>
-                <w:rFonts w:ascii="Calibri" w:hAnsi="Calibri" w:cs="Calibri"/>
-                <w:color w:val="000000"/>
-                <w:sz w:val="18"/>
-                <w:szCs w:val="22"/>
-              </w:rPr>
-            </w:pPr>
-            <w:r>
-              <w:rPr>
-                <w:rFonts w:ascii="Calibri" w:hAnsi="Calibri" w:cs="Calibri"/>
-                <w:color w:val="000000"/>
-                <w:sz w:val="18"/>
-                <w:szCs w:val="22"/>
-              </w:rPr>
-              <w:t>211,2</w:t>
+              <w:t>41,7</w:t>
+            </w:r>
+          </w:p>
+        </w:tc>
+        <w:tc>
+          <w:tcPr>
+            <w:tcW w:w="960" w:type="dxa"/>
+            <w:tcBorders>
+              <w:top w:val="nil"/>
+              <w:left w:val="nil"/>
+              <w:bottom w:val="single" w:sz="8" w:space="0" w:color="auto"/>
+              <w:right w:val="single" w:sz="8" w:space="0" w:color="auto"/>
+            </w:tcBorders>
+            <w:noWrap/>
+            <w:vAlign w:val="center"/>
+            <w:hideMark/>
+          </w:tcPr>
+          <w:p>
+            <w:pPr>
+              <w:jc w:val="center"/>
+              <w:rPr>
+                <w:rFonts w:ascii="Calibri" w:hAnsi="Calibri" w:cs="Calibri"/>
+                <w:color w:val="000000"/>
+                <w:sz w:val="18"/>
+                <w:szCs w:val="18"/>
+              </w:rPr>
+            </w:pPr>
+            <w:r>
+              <w:rPr>
+                <w:rFonts w:ascii="Calibri" w:hAnsi="Calibri" w:cs="Calibri"/>
+                <w:color w:val="000000"/>
+                <w:sz w:val="18"/>
+                <w:szCs w:val="18"/>
+              </w:rPr>
+              <w:t>2117,0</w:t>
+            </w:r>
+          </w:p>
+        </w:tc>
+        <w:tc>
+          <w:tcPr>
+            <w:tcW w:w="960" w:type="dxa"/>
+            <w:tcBorders>
+              <w:top w:val="nil"/>
+              <w:left w:val="nil"/>
+              <w:bottom w:val="single" w:sz="8" w:space="0" w:color="auto"/>
+              <w:right w:val="single" w:sz="8" w:space="0" w:color="auto"/>
+            </w:tcBorders>
+            <w:noWrap/>
+            <w:vAlign w:val="center"/>
+            <w:hideMark/>
+          </w:tcPr>
+          <w:p>
+            <w:pPr>
+              <w:jc w:val="center"/>
+              <w:rPr>
+                <w:rFonts w:ascii="Calibri" w:hAnsi="Calibri" w:cs="Calibri"/>
+                <w:color w:val="000000"/>
+                <w:sz w:val="18"/>
+                <w:szCs w:val="18"/>
+              </w:rPr>
+            </w:pPr>
+            <w:r>
+              <w:rPr>
+                <w:rFonts w:ascii="Calibri" w:hAnsi="Calibri" w:cs="Calibri"/>
+                <w:color w:val="000000"/>
+                <w:sz w:val="18"/>
+                <w:szCs w:val="18"/>
+              </w:rPr>
+              <w:t>1,33</w:t>
             </w:r>
           </w:p>
         </w:tc>
       </w:tr>
       <w:tr>
         <w:trPr>
-          <w:trHeight w:val="255"/>
+          <w:trHeight w:val="227"/>
         </w:trPr>
         <w:tc>
           <w:tcPr>
             <w:tcW w:w="960" w:type="dxa"/>
             <w:tcBorders>
               <w:top w:val="nil"/>
-              <w:left w:val="single" w:sz="4" w:space="0" w:color="auto"/>
-              <w:bottom w:val="single" w:sz="4" w:space="0" w:color="auto"/>
-              <w:right w:val="single" w:sz="4" w:space="0" w:color="auto"/>
-            </w:tcBorders>
-            <w:shd w:val="clear" w:color="auto" w:fill="auto"/>
-            <w:noWrap/>
-            <w:vAlign w:val="bottom"/>
-            <w:hideMark/>
-          </w:tcPr>
-          <w:p>
-            <w:pPr>
-              <w:jc w:val="center"/>
+              <w:left w:val="single" w:sz="8" w:space="0" w:color="auto"/>
+              <w:bottom w:val="single" w:sz="8" w:space="0" w:color="auto"/>
+              <w:right w:val="single" w:sz="8" w:space="0" w:color="auto"/>
+            </w:tcBorders>
+            <w:noWrap/>
+            <w:vAlign w:val="center"/>
+            <w:hideMark/>
+          </w:tcPr>
+          <w:p>
+            <w:pPr>
+              <w:jc w:val="center"/>
+              <w:rPr>
+                <w:rFonts w:ascii="Calibri" w:hAnsi="Calibri" w:cs="Calibri"/>
+                <w:color w:val="000000"/>
+                <w:sz w:val="18"/>
+                <w:szCs w:val="18"/>
+              </w:rPr>
+            </w:pPr>
+            <w:r>
               <w:rPr>
                 <w:rFonts w:ascii="Calibri" w:hAnsi="Calibri" w:cs="Calibri"/>
                 <w:color w:val="000000"/>
                 <w:sz w:val="18"/>
                 <w:szCs w:val="22"/>
               </w:rPr>
-            </w:pPr>
-            <w:r>
-              <w:rPr>
-                <w:rFonts w:ascii="Calibri" w:hAnsi="Calibri" w:cs="Calibri"/>
-                <w:color w:val="000000"/>
-                <w:sz w:val="18"/>
-                <w:szCs w:val="22"/>
-              </w:rPr>
-              <w:t>7,3</w:t>
-            </w:r>
-          </w:p>
-        </w:tc>
-        <w:tc>
-          <w:tcPr>
-            <w:tcW w:w="960" w:type="dxa"/>
-            <w:tcBorders>
-              <w:top w:val="nil"/>
-              <w:left w:val="nil"/>
-              <w:bottom w:val="single" w:sz="4" w:space="0" w:color="auto"/>
-              <w:right w:val="single" w:sz="4" w:space="0" w:color="auto"/>
-            </w:tcBorders>
-            <w:shd w:val="clear" w:color="auto" w:fill="auto"/>
-            <w:noWrap/>
-            <w:vAlign w:val="bottom"/>
-            <w:hideMark/>
-          </w:tcPr>
-          <w:p>
-            <w:pPr>
-              <w:jc w:val="center"/>
-              <w:rPr>
-                <w:rFonts w:ascii="Calibri" w:hAnsi="Calibri" w:cs="Calibri"/>
-                <w:color w:val="000000"/>
-                <w:sz w:val="18"/>
-                <w:szCs w:val="22"/>
-              </w:rPr>
-            </w:pPr>
-            <w:r>
-              <w:rPr>
-                <w:rFonts w:ascii="Calibri" w:hAnsi="Calibri" w:cs="Calibri"/>
-                <w:color w:val="000000"/>
-                <w:sz w:val="18"/>
-                <w:szCs w:val="22"/>
-              </w:rPr>
-              <w:t>204,6</w:t>
+              <w:t>42,1</w:t>
+            </w:r>
+          </w:p>
+        </w:tc>
+        <w:tc>
+          <w:tcPr>
+            <w:tcW w:w="960" w:type="dxa"/>
+            <w:tcBorders>
+              <w:top w:val="nil"/>
+              <w:left w:val="nil"/>
+              <w:bottom w:val="single" w:sz="8" w:space="0" w:color="auto"/>
+              <w:right w:val="single" w:sz="8" w:space="0" w:color="auto"/>
+            </w:tcBorders>
+            <w:noWrap/>
+            <w:vAlign w:val="center"/>
+            <w:hideMark/>
+          </w:tcPr>
+          <w:p>
+            <w:pPr>
+              <w:jc w:val="center"/>
+              <w:rPr>
+                <w:rFonts w:ascii="Calibri" w:hAnsi="Calibri" w:cs="Calibri"/>
+                <w:color w:val="000000"/>
+                <w:sz w:val="18"/>
+                <w:szCs w:val="18"/>
+              </w:rPr>
+            </w:pPr>
+            <w:r>
+              <w:rPr>
+                <w:rFonts w:ascii="Calibri" w:hAnsi="Calibri" w:cs="Calibri"/>
+                <w:color w:val="000000"/>
+                <w:sz w:val="18"/>
+                <w:szCs w:val="18"/>
+              </w:rPr>
+              <w:t>2050,4</w:t>
+            </w:r>
+          </w:p>
+        </w:tc>
+        <w:tc>
+          <w:tcPr>
+            <w:tcW w:w="960" w:type="dxa"/>
+            <w:tcBorders>
+              <w:top w:val="nil"/>
+              <w:left w:val="nil"/>
+              <w:bottom w:val="single" w:sz="8" w:space="0" w:color="auto"/>
+              <w:right w:val="single" w:sz="8" w:space="0" w:color="auto"/>
+            </w:tcBorders>
+            <w:noWrap/>
+            <w:vAlign w:val="center"/>
+            <w:hideMark/>
+          </w:tcPr>
+          <w:p>
+            <w:pPr>
+              <w:jc w:val="center"/>
+              <w:rPr>
+                <w:rFonts w:ascii="Calibri" w:hAnsi="Calibri" w:cs="Calibri"/>
+                <w:color w:val="000000"/>
+                <w:sz w:val="18"/>
+                <w:szCs w:val="18"/>
+              </w:rPr>
+            </w:pPr>
+            <w:r>
+              <w:rPr>
+                <w:rFonts w:ascii="Calibri" w:hAnsi="Calibri" w:cs="Calibri"/>
+                <w:color w:val="000000"/>
+                <w:sz w:val="18"/>
+                <w:szCs w:val="18"/>
+              </w:rPr>
+              <w:t>1,19</w:t>
             </w:r>
           </w:p>
         </w:tc>
       </w:tr>
       <w:tr>
         <w:trPr>
-          <w:trHeight w:val="255"/>
+          <w:trHeight w:val="227"/>
         </w:trPr>
         <w:tc>
           <w:tcPr>
             <w:tcW w:w="960" w:type="dxa"/>
             <w:tcBorders>
               <w:top w:val="nil"/>
-              <w:left w:val="single" w:sz="4" w:space="0" w:color="auto"/>
-              <w:bottom w:val="single" w:sz="4" w:space="0" w:color="auto"/>
-              <w:right w:val="single" w:sz="4" w:space="0" w:color="auto"/>
-            </w:tcBorders>
-            <w:shd w:val="clear" w:color="auto" w:fill="auto"/>
-            <w:noWrap/>
-            <w:vAlign w:val="bottom"/>
-            <w:hideMark/>
-          </w:tcPr>
-          <w:p>
-            <w:pPr>
-              <w:jc w:val="center"/>
+              <w:left w:val="single" w:sz="8" w:space="0" w:color="auto"/>
+              <w:bottom w:val="single" w:sz="8" w:space="0" w:color="auto"/>
+              <w:right w:val="single" w:sz="8" w:space="0" w:color="auto"/>
+            </w:tcBorders>
+            <w:noWrap/>
+            <w:vAlign w:val="center"/>
+            <w:hideMark/>
+          </w:tcPr>
+          <w:p>
+            <w:pPr>
+              <w:jc w:val="center"/>
+              <w:rPr>
+                <w:rFonts w:ascii="Calibri" w:hAnsi="Calibri" w:cs="Calibri"/>
+                <w:color w:val="000000"/>
+                <w:sz w:val="18"/>
+                <w:szCs w:val="18"/>
+              </w:rPr>
+            </w:pPr>
+            <w:r>
               <w:rPr>
                 <w:rFonts w:ascii="Calibri" w:hAnsi="Calibri" w:cs="Calibri"/>
                 <w:color w:val="000000"/>
                 <w:sz w:val="18"/>
                 <w:szCs w:val="22"/>
               </w:rPr>
-            </w:pPr>
-            <w:r>
-              <w:rPr>
-                <w:rFonts w:ascii="Calibri" w:hAnsi="Calibri" w:cs="Calibri"/>
-                <w:color w:val="000000"/>
-                <w:sz w:val="18"/>
-                <w:szCs w:val="22"/>
-              </w:rPr>
-              <w:t>7,5</w:t>
-            </w:r>
-          </w:p>
-        </w:tc>
-        <w:tc>
-          <w:tcPr>
-            <w:tcW w:w="960" w:type="dxa"/>
-            <w:tcBorders>
-              <w:top w:val="nil"/>
-              <w:left w:val="nil"/>
-              <w:bottom w:val="single" w:sz="4" w:space="0" w:color="auto"/>
-              <w:right w:val="single" w:sz="4" w:space="0" w:color="auto"/>
-            </w:tcBorders>
-            <w:shd w:val="clear" w:color="auto" w:fill="auto"/>
-            <w:noWrap/>
-            <w:vAlign w:val="bottom"/>
-            <w:hideMark/>
-          </w:tcPr>
-          <w:p>
-            <w:pPr>
-              <w:jc w:val="center"/>
-              <w:rPr>
-                <w:rFonts w:ascii="Calibri" w:hAnsi="Calibri" w:cs="Calibri"/>
-                <w:color w:val="000000"/>
-                <w:sz w:val="18"/>
-                <w:szCs w:val="22"/>
-              </w:rPr>
-            </w:pPr>
-            <w:r>
-              <w:rPr>
-                <w:rFonts w:ascii="Calibri" w:hAnsi="Calibri" w:cs="Calibri"/>
-                <w:color w:val="000000"/>
-                <w:sz w:val="18"/>
-                <w:szCs w:val="22"/>
-              </w:rPr>
-              <w:t>213,1</w:t>
+              <w:t>42,2</w:t>
+            </w:r>
+          </w:p>
+        </w:tc>
+        <w:tc>
+          <w:tcPr>
+            <w:tcW w:w="960" w:type="dxa"/>
+            <w:tcBorders>
+              <w:top w:val="nil"/>
+              <w:left w:val="nil"/>
+              <w:bottom w:val="single" w:sz="8" w:space="0" w:color="auto"/>
+              <w:right w:val="single" w:sz="8" w:space="0" w:color="auto"/>
+            </w:tcBorders>
+            <w:noWrap/>
+            <w:vAlign w:val="center"/>
+            <w:hideMark/>
+          </w:tcPr>
+          <w:p>
+            <w:pPr>
+              <w:jc w:val="center"/>
+              <w:rPr>
+                <w:rFonts w:ascii="Calibri" w:hAnsi="Calibri" w:cs="Calibri"/>
+                <w:color w:val="000000"/>
+                <w:sz w:val="18"/>
+                <w:szCs w:val="18"/>
+              </w:rPr>
+            </w:pPr>
+            <w:r>
+              <w:rPr>
+                <w:rFonts w:ascii="Calibri" w:hAnsi="Calibri" w:cs="Calibri"/>
+                <w:color w:val="000000"/>
+                <w:sz w:val="18"/>
+                <w:szCs w:val="18"/>
+              </w:rPr>
+              <w:t>2131,4</w:t>
+            </w:r>
+          </w:p>
+        </w:tc>
+        <w:tc>
+          <w:tcPr>
+            <w:tcW w:w="960" w:type="dxa"/>
+            <w:tcBorders>
+              <w:top w:val="nil"/>
+              <w:left w:val="nil"/>
+              <w:bottom w:val="single" w:sz="8" w:space="0" w:color="auto"/>
+              <w:right w:val="single" w:sz="8" w:space="0" w:color="auto"/>
+            </w:tcBorders>
+            <w:noWrap/>
+            <w:vAlign w:val="center"/>
+            <w:hideMark/>
+          </w:tcPr>
+          <w:p>
+            <w:pPr>
+              <w:jc w:val="center"/>
+              <w:rPr>
+                <w:rFonts w:ascii="Calibri" w:hAnsi="Calibri" w:cs="Calibri"/>
+                <w:color w:val="000000"/>
+                <w:sz w:val="18"/>
+                <w:szCs w:val="18"/>
+              </w:rPr>
+            </w:pPr>
+            <w:r>
+              <w:rPr>
+                <w:rFonts w:ascii="Calibri" w:hAnsi="Calibri" w:cs="Calibri"/>
+                <w:color w:val="000000"/>
+                <w:sz w:val="18"/>
+                <w:szCs w:val="18"/>
+              </w:rPr>
+              <w:t>1,41</w:t>
             </w:r>
           </w:p>
         </w:tc>
       </w:tr>
       <w:tr>
         <w:trPr>
-          <w:trHeight w:val="255"/>
+          <w:trHeight w:val="227"/>
         </w:trPr>
         <w:tc>
           <w:tcPr>
             <w:tcW w:w="960" w:type="dxa"/>
             <w:tcBorders>
               <w:top w:val="nil"/>
-              <w:left w:val="single" w:sz="4" w:space="0" w:color="auto"/>
-              <w:bottom w:val="single" w:sz="4" w:space="0" w:color="auto"/>
-              <w:right w:val="single" w:sz="4" w:space="0" w:color="auto"/>
-            </w:tcBorders>
-            <w:shd w:val="clear" w:color="auto" w:fill="auto"/>
-            <w:noWrap/>
-            <w:vAlign w:val="bottom"/>
-            <w:hideMark/>
-          </w:tcPr>
-          <w:p>
-            <w:pPr>
-              <w:jc w:val="center"/>
+              <w:left w:val="single" w:sz="8" w:space="0" w:color="auto"/>
+              <w:bottom w:val="single" w:sz="8" w:space="0" w:color="auto"/>
+              <w:right w:val="single" w:sz="8" w:space="0" w:color="auto"/>
+            </w:tcBorders>
+            <w:noWrap/>
+            <w:vAlign w:val="center"/>
+            <w:hideMark/>
+          </w:tcPr>
+          <w:p>
+            <w:pPr>
+              <w:jc w:val="center"/>
+              <w:rPr>
+                <w:rFonts w:ascii="Calibri" w:hAnsi="Calibri" w:cs="Calibri"/>
+                <w:color w:val="000000"/>
+                <w:sz w:val="18"/>
+                <w:szCs w:val="18"/>
+              </w:rPr>
+            </w:pPr>
+            <w:r>
               <w:rPr>
                 <w:rFonts w:ascii="Calibri" w:hAnsi="Calibri" w:cs="Calibri"/>
                 <w:color w:val="000000"/>
                 <w:sz w:val="18"/>
                 <w:szCs w:val="22"/>
               </w:rPr>
-            </w:pPr>
-            <w:r>
-              <w:rPr>
-                <w:rFonts w:ascii="Calibri" w:hAnsi="Calibri" w:cs="Calibri"/>
-                <w:color w:val="000000"/>
-                <w:sz w:val="18"/>
-                <w:szCs w:val="22"/>
-              </w:rPr>
-              <w:t>7,5</w:t>
-            </w:r>
-          </w:p>
-        </w:tc>
-        <w:tc>
-          <w:tcPr>
-            <w:tcW w:w="960" w:type="dxa"/>
-            <w:tcBorders>
-              <w:top w:val="nil"/>
-              <w:left w:val="nil"/>
-              <w:bottom w:val="single" w:sz="4" w:space="0" w:color="auto"/>
-              <w:right w:val="single" w:sz="4" w:space="0" w:color="auto"/>
-            </w:tcBorders>
-            <w:shd w:val="clear" w:color="auto" w:fill="auto"/>
-            <w:noWrap/>
-            <w:vAlign w:val="bottom"/>
-            <w:hideMark/>
-          </w:tcPr>
-          <w:p>
-            <w:pPr>
-              <w:jc w:val="center"/>
-              <w:rPr>
-                <w:rFonts w:ascii="Calibri" w:hAnsi="Calibri" w:cs="Calibri"/>
-                <w:color w:val="000000"/>
-                <w:sz w:val="18"/>
-                <w:szCs w:val="22"/>
-              </w:rPr>
-            </w:pPr>
-            <w:r>
-              <w:rPr>
-                <w:rFonts w:ascii="Calibri" w:hAnsi="Calibri" w:cs="Calibri"/>
-                <w:color w:val="000000"/>
-                <w:sz w:val="18"/>
-                <w:szCs w:val="22"/>
-              </w:rPr>
-              <w:t>209,4</w:t>
+              <w:t>42,2</w:t>
+            </w:r>
+          </w:p>
+        </w:tc>
+        <w:tc>
+          <w:tcPr>
+            <w:tcW w:w="960" w:type="dxa"/>
+            <w:tcBorders>
+              <w:top w:val="nil"/>
+              <w:left w:val="nil"/>
+              <w:bottom w:val="single" w:sz="8" w:space="0" w:color="auto"/>
+              <w:right w:val="single" w:sz="8" w:space="0" w:color="auto"/>
+            </w:tcBorders>
+            <w:noWrap/>
+            <w:vAlign w:val="center"/>
+            <w:hideMark/>
+          </w:tcPr>
+          <w:p>
+            <w:pPr>
+              <w:jc w:val="center"/>
+              <w:rPr>
+                <w:rFonts w:ascii="Calibri" w:hAnsi="Calibri" w:cs="Calibri"/>
+                <w:color w:val="000000"/>
+                <w:sz w:val="18"/>
+                <w:szCs w:val="18"/>
+              </w:rPr>
+            </w:pPr>
+            <w:r>
+              <w:rPr>
+                <w:rFonts w:ascii="Calibri" w:hAnsi="Calibri" w:cs="Calibri"/>
+                <w:color w:val="000000"/>
+                <w:sz w:val="18"/>
+                <w:szCs w:val="18"/>
+              </w:rPr>
+              <w:t>2097,5</w:t>
+            </w:r>
+          </w:p>
+        </w:tc>
+        <w:tc>
+          <w:tcPr>
+            <w:tcW w:w="960" w:type="dxa"/>
+            <w:tcBorders>
+              <w:top w:val="nil"/>
+              <w:left w:val="nil"/>
+              <w:bottom w:val="single" w:sz="8" w:space="0" w:color="auto"/>
+              <w:right w:val="single" w:sz="8" w:space="0" w:color="auto"/>
+            </w:tcBorders>
+            <w:noWrap/>
+            <w:vAlign w:val="center"/>
+            <w:hideMark/>
+          </w:tcPr>
+          <w:p>
+            <w:pPr>
+              <w:jc w:val="center"/>
+              <w:rPr>
+                <w:rFonts w:ascii="Calibri" w:hAnsi="Calibri" w:cs="Calibri"/>
+                <w:color w:val="000000"/>
+                <w:sz w:val="18"/>
+                <w:szCs w:val="18"/>
+              </w:rPr>
+            </w:pPr>
+            <w:r>
+              <w:rPr>
+                <w:rFonts w:ascii="Calibri" w:hAnsi="Calibri" w:cs="Calibri"/>
+                <w:color w:val="000000"/>
+                <w:sz w:val="18"/>
+                <w:szCs w:val="18"/>
+              </w:rPr>
+              <w:t>1,04</w:t>
             </w:r>
           </w:p>
         </w:tc>
       </w:tr>
       <w:tr>
         <w:trPr>
-          <w:trHeight w:val="255"/>
+          <w:trHeight w:val="227"/>
         </w:trPr>
         <w:tc>
           <w:tcPr>
             <w:tcW w:w="960" w:type="dxa"/>
             <w:tcBorders>
               <w:top w:val="nil"/>
-              <w:left w:val="single" w:sz="4" w:space="0" w:color="auto"/>
-              <w:bottom w:val="single" w:sz="4" w:space="0" w:color="auto"/>
-              <w:right w:val="single" w:sz="4" w:space="0" w:color="auto"/>
-            </w:tcBorders>
-            <w:shd w:val="clear" w:color="auto" w:fill="auto"/>
-            <w:noWrap/>
-            <w:vAlign w:val="bottom"/>
-            <w:hideMark/>
-          </w:tcPr>
-          <w:p>
-            <w:pPr>
-              <w:jc w:val="center"/>
+              <w:left w:val="single" w:sz="8" w:space="0" w:color="auto"/>
+              <w:bottom w:val="single" w:sz="8" w:space="0" w:color="auto"/>
+              <w:right w:val="single" w:sz="8" w:space="0" w:color="auto"/>
+            </w:tcBorders>
+            <w:noWrap/>
+            <w:vAlign w:val="center"/>
+            <w:hideMark/>
+          </w:tcPr>
+          <w:p>
+            <w:pPr>
+              <w:jc w:val="center"/>
+              <w:rPr>
+                <w:rFonts w:ascii="Calibri" w:hAnsi="Calibri" w:cs="Calibri"/>
+                <w:color w:val="000000"/>
+                <w:sz w:val="18"/>
+                <w:szCs w:val="18"/>
+              </w:rPr>
+            </w:pPr>
+            <w:r>
               <w:rPr>
                 <w:rFonts w:ascii="Calibri" w:hAnsi="Calibri" w:cs="Calibri"/>
                 <w:color w:val="000000"/>
                 <w:sz w:val="18"/>
                 <w:szCs w:val="22"/>
               </w:rPr>
-            </w:pPr>
-            <w:r>
-              <w:rPr>
-                <w:rFonts w:ascii="Calibri" w:hAnsi="Calibri" w:cs="Calibri"/>
-                <w:color w:val="000000"/>
-                <w:sz w:val="18"/>
-                <w:szCs w:val="22"/>
-              </w:rPr>
-              <w:t>8,1</w:t>
-            </w:r>
-          </w:p>
-        </w:tc>
-        <w:tc>
-          <w:tcPr>
-            <w:tcW w:w="960" w:type="dxa"/>
-            <w:tcBorders>
-              <w:top w:val="nil"/>
-              <w:left w:val="nil"/>
-              <w:bottom w:val="single" w:sz="4" w:space="0" w:color="auto"/>
-              <w:right w:val="single" w:sz="4" w:space="0" w:color="auto"/>
-            </w:tcBorders>
-            <w:shd w:val="clear" w:color="auto" w:fill="auto"/>
-            <w:noWrap/>
-            <w:vAlign w:val="bottom"/>
-            <w:hideMark/>
-          </w:tcPr>
-          <w:p>
-            <w:pPr>
-              <w:jc w:val="center"/>
-              <w:rPr>
-                <w:rFonts w:ascii="Calibri" w:hAnsi="Calibri" w:cs="Calibri"/>
-                <w:color w:val="000000"/>
-                <w:sz w:val="18"/>
-                <w:szCs w:val="22"/>
-              </w:rPr>
-            </w:pPr>
-            <w:r>
-              <w:rPr>
-                <w:rFonts w:ascii="Calibri" w:hAnsi="Calibri" w:cs="Calibri"/>
-                <w:color w:val="000000"/>
-                <w:sz w:val="18"/>
-                <w:szCs w:val="22"/>
-              </w:rPr>
-              <w:t>209,7</w:t>
+              <w:t>42,3</w:t>
+            </w:r>
+          </w:p>
+        </w:tc>
+        <w:tc>
+          <w:tcPr>
+            <w:tcW w:w="960" w:type="dxa"/>
+            <w:tcBorders>
+              <w:top w:val="nil"/>
+              <w:left w:val="nil"/>
+              <w:bottom w:val="single" w:sz="8" w:space="0" w:color="auto"/>
+              <w:right w:val="single" w:sz="8" w:space="0" w:color="auto"/>
+            </w:tcBorders>
+            <w:noWrap/>
+            <w:vAlign w:val="center"/>
+            <w:hideMark/>
+          </w:tcPr>
+          <w:p>
+            <w:pPr>
+              <w:jc w:val="center"/>
+              <w:rPr>
+                <w:rFonts w:ascii="Calibri" w:hAnsi="Calibri" w:cs="Calibri"/>
+                <w:color w:val="000000"/>
+                <w:sz w:val="18"/>
+                <w:szCs w:val="18"/>
+              </w:rPr>
+            </w:pPr>
+            <w:r>
+              <w:rPr>
+                <w:rFonts w:ascii="Calibri" w:hAnsi="Calibri" w:cs="Calibri"/>
+                <w:color w:val="000000"/>
+                <w:sz w:val="18"/>
+                <w:szCs w:val="18"/>
+              </w:rPr>
+              <w:t>2097,4</w:t>
+            </w:r>
+          </w:p>
+        </w:tc>
+        <w:tc>
+          <w:tcPr>
+            <w:tcW w:w="960" w:type="dxa"/>
+            <w:tcBorders>
+              <w:top w:val="nil"/>
+              <w:left w:val="nil"/>
+              <w:bottom w:val="single" w:sz="8" w:space="0" w:color="auto"/>
+              <w:right w:val="single" w:sz="8" w:space="0" w:color="auto"/>
+            </w:tcBorders>
+            <w:noWrap/>
+            <w:vAlign w:val="center"/>
+            <w:hideMark/>
+          </w:tcPr>
+          <w:p>
+            <w:pPr>
+              <w:jc w:val="center"/>
+              <w:rPr>
+                <w:rFonts w:ascii="Calibri" w:hAnsi="Calibri" w:cs="Calibri"/>
+                <w:color w:val="000000"/>
+                <w:sz w:val="18"/>
+                <w:szCs w:val="18"/>
+              </w:rPr>
+            </w:pPr>
+            <w:r>
+              <w:rPr>
+                <w:rFonts w:ascii="Calibri" w:hAnsi="Calibri" w:cs="Calibri"/>
+                <w:color w:val="000000"/>
+                <w:sz w:val="18"/>
+                <w:szCs w:val="18"/>
+              </w:rPr>
+              <w:t>1,48</w:t>
             </w:r>
           </w:p>
         </w:tc>
       </w:tr>
       <w:tr>
         <w:trPr>
-          <w:trHeight w:val="255"/>
+          <w:trHeight w:val="227"/>
         </w:trPr>
         <w:tc>
           <w:tcPr>
             <w:tcW w:w="960" w:type="dxa"/>
             <w:tcBorders>
               <w:top w:val="nil"/>
-              <w:left w:val="single" w:sz="4" w:space="0" w:color="auto"/>
-              <w:bottom w:val="single" w:sz="4" w:space="0" w:color="auto"/>
-              <w:right w:val="single" w:sz="4" w:space="0" w:color="auto"/>
-            </w:tcBorders>
-            <w:shd w:val="clear" w:color="auto" w:fill="auto"/>
-            <w:noWrap/>
-            <w:vAlign w:val="bottom"/>
-            <w:hideMark/>
-          </w:tcPr>
-          <w:p>
-            <w:pPr>
-              <w:jc w:val="center"/>
+              <w:left w:val="single" w:sz="8" w:space="0" w:color="auto"/>
+              <w:bottom w:val="single" w:sz="8" w:space="0" w:color="auto"/>
+              <w:right w:val="single" w:sz="8" w:space="0" w:color="auto"/>
+            </w:tcBorders>
+            <w:noWrap/>
+            <w:vAlign w:val="center"/>
+            <w:hideMark/>
+          </w:tcPr>
+          <w:p>
+            <w:pPr>
+              <w:jc w:val="center"/>
+              <w:rPr>
+                <w:rFonts w:ascii="Calibri" w:hAnsi="Calibri" w:cs="Calibri"/>
+                <w:color w:val="000000"/>
+                <w:sz w:val="18"/>
+                <w:szCs w:val="18"/>
+              </w:rPr>
+            </w:pPr>
+            <w:r>
               <w:rPr>
                 <w:rFonts w:ascii="Calibri" w:hAnsi="Calibri" w:cs="Calibri"/>
                 <w:color w:val="000000"/>
                 <w:sz w:val="18"/>
                 <w:szCs w:val="22"/>
               </w:rPr>
-            </w:pPr>
-            <w:r>
-              <w:rPr>
-                <w:rFonts w:ascii="Calibri" w:hAnsi="Calibri" w:cs="Calibri"/>
-                <w:color w:val="000000"/>
-                <w:sz w:val="18"/>
-                <w:szCs w:val="22"/>
-              </w:rPr>
-              <w:t>8,4</w:t>
-            </w:r>
-          </w:p>
-        </w:tc>
-        <w:tc>
-          <w:tcPr>
-            <w:tcW w:w="960" w:type="dxa"/>
-            <w:tcBorders>
-              <w:top w:val="nil"/>
-              <w:left w:val="nil"/>
-              <w:bottom w:val="single" w:sz="4" w:space="0" w:color="auto"/>
-              <w:right w:val="single" w:sz="4" w:space="0" w:color="auto"/>
-            </w:tcBorders>
-            <w:shd w:val="clear" w:color="auto" w:fill="auto"/>
-            <w:noWrap/>
-            <w:vAlign w:val="bottom"/>
-            <w:hideMark/>
-          </w:tcPr>
-          <w:p>
-            <w:pPr>
-              <w:jc w:val="center"/>
-              <w:rPr>
-                <w:rFonts w:ascii="Calibri" w:hAnsi="Calibri" w:cs="Calibri"/>
-                <w:color w:val="000000"/>
-                <w:sz w:val="18"/>
-                <w:szCs w:val="22"/>
-              </w:rPr>
-            </w:pPr>
-            <w:r>
-              <w:rPr>
-                <w:rFonts w:ascii="Calibri" w:hAnsi="Calibri" w:cs="Calibri"/>
-                <w:color w:val="000000"/>
-                <w:sz w:val="18"/>
-                <w:szCs w:val="22"/>
-              </w:rPr>
-              <w:t>203,4</w:t>
+              <w:t>42,5</w:t>
+            </w:r>
+          </w:p>
+        </w:tc>
+        <w:tc>
+          <w:tcPr>
+            <w:tcW w:w="960" w:type="dxa"/>
+            <w:tcBorders>
+              <w:top w:val="nil"/>
+              <w:left w:val="nil"/>
+              <w:bottom w:val="single" w:sz="8" w:space="0" w:color="auto"/>
+              <w:right w:val="single" w:sz="8" w:space="0" w:color="auto"/>
+            </w:tcBorders>
+            <w:noWrap/>
+            <w:vAlign w:val="center"/>
+            <w:hideMark/>
+          </w:tcPr>
+          <w:p>
+            <w:pPr>
+              <w:jc w:val="center"/>
+              <w:rPr>
+                <w:rFonts w:ascii="Calibri" w:hAnsi="Calibri" w:cs="Calibri"/>
+                <w:color w:val="000000"/>
+                <w:sz w:val="18"/>
+                <w:szCs w:val="18"/>
+              </w:rPr>
+            </w:pPr>
+            <w:r>
+              <w:rPr>
+                <w:rFonts w:ascii="Calibri" w:hAnsi="Calibri" w:cs="Calibri"/>
+                <w:color w:val="000000"/>
+                <w:sz w:val="18"/>
+                <w:szCs w:val="18"/>
+              </w:rPr>
+              <w:t>2034,1</w:t>
+            </w:r>
+          </w:p>
+        </w:tc>
+        <w:tc>
+          <w:tcPr>
+            <w:tcW w:w="960" w:type="dxa"/>
+            <w:tcBorders>
+              <w:top w:val="nil"/>
+              <w:left w:val="nil"/>
+              <w:bottom w:val="single" w:sz="8" w:space="0" w:color="auto"/>
+              <w:right w:val="single" w:sz="8" w:space="0" w:color="auto"/>
+            </w:tcBorders>
+            <w:noWrap/>
+            <w:vAlign w:val="center"/>
+            <w:hideMark/>
+          </w:tcPr>
+          <w:p>
+            <w:pPr>
+              <w:jc w:val="center"/>
+              <w:rPr>
+                <w:rFonts w:ascii="Calibri" w:hAnsi="Calibri" w:cs="Calibri"/>
+                <w:color w:val="000000"/>
+                <w:sz w:val="18"/>
+                <w:szCs w:val="18"/>
+              </w:rPr>
+            </w:pPr>
+            <w:r>
+              <w:rPr>
+                <w:rFonts w:ascii="Calibri" w:hAnsi="Calibri" w:cs="Calibri"/>
+                <w:color w:val="000000"/>
+                <w:sz w:val="18"/>
+                <w:szCs w:val="18"/>
+              </w:rPr>
+              <w:t>1,35</w:t>
             </w:r>
           </w:p>
         </w:tc>
       </w:tr>
       <w:tr>
         <w:trPr>
-          <w:trHeight w:val="255"/>
+          <w:trHeight w:val="227"/>
         </w:trPr>
         <w:tc>
           <w:tcPr>
             <w:tcW w:w="960" w:type="dxa"/>
             <w:tcBorders>
               <w:top w:val="nil"/>
-              <w:left w:val="single" w:sz="4" w:space="0" w:color="auto"/>
-              <w:bottom w:val="single" w:sz="4" w:space="0" w:color="auto"/>
-              <w:right w:val="single" w:sz="4" w:space="0" w:color="auto"/>
-            </w:tcBorders>
-            <w:shd w:val="clear" w:color="auto" w:fill="auto"/>
-            <w:noWrap/>
-            <w:vAlign w:val="bottom"/>
-            <w:hideMark/>
-          </w:tcPr>
-          <w:p>
-            <w:pPr>
-              <w:jc w:val="center"/>
+              <w:left w:val="single" w:sz="8" w:space="0" w:color="auto"/>
+              <w:bottom w:val="single" w:sz="8" w:space="0" w:color="auto"/>
+              <w:right w:val="single" w:sz="8" w:space="0" w:color="auto"/>
+            </w:tcBorders>
+            <w:noWrap/>
+            <w:vAlign w:val="center"/>
+            <w:hideMark/>
+          </w:tcPr>
+          <w:p>
+            <w:pPr>
+              <w:jc w:val="center"/>
+              <w:rPr>
+                <w:rFonts w:ascii="Calibri" w:hAnsi="Calibri" w:cs="Calibri"/>
+                <w:color w:val="000000"/>
+                <w:sz w:val="18"/>
+                <w:szCs w:val="18"/>
+              </w:rPr>
+            </w:pPr>
+            <w:r>
               <w:rPr>
                 <w:rFonts w:ascii="Calibri" w:hAnsi="Calibri" w:cs="Calibri"/>
                 <w:color w:val="000000"/>
                 <w:sz w:val="18"/>
                 <w:szCs w:val="22"/>
               </w:rPr>
-            </w:pPr>
-            <w:r>
-              <w:rPr>
-                <w:rFonts w:ascii="Calibri" w:hAnsi="Calibri" w:cs="Calibri"/>
-                <w:color w:val="000000"/>
-                <w:sz w:val="18"/>
-                <w:szCs w:val="22"/>
-              </w:rPr>
-              <w:t>8,7</w:t>
-            </w:r>
-          </w:p>
-        </w:tc>
-        <w:tc>
-          <w:tcPr>
-            <w:tcW w:w="960" w:type="dxa"/>
-            <w:tcBorders>
-              <w:top w:val="nil"/>
-              <w:left w:val="nil"/>
-              <w:bottom w:val="single" w:sz="4" w:space="0" w:color="auto"/>
-              <w:right w:val="single" w:sz="4" w:space="0" w:color="auto"/>
-            </w:tcBorders>
-            <w:shd w:val="clear" w:color="auto" w:fill="auto"/>
-            <w:noWrap/>
-            <w:vAlign w:val="bottom"/>
-            <w:hideMark/>
-          </w:tcPr>
-          <w:p>
-            <w:pPr>
-              <w:jc w:val="center"/>
-              <w:rPr>
-                <w:rFonts w:ascii="Calibri" w:hAnsi="Calibri" w:cs="Calibri"/>
-                <w:color w:val="000000"/>
-                <w:sz w:val="18"/>
-                <w:szCs w:val="22"/>
-              </w:rPr>
-            </w:pPr>
-            <w:r>
-              <w:rPr>
-                <w:rFonts w:ascii="Calibri" w:hAnsi="Calibri" w:cs="Calibri"/>
-                <w:color w:val="000000"/>
-                <w:sz w:val="18"/>
-                <w:szCs w:val="22"/>
-              </w:rPr>
-              <w:t>158,5</w:t>
+              <w:t>43,4</w:t>
+            </w:r>
+          </w:p>
+        </w:tc>
+        <w:tc>
+          <w:tcPr>
+            <w:tcW w:w="960" w:type="dxa"/>
+            <w:tcBorders>
+              <w:top w:val="nil"/>
+              <w:left w:val="nil"/>
+              <w:bottom w:val="single" w:sz="8" w:space="0" w:color="auto"/>
+              <w:right w:val="single" w:sz="8" w:space="0" w:color="auto"/>
+            </w:tcBorders>
+            <w:noWrap/>
+            <w:vAlign w:val="center"/>
+            <w:hideMark/>
+          </w:tcPr>
+          <w:p>
+            <w:pPr>
+              <w:jc w:val="center"/>
+              <w:rPr>
+                <w:rFonts w:ascii="Calibri" w:hAnsi="Calibri" w:cs="Calibri"/>
+                <w:color w:val="000000"/>
+                <w:sz w:val="18"/>
+                <w:szCs w:val="18"/>
+              </w:rPr>
+            </w:pPr>
+            <w:r>
+              <w:rPr>
+                <w:rFonts w:ascii="Calibri" w:hAnsi="Calibri" w:cs="Calibri"/>
+                <w:color w:val="000000"/>
+                <w:sz w:val="18"/>
+                <w:szCs w:val="18"/>
+              </w:rPr>
+              <w:t>1632,5</w:t>
+            </w:r>
+          </w:p>
+        </w:tc>
+        <w:tc>
+          <w:tcPr>
+            <w:tcW w:w="960" w:type="dxa"/>
+            <w:tcBorders>
+              <w:top w:val="nil"/>
+              <w:left w:val="nil"/>
+              <w:bottom w:val="single" w:sz="8" w:space="0" w:color="auto"/>
+              <w:right w:val="single" w:sz="8" w:space="0" w:color="auto"/>
+            </w:tcBorders>
+            <w:noWrap/>
+            <w:vAlign w:val="center"/>
+            <w:hideMark/>
+          </w:tcPr>
+          <w:p>
+            <w:pPr>
+              <w:jc w:val="center"/>
+              <w:rPr>
+                <w:rFonts w:ascii="Calibri" w:hAnsi="Calibri" w:cs="Calibri"/>
+                <w:color w:val="000000"/>
+                <w:sz w:val="18"/>
+                <w:szCs w:val="18"/>
+              </w:rPr>
+            </w:pPr>
+            <w:r>
+              <w:rPr>
+                <w:rFonts w:ascii="Calibri" w:hAnsi="Calibri" w:cs="Calibri"/>
+                <w:color w:val="000000"/>
+                <w:sz w:val="18"/>
+                <w:szCs w:val="18"/>
+              </w:rPr>
+              <w:t>3,45</w:t>
             </w:r>
           </w:p>
         </w:tc>
       </w:tr>
       <w:tr>
         <w:trPr>
-          <w:trHeight w:val="255"/>
+          <w:trHeight w:val="227"/>
         </w:trPr>
         <w:tc>
           <w:tcPr>
             <w:tcW w:w="960" w:type="dxa"/>
             <w:tcBorders>
               <w:top w:val="nil"/>
-              <w:left w:val="single" w:sz="4" w:space="0" w:color="auto"/>
-              <w:bottom w:val="single" w:sz="4" w:space="0" w:color="auto"/>
-              <w:right w:val="single" w:sz="4" w:space="0" w:color="auto"/>
-            </w:tcBorders>
-            <w:shd w:val="clear" w:color="auto" w:fill="auto"/>
-            <w:noWrap/>
-            <w:vAlign w:val="bottom"/>
-            <w:hideMark/>
-          </w:tcPr>
-          <w:p>
-            <w:pPr>
-              <w:jc w:val="center"/>
+              <w:left w:val="single" w:sz="8" w:space="0" w:color="auto"/>
+              <w:bottom w:val="single" w:sz="8" w:space="0" w:color="auto"/>
+              <w:right w:val="single" w:sz="8" w:space="0" w:color="auto"/>
+            </w:tcBorders>
+            <w:noWrap/>
+            <w:vAlign w:val="center"/>
+            <w:hideMark/>
+          </w:tcPr>
+          <w:p>
+            <w:pPr>
+              <w:jc w:val="center"/>
+              <w:rPr>
+                <w:rFonts w:ascii="Calibri" w:hAnsi="Calibri" w:cs="Calibri"/>
+                <w:color w:val="000000"/>
+                <w:sz w:val="18"/>
+                <w:szCs w:val="18"/>
+              </w:rPr>
+            </w:pPr>
+            <w:r>
               <w:rPr>
                 <w:rFonts w:ascii="Calibri" w:hAnsi="Calibri" w:cs="Calibri"/>
                 <w:color w:val="000000"/>
                 <w:sz w:val="18"/>
                 <w:szCs w:val="22"/>
               </w:rPr>
-            </w:pPr>
-            <w:r>
-              <w:rPr>
-                <w:rFonts w:ascii="Calibri" w:hAnsi="Calibri" w:cs="Calibri"/>
-                <w:color w:val="000000"/>
-                <w:sz w:val="18"/>
-                <w:szCs w:val="22"/>
-              </w:rPr>
-              <w:t>8,8</w:t>
-            </w:r>
-          </w:p>
-        </w:tc>
-        <w:tc>
-          <w:tcPr>
-            <w:tcW w:w="960" w:type="dxa"/>
-            <w:tcBorders>
-              <w:top w:val="nil"/>
-              <w:left w:val="nil"/>
-              <w:bottom w:val="single" w:sz="4" w:space="0" w:color="auto"/>
-              <w:right w:val="single" w:sz="4" w:space="0" w:color="auto"/>
-            </w:tcBorders>
-            <w:shd w:val="clear" w:color="auto" w:fill="auto"/>
-            <w:noWrap/>
-            <w:vAlign w:val="bottom"/>
-            <w:hideMark/>
-          </w:tcPr>
-          <w:p>
-            <w:pPr>
-              <w:jc w:val="center"/>
-              <w:rPr>
-                <w:rFonts w:ascii="Calibri" w:hAnsi="Calibri" w:cs="Calibri"/>
-                <w:color w:val="000000"/>
-                <w:sz w:val="18"/>
-                <w:szCs w:val="22"/>
-              </w:rPr>
-            </w:pPr>
-            <w:r>
-              <w:rPr>
-                <w:rFonts w:ascii="Calibri" w:hAnsi="Calibri" w:cs="Calibri"/>
-                <w:color w:val="000000"/>
-                <w:sz w:val="18"/>
-                <w:szCs w:val="22"/>
-              </w:rPr>
-              <w:t>162,5</w:t>
+              <w:t>43,7</w:t>
+            </w:r>
+          </w:p>
+        </w:tc>
+        <w:tc>
+          <w:tcPr>
+            <w:tcW w:w="960" w:type="dxa"/>
+            <w:tcBorders>
+              <w:top w:val="nil"/>
+              <w:left w:val="nil"/>
+              <w:bottom w:val="single" w:sz="8" w:space="0" w:color="auto"/>
+              <w:right w:val="single" w:sz="8" w:space="0" w:color="auto"/>
+            </w:tcBorders>
+            <w:noWrap/>
+            <w:vAlign w:val="center"/>
+            <w:hideMark/>
+          </w:tcPr>
+          <w:p>
+            <w:pPr>
+              <w:jc w:val="center"/>
+              <w:rPr>
+                <w:rFonts w:ascii="Calibri" w:hAnsi="Calibri" w:cs="Calibri"/>
+                <w:color w:val="000000"/>
+                <w:sz w:val="18"/>
+                <w:szCs w:val="18"/>
+              </w:rPr>
+            </w:pPr>
+            <w:r>
+              <w:rPr>
+                <w:rFonts w:ascii="Calibri" w:hAnsi="Calibri" w:cs="Calibri"/>
+                <w:color w:val="000000"/>
+                <w:sz w:val="18"/>
+                <w:szCs w:val="18"/>
+              </w:rPr>
+              <w:t>1514,5</w:t>
+            </w:r>
+          </w:p>
+        </w:tc>
+        <w:tc>
+          <w:tcPr>
+            <w:tcW w:w="960" w:type="dxa"/>
+            <w:tcBorders>
+              <w:top w:val="nil"/>
+              <w:left w:val="nil"/>
+              <w:bottom w:val="single" w:sz="8" w:space="0" w:color="auto"/>
+              <w:right w:val="single" w:sz="8" w:space="0" w:color="auto"/>
+            </w:tcBorders>
+            <w:noWrap/>
+            <w:vAlign w:val="center"/>
+            <w:hideMark/>
+          </w:tcPr>
+          <w:p>
+            <w:pPr>
+              <w:jc w:val="center"/>
+              <w:rPr>
+                <w:rFonts w:ascii="Calibri" w:hAnsi="Calibri" w:cs="Calibri"/>
+                <w:color w:val="000000"/>
+                <w:sz w:val="18"/>
+                <w:szCs w:val="18"/>
+              </w:rPr>
+            </w:pPr>
+            <w:r>
+              <w:rPr>
+                <w:rFonts w:ascii="Calibri" w:hAnsi="Calibri" w:cs="Calibri"/>
+                <w:color w:val="000000"/>
+                <w:sz w:val="18"/>
+                <w:szCs w:val="18"/>
+              </w:rPr>
+              <w:t>3,06</w:t>
             </w:r>
           </w:p>
         </w:tc>
       </w:tr>
       <w:tr>
         <w:trPr>
-          <w:trHeight w:val="255"/>
+          <w:trHeight w:val="227"/>
         </w:trPr>
         <w:tc>
           <w:tcPr>
             <w:tcW w:w="960" w:type="dxa"/>
             <w:tcBorders>
               <w:top w:val="nil"/>
-              <w:left w:val="single" w:sz="4" w:space="0" w:color="auto"/>
-              <w:bottom w:val="single" w:sz="4" w:space="0" w:color="auto"/>
-              <w:right w:val="single" w:sz="4" w:space="0" w:color="auto"/>
-            </w:tcBorders>
-            <w:shd w:val="clear" w:color="auto" w:fill="auto"/>
-            <w:noWrap/>
-            <w:vAlign w:val="bottom"/>
-            <w:hideMark/>
-          </w:tcPr>
-          <w:p>
-            <w:pPr>
-              <w:jc w:val="center"/>
+              <w:left w:val="single" w:sz="8" w:space="0" w:color="auto"/>
+              <w:bottom w:val="single" w:sz="8" w:space="0" w:color="auto"/>
+              <w:right w:val="single" w:sz="8" w:space="0" w:color="auto"/>
+            </w:tcBorders>
+            <w:noWrap/>
+            <w:vAlign w:val="center"/>
+            <w:hideMark/>
+          </w:tcPr>
+          <w:p>
+            <w:pPr>
+              <w:jc w:val="center"/>
+              <w:rPr>
+                <w:rFonts w:ascii="Calibri" w:hAnsi="Calibri" w:cs="Calibri"/>
+                <w:color w:val="000000"/>
+                <w:sz w:val="18"/>
+                <w:szCs w:val="18"/>
+              </w:rPr>
+            </w:pPr>
+            <w:r>
               <w:rPr>
                 <w:rFonts w:ascii="Calibri" w:hAnsi="Calibri" w:cs="Calibri"/>
                 <w:color w:val="000000"/>
                 <w:sz w:val="18"/>
                 <w:szCs w:val="22"/>
               </w:rPr>
-            </w:pPr>
-            <w:r>
-              <w:rPr>
-                <w:rFonts w:ascii="Calibri" w:hAnsi="Calibri" w:cs="Calibri"/>
-                <w:color w:val="000000"/>
-                <w:sz w:val="18"/>
-                <w:szCs w:val="22"/>
-              </w:rPr>
-              <w:t>9,4</w:t>
-            </w:r>
-          </w:p>
-        </w:tc>
-        <w:tc>
-          <w:tcPr>
-            <w:tcW w:w="960" w:type="dxa"/>
-            <w:tcBorders>
-              <w:top w:val="nil"/>
-              <w:left w:val="nil"/>
-              <w:bottom w:val="single" w:sz="4" w:space="0" w:color="auto"/>
-              <w:right w:val="single" w:sz="4" w:space="0" w:color="auto"/>
-            </w:tcBorders>
-            <w:shd w:val="clear" w:color="auto" w:fill="auto"/>
-            <w:noWrap/>
-            <w:vAlign w:val="bottom"/>
-            <w:hideMark/>
-          </w:tcPr>
-          <w:p>
-            <w:pPr>
-              <w:jc w:val="center"/>
-              <w:rPr>
-                <w:rFonts w:ascii="Calibri" w:hAnsi="Calibri" w:cs="Calibri"/>
-                <w:color w:val="000000"/>
-                <w:sz w:val="18"/>
-                <w:szCs w:val="22"/>
-              </w:rPr>
-            </w:pPr>
-            <w:r>
-              <w:rPr>
-                <w:rFonts w:ascii="Calibri" w:hAnsi="Calibri" w:cs="Calibri"/>
-                <w:color w:val="000000"/>
-                <w:sz w:val="18"/>
-                <w:szCs w:val="22"/>
-              </w:rPr>
-              <w:t>189,3</w:t>
+              <w:t>44,1</w:t>
+            </w:r>
+          </w:p>
+        </w:tc>
+        <w:tc>
+          <w:tcPr>
+            <w:tcW w:w="960" w:type="dxa"/>
+            <w:tcBorders>
+              <w:top w:val="nil"/>
+              <w:left w:val="nil"/>
+              <w:bottom w:val="single" w:sz="8" w:space="0" w:color="auto"/>
+              <w:right w:val="single" w:sz="8" w:space="0" w:color="auto"/>
+            </w:tcBorders>
+            <w:noWrap/>
+            <w:vAlign w:val="center"/>
+            <w:hideMark/>
+          </w:tcPr>
+          <w:p>
+            <w:pPr>
+              <w:jc w:val="center"/>
+              <w:rPr>
+                <w:rFonts w:ascii="Calibri" w:hAnsi="Calibri" w:cs="Calibri"/>
+                <w:color w:val="000000"/>
+                <w:sz w:val="18"/>
+                <w:szCs w:val="18"/>
+              </w:rPr>
+            </w:pPr>
+            <w:r>
+              <w:rPr>
+                <w:rFonts w:ascii="Calibri" w:hAnsi="Calibri" w:cs="Calibri"/>
+                <w:color w:val="000000"/>
+                <w:sz w:val="18"/>
+                <w:szCs w:val="18"/>
+              </w:rPr>
+              <w:t>1876,4</w:t>
+            </w:r>
+          </w:p>
+        </w:tc>
+        <w:tc>
+          <w:tcPr>
+            <w:tcW w:w="960" w:type="dxa"/>
+            <w:tcBorders>
+              <w:top w:val="nil"/>
+              <w:left w:val="nil"/>
+              <w:bottom w:val="single" w:sz="8" w:space="0" w:color="auto"/>
+              <w:right w:val="single" w:sz="8" w:space="0" w:color="auto"/>
+            </w:tcBorders>
+            <w:noWrap/>
+            <w:vAlign w:val="center"/>
+            <w:hideMark/>
+          </w:tcPr>
+          <w:p>
+            <w:pPr>
+              <w:jc w:val="center"/>
+              <w:rPr>
+                <w:rFonts w:ascii="Calibri" w:hAnsi="Calibri" w:cs="Calibri"/>
+                <w:color w:val="000000"/>
+                <w:sz w:val="18"/>
+                <w:szCs w:val="18"/>
+              </w:rPr>
+            </w:pPr>
+            <w:r>
+              <w:rPr>
+                <w:rFonts w:ascii="Calibri" w:hAnsi="Calibri" w:cs="Calibri"/>
+                <w:color w:val="000000"/>
+                <w:sz w:val="18"/>
+                <w:szCs w:val="18"/>
+              </w:rPr>
+              <w:t>1,05</w:t>
             </w:r>
           </w:p>
         </w:tc>
       </w:tr>
       <w:tr>
         <w:trPr>
-          <w:trHeight w:val="255"/>
+          <w:trHeight w:val="227"/>
         </w:trPr>
         <w:tc>
           <w:tcPr>
             <w:tcW w:w="960" w:type="dxa"/>
             <w:tcBorders>
               <w:top w:val="nil"/>
-              <w:left w:val="single" w:sz="4" w:space="0" w:color="auto"/>
-              <w:bottom w:val="single" w:sz="4" w:space="0" w:color="auto"/>
-              <w:right w:val="single" w:sz="4" w:space="0" w:color="auto"/>
-            </w:tcBorders>
-            <w:shd w:val="clear" w:color="auto" w:fill="auto"/>
-            <w:noWrap/>
-            <w:vAlign w:val="bottom"/>
-            <w:hideMark/>
-          </w:tcPr>
-          <w:p>
-            <w:pPr>
-              <w:jc w:val="center"/>
+              <w:left w:val="single" w:sz="8" w:space="0" w:color="auto"/>
+              <w:bottom w:val="single" w:sz="8" w:space="0" w:color="auto"/>
+              <w:right w:val="single" w:sz="8" w:space="0" w:color="auto"/>
+            </w:tcBorders>
+            <w:noWrap/>
+            <w:vAlign w:val="center"/>
+            <w:hideMark/>
+          </w:tcPr>
+          <w:p>
+            <w:pPr>
+              <w:jc w:val="center"/>
+              <w:rPr>
+                <w:rFonts w:ascii="Calibri" w:hAnsi="Calibri" w:cs="Calibri"/>
+                <w:color w:val="000000"/>
+                <w:sz w:val="18"/>
+                <w:szCs w:val="18"/>
+              </w:rPr>
+            </w:pPr>
+            <w:r>
               <w:rPr>
                 <w:rFonts w:ascii="Calibri" w:hAnsi="Calibri" w:cs="Calibri"/>
                 <w:color w:val="000000"/>
                 <w:sz w:val="18"/>
                 <w:szCs w:val="22"/>
               </w:rPr>
-            </w:pPr>
-            <w:r>
-              <w:rPr>
-                <w:rFonts w:ascii="Calibri" w:hAnsi="Calibri" w:cs="Calibri"/>
-                <w:color w:val="000000"/>
-                <w:sz w:val="18"/>
-                <w:szCs w:val="22"/>
-              </w:rPr>
-              <w:t>9,6</w:t>
-            </w:r>
-          </w:p>
-        </w:tc>
-        <w:tc>
-          <w:tcPr>
-            <w:tcW w:w="960" w:type="dxa"/>
-            <w:tcBorders>
-              <w:top w:val="nil"/>
-              <w:left w:val="nil"/>
-              <w:bottom w:val="single" w:sz="4" w:space="0" w:color="auto"/>
-              <w:right w:val="single" w:sz="4" w:space="0" w:color="auto"/>
-            </w:tcBorders>
-            <w:shd w:val="clear" w:color="auto" w:fill="auto"/>
-            <w:noWrap/>
-            <w:vAlign w:val="bottom"/>
-            <w:hideMark/>
-          </w:tcPr>
-          <w:p>
-            <w:pPr>
-              <w:jc w:val="center"/>
-              <w:rPr>
-                <w:rFonts w:ascii="Calibri" w:hAnsi="Calibri" w:cs="Calibri"/>
-                <w:color w:val="000000"/>
-                <w:sz w:val="18"/>
-                <w:szCs w:val="22"/>
-              </w:rPr>
-            </w:pPr>
-            <w:r>
-              <w:rPr>
-                <w:rFonts w:ascii="Calibri" w:hAnsi="Calibri" w:cs="Calibri"/>
-                <w:color w:val="000000"/>
-                <w:sz w:val="18"/>
-                <w:szCs w:val="22"/>
-              </w:rPr>
-              <w:t>163,2</w:t>
+              <w:t>44,2</w:t>
+            </w:r>
+          </w:p>
+        </w:tc>
+        <w:tc>
+          <w:tcPr>
+            <w:tcW w:w="960" w:type="dxa"/>
+            <w:tcBorders>
+              <w:top w:val="nil"/>
+              <w:left w:val="nil"/>
+              <w:bottom w:val="single" w:sz="8" w:space="0" w:color="auto"/>
+              <w:right w:val="single" w:sz="8" w:space="0" w:color="auto"/>
+            </w:tcBorders>
+            <w:noWrap/>
+            <w:vAlign w:val="center"/>
+            <w:hideMark/>
+          </w:tcPr>
+          <w:p>
+            <w:pPr>
+              <w:jc w:val="center"/>
+              <w:rPr>
+                <w:rFonts w:ascii="Calibri" w:hAnsi="Calibri" w:cs="Calibri"/>
+                <w:color w:val="000000"/>
+                <w:sz w:val="18"/>
+                <w:szCs w:val="18"/>
+              </w:rPr>
+            </w:pPr>
+            <w:r>
+              <w:rPr>
+                <w:rFonts w:ascii="Calibri" w:hAnsi="Calibri" w:cs="Calibri"/>
+                <w:color w:val="000000"/>
+                <w:sz w:val="18"/>
+                <w:szCs w:val="18"/>
+              </w:rPr>
+              <w:t>1637,6</w:t>
+            </w:r>
+          </w:p>
+        </w:tc>
+        <w:tc>
+          <w:tcPr>
+            <w:tcW w:w="960" w:type="dxa"/>
+            <w:tcBorders>
+              <w:top w:val="nil"/>
+              <w:left w:val="nil"/>
+              <w:bottom w:val="single" w:sz="8" w:space="0" w:color="auto"/>
+              <w:right w:val="single" w:sz="8" w:space="0" w:color="auto"/>
+            </w:tcBorders>
+            <w:noWrap/>
+            <w:vAlign w:val="center"/>
+            <w:hideMark/>
+          </w:tcPr>
+          <w:p>
+            <w:pPr>
+              <w:jc w:val="center"/>
+              <w:rPr>
+                <w:rFonts w:ascii="Calibri" w:hAnsi="Calibri" w:cs="Calibri"/>
+                <w:color w:val="000000"/>
+                <w:sz w:val="18"/>
+                <w:szCs w:val="18"/>
+              </w:rPr>
+            </w:pPr>
+            <w:r>
+              <w:rPr>
+                <w:rFonts w:ascii="Calibri" w:hAnsi="Calibri" w:cs="Calibri"/>
+                <w:color w:val="000000"/>
+                <w:sz w:val="18"/>
+                <w:szCs w:val="18"/>
+              </w:rPr>
+              <w:t>3,05</w:t>
             </w:r>
           </w:p>
         </w:tc>
       </w:tr>
       <w:tr>
         <w:trPr>
-          <w:trHeight w:val="255"/>
+          <w:trHeight w:val="227"/>
         </w:trPr>
         <w:tc>
           <w:tcPr>
             <w:tcW w:w="960" w:type="dxa"/>
             <w:tcBorders>
               <w:top w:val="nil"/>
-              <w:left w:val="single" w:sz="4" w:space="0" w:color="auto"/>
-              <w:bottom w:val="single" w:sz="4" w:space="0" w:color="auto"/>
-              <w:right w:val="single" w:sz="4" w:space="0" w:color="auto"/>
-            </w:tcBorders>
-            <w:shd w:val="clear" w:color="auto" w:fill="auto"/>
-            <w:noWrap/>
-            <w:vAlign w:val="bottom"/>
-            <w:hideMark/>
-          </w:tcPr>
-          <w:p>
-            <w:pPr>
-              <w:jc w:val="center"/>
+              <w:left w:val="single" w:sz="8" w:space="0" w:color="auto"/>
+              <w:bottom w:val="single" w:sz="8" w:space="0" w:color="auto"/>
+              <w:right w:val="single" w:sz="8" w:space="0" w:color="auto"/>
+            </w:tcBorders>
+            <w:noWrap/>
+            <w:vAlign w:val="center"/>
+            <w:hideMark/>
+          </w:tcPr>
+          <w:p>
+            <w:pPr>
+              <w:jc w:val="center"/>
+              <w:rPr>
+                <w:rFonts w:ascii="Calibri" w:hAnsi="Calibri" w:cs="Calibri"/>
+                <w:color w:val="000000"/>
+                <w:sz w:val="18"/>
+                <w:szCs w:val="18"/>
+              </w:rPr>
+            </w:pPr>
+            <w:r>
               <w:rPr>
                 <w:rFonts w:ascii="Calibri" w:hAnsi="Calibri" w:cs="Calibri"/>
                 <w:color w:val="000000"/>
                 <w:sz w:val="18"/>
                 <w:szCs w:val="22"/>
               </w:rPr>
-            </w:pPr>
-            <w:r>
-              <w:rPr>
-                <w:rFonts w:ascii="Calibri" w:hAnsi="Calibri" w:cs="Calibri"/>
-                <w:color w:val="000000"/>
-                <w:sz w:val="18"/>
-                <w:szCs w:val="22"/>
-              </w:rPr>
-              <w:t>9,8</w:t>
-            </w:r>
-          </w:p>
-        </w:tc>
-        <w:tc>
-          <w:tcPr>
-            <w:tcW w:w="960" w:type="dxa"/>
-            <w:tcBorders>
-              <w:top w:val="nil"/>
-              <w:left w:val="nil"/>
-              <w:bottom w:val="single" w:sz="4" w:space="0" w:color="auto"/>
-              <w:right w:val="single" w:sz="4" w:space="0" w:color="auto"/>
-            </w:tcBorders>
-            <w:shd w:val="clear" w:color="auto" w:fill="auto"/>
-            <w:noWrap/>
-            <w:vAlign w:val="bottom"/>
-            <w:hideMark/>
-          </w:tcPr>
-          <w:p>
-            <w:pPr>
-              <w:jc w:val="center"/>
-              <w:rPr>
-                <w:rFonts w:ascii="Calibri" w:hAnsi="Calibri" w:cs="Calibri"/>
-                <w:color w:val="000000"/>
-                <w:sz w:val="18"/>
-                <w:szCs w:val="22"/>
-              </w:rPr>
-            </w:pPr>
-            <w:r>
-              <w:rPr>
-                <w:rFonts w:ascii="Calibri" w:hAnsi="Calibri" w:cs="Calibri"/>
-                <w:color w:val="000000"/>
-                <w:sz w:val="18"/>
-                <w:szCs w:val="22"/>
-              </w:rPr>
-              <w:t>151</w:t>
+              <w:t>44,3</w:t>
+            </w:r>
+          </w:p>
+        </w:tc>
+        <w:tc>
+          <w:tcPr>
+            <w:tcW w:w="960" w:type="dxa"/>
+            <w:tcBorders>
+              <w:top w:val="nil"/>
+              <w:left w:val="nil"/>
+              <w:bottom w:val="single" w:sz="8" w:space="0" w:color="auto"/>
+              <w:right w:val="single" w:sz="8" w:space="0" w:color="auto"/>
+            </w:tcBorders>
+            <w:noWrap/>
+            <w:vAlign w:val="center"/>
+            <w:hideMark/>
+          </w:tcPr>
+          <w:p>
+            <w:pPr>
+              <w:jc w:val="center"/>
+              <w:rPr>
+                <w:rFonts w:ascii="Calibri" w:hAnsi="Calibri" w:cs="Calibri"/>
+                <w:color w:val="000000"/>
+                <w:sz w:val="18"/>
+                <w:szCs w:val="18"/>
+              </w:rPr>
+            </w:pPr>
+            <w:r>
+              <w:rPr>
+                <w:rFonts w:ascii="Calibri" w:hAnsi="Calibri" w:cs="Calibri"/>
+                <w:color w:val="000000"/>
+                <w:sz w:val="18"/>
+                <w:szCs w:val="18"/>
+              </w:rPr>
+              <w:t>1750,3</w:t>
+            </w:r>
+          </w:p>
+        </w:tc>
+        <w:tc>
+          <w:tcPr>
+            <w:tcW w:w="960" w:type="dxa"/>
+            <w:tcBorders>
+              <w:top w:val="nil"/>
+              <w:left w:val="nil"/>
+              <w:bottom w:val="single" w:sz="8" w:space="0" w:color="auto"/>
+              <w:right w:val="single" w:sz="8" w:space="0" w:color="auto"/>
+            </w:tcBorders>
+            <w:noWrap/>
+            <w:vAlign w:val="center"/>
+            <w:hideMark/>
+          </w:tcPr>
+          <w:p>
+            <w:pPr>
+              <w:jc w:val="center"/>
+              <w:rPr>
+                <w:rFonts w:ascii="Calibri" w:hAnsi="Calibri" w:cs="Calibri"/>
+                <w:color w:val="000000"/>
+                <w:sz w:val="18"/>
+                <w:szCs w:val="18"/>
+              </w:rPr>
+            </w:pPr>
+            <w:r>
+              <w:rPr>
+                <w:rFonts w:ascii="Calibri" w:hAnsi="Calibri" w:cs="Calibri"/>
+                <w:color w:val="000000"/>
+                <w:sz w:val="18"/>
+                <w:szCs w:val="18"/>
+              </w:rPr>
+              <w:t>1,88</w:t>
             </w:r>
           </w:p>
         </w:tc>
       </w:tr>
       <w:tr>
         <w:trPr>
-          <w:trHeight w:val="255"/>
+          <w:trHeight w:val="227"/>
         </w:trPr>
         <w:tc>
           <w:tcPr>
             <w:tcW w:w="960" w:type="dxa"/>
             <w:tcBorders>
               <w:top w:val="nil"/>
-              <w:left w:val="single" w:sz="4" w:space="0" w:color="auto"/>
-              <w:bottom w:val="single" w:sz="4" w:space="0" w:color="auto"/>
-              <w:right w:val="single" w:sz="4" w:space="0" w:color="auto"/>
-            </w:tcBorders>
-            <w:shd w:val="clear" w:color="auto" w:fill="auto"/>
-            <w:noWrap/>
-            <w:vAlign w:val="bottom"/>
-            <w:hideMark/>
-          </w:tcPr>
-          <w:p>
-            <w:pPr>
-              <w:jc w:val="center"/>
+              <w:left w:val="single" w:sz="8" w:space="0" w:color="auto"/>
+              <w:bottom w:val="single" w:sz="8" w:space="0" w:color="auto"/>
+              <w:right w:val="single" w:sz="8" w:space="0" w:color="auto"/>
+            </w:tcBorders>
+            <w:noWrap/>
+            <w:vAlign w:val="center"/>
+            <w:hideMark/>
+          </w:tcPr>
+          <w:p>
+            <w:pPr>
+              <w:jc w:val="center"/>
+              <w:rPr>
+                <w:rFonts w:ascii="Calibri" w:hAnsi="Calibri" w:cs="Calibri"/>
+                <w:color w:val="000000"/>
+                <w:sz w:val="18"/>
+                <w:szCs w:val="18"/>
+              </w:rPr>
+            </w:pPr>
+            <w:r>
               <w:rPr>
                 <w:rFonts w:ascii="Calibri" w:hAnsi="Calibri" w:cs="Calibri"/>
                 <w:color w:val="000000"/>
                 <w:sz w:val="18"/>
                 <w:szCs w:val="22"/>
               </w:rPr>
-            </w:pPr>
-            <w:r>
-              <w:rPr>
-                <w:rFonts w:ascii="Calibri" w:hAnsi="Calibri" w:cs="Calibri"/>
-                <w:color w:val="000000"/>
-                <w:sz w:val="18"/>
-                <w:szCs w:val="22"/>
-              </w:rPr>
-              <w:t>9,8</w:t>
-            </w:r>
-          </w:p>
-        </w:tc>
-        <w:tc>
-          <w:tcPr>
-            <w:tcW w:w="960" w:type="dxa"/>
-            <w:tcBorders>
-              <w:top w:val="nil"/>
-              <w:left w:val="nil"/>
-              <w:bottom w:val="single" w:sz="4" w:space="0" w:color="auto"/>
-              <w:right w:val="single" w:sz="4" w:space="0" w:color="auto"/>
-            </w:tcBorders>
-            <w:shd w:val="clear" w:color="auto" w:fill="auto"/>
-            <w:noWrap/>
-            <w:vAlign w:val="bottom"/>
-            <w:hideMark/>
-          </w:tcPr>
-          <w:p>
-            <w:pPr>
-              <w:jc w:val="center"/>
-              <w:rPr>
-                <w:rFonts w:ascii="Calibri" w:hAnsi="Calibri" w:cs="Calibri"/>
-                <w:color w:val="000000"/>
-                <w:sz w:val="18"/>
-                <w:szCs w:val="22"/>
-              </w:rPr>
-            </w:pPr>
-            <w:r>
-              <w:rPr>
-                <w:rFonts w:ascii="Calibri" w:hAnsi="Calibri" w:cs="Calibri"/>
-                <w:color w:val="000000"/>
-                <w:sz w:val="18"/>
-                <w:szCs w:val="22"/>
-              </w:rPr>
-              <w:t>187,2</w:t>
+              <w:t>44,5</w:t>
+            </w:r>
+          </w:p>
+        </w:tc>
+        <w:tc>
+          <w:tcPr>
+            <w:tcW w:w="960" w:type="dxa"/>
+            <w:tcBorders>
+              <w:top w:val="nil"/>
+              <w:left w:val="nil"/>
+              <w:bottom w:val="single" w:sz="8" w:space="0" w:color="auto"/>
+              <w:right w:val="single" w:sz="8" w:space="0" w:color="auto"/>
+            </w:tcBorders>
+            <w:noWrap/>
+            <w:vAlign w:val="center"/>
+            <w:hideMark/>
+          </w:tcPr>
+          <w:p>
+            <w:pPr>
+              <w:jc w:val="center"/>
+              <w:rPr>
+                <w:rFonts w:ascii="Calibri" w:hAnsi="Calibri" w:cs="Calibri"/>
+                <w:color w:val="000000"/>
+                <w:sz w:val="18"/>
+                <w:szCs w:val="18"/>
+              </w:rPr>
+            </w:pPr>
+            <w:r>
+              <w:rPr>
+                <w:rFonts w:ascii="Calibri" w:hAnsi="Calibri" w:cs="Calibri"/>
+                <w:color w:val="000000"/>
+                <w:sz w:val="18"/>
+                <w:szCs w:val="18"/>
+              </w:rPr>
+              <w:t>1696,6</w:t>
+            </w:r>
+          </w:p>
+        </w:tc>
+        <w:tc>
+          <w:tcPr>
+            <w:tcW w:w="960" w:type="dxa"/>
+            <w:tcBorders>
+              <w:top w:val="nil"/>
+              <w:left w:val="nil"/>
+              <w:bottom w:val="single" w:sz="8" w:space="0" w:color="auto"/>
+              <w:right w:val="single" w:sz="8" w:space="0" w:color="auto"/>
+            </w:tcBorders>
+            <w:noWrap/>
+            <w:vAlign w:val="center"/>
+            <w:hideMark/>
+          </w:tcPr>
+          <w:p>
+            <w:pPr>
+              <w:jc w:val="center"/>
+              <w:rPr>
+                <w:rFonts w:ascii="Calibri" w:hAnsi="Calibri" w:cs="Calibri"/>
+                <w:color w:val="000000"/>
+                <w:sz w:val="18"/>
+                <w:szCs w:val="18"/>
+              </w:rPr>
+            </w:pPr>
+            <w:r>
+              <w:rPr>
+                <w:rFonts w:ascii="Calibri" w:hAnsi="Calibri" w:cs="Calibri"/>
+                <w:color w:val="000000"/>
+                <w:sz w:val="18"/>
+                <w:szCs w:val="18"/>
+              </w:rPr>
+              <w:t>3,13</w:t>
             </w:r>
           </w:p>
         </w:tc>
       </w:tr>
       <w:tr>
         <w:trPr>
-          <w:trHeight w:val="255"/>
+          <w:trHeight w:val="227"/>
         </w:trPr>
         <w:tc>
           <w:tcPr>
             <w:tcW w:w="960" w:type="dxa"/>
             <w:tcBorders>
               <w:top w:val="nil"/>
-              <w:left w:val="single" w:sz="4" w:space="0" w:color="auto"/>
-              <w:bottom w:val="single" w:sz="4" w:space="0" w:color="auto"/>
-              <w:right w:val="single" w:sz="4" w:space="0" w:color="auto"/>
-            </w:tcBorders>
-            <w:shd w:val="clear" w:color="auto" w:fill="auto"/>
-            <w:noWrap/>
-            <w:vAlign w:val="bottom"/>
-            <w:hideMark/>
-          </w:tcPr>
-          <w:p>
-            <w:pPr>
-              <w:jc w:val="center"/>
+              <w:left w:val="single" w:sz="8" w:space="0" w:color="auto"/>
+              <w:bottom w:val="single" w:sz="8" w:space="0" w:color="auto"/>
+              <w:right w:val="single" w:sz="8" w:space="0" w:color="auto"/>
+            </w:tcBorders>
+            <w:noWrap/>
+            <w:vAlign w:val="center"/>
+            <w:hideMark/>
+          </w:tcPr>
+          <w:p>
+            <w:pPr>
+              <w:jc w:val="center"/>
+              <w:rPr>
+                <w:rFonts w:ascii="Calibri" w:hAnsi="Calibri" w:cs="Calibri"/>
+                <w:color w:val="000000"/>
+                <w:sz w:val="18"/>
+                <w:szCs w:val="18"/>
+              </w:rPr>
+            </w:pPr>
+            <w:r>
               <w:rPr>
                 <w:rFonts w:ascii="Calibri" w:hAnsi="Calibri" w:cs="Calibri"/>
                 <w:color w:val="000000"/>
                 <w:sz w:val="18"/>
                 <w:szCs w:val="22"/>
               </w:rPr>
-            </w:pPr>
-            <w:r>
-              <w:rPr>
-                <w:rFonts w:ascii="Calibri" w:hAnsi="Calibri" w:cs="Calibri"/>
-                <w:color w:val="000000"/>
-                <w:sz w:val="18"/>
-                <w:szCs w:val="22"/>
-              </w:rPr>
-              <w:t>10</w:t>
-            </w:r>
-          </w:p>
-        </w:tc>
-        <w:tc>
-          <w:tcPr>
-            <w:tcW w:w="960" w:type="dxa"/>
-            <w:tcBorders>
-              <w:top w:val="nil"/>
-              <w:left w:val="nil"/>
-              <w:bottom w:val="single" w:sz="4" w:space="0" w:color="auto"/>
-              <w:right w:val="single" w:sz="4" w:space="0" w:color="auto"/>
-            </w:tcBorders>
-            <w:shd w:val="clear" w:color="auto" w:fill="auto"/>
-            <w:noWrap/>
-            <w:vAlign w:val="bottom"/>
-            <w:hideMark/>
-          </w:tcPr>
-          <w:p>
-            <w:pPr>
-              <w:jc w:val="center"/>
-              <w:rPr>
-                <w:rFonts w:ascii="Calibri" w:hAnsi="Calibri" w:cs="Calibri"/>
-                <w:color w:val="000000"/>
-                <w:sz w:val="18"/>
-                <w:szCs w:val="22"/>
-              </w:rPr>
-            </w:pPr>
-            <w:r>
-              <w:rPr>
-                <w:rFonts w:ascii="Calibri" w:hAnsi="Calibri" w:cs="Calibri"/>
-                <w:color w:val="000000"/>
-                <w:sz w:val="18"/>
-                <w:szCs w:val="22"/>
-              </w:rPr>
-              <w:t>163,3</w:t>
+              <w:t>44,7</w:t>
+            </w:r>
+          </w:p>
+        </w:tc>
+        <w:tc>
+          <w:tcPr>
+            <w:tcW w:w="960" w:type="dxa"/>
+            <w:tcBorders>
+              <w:top w:val="nil"/>
+              <w:left w:val="nil"/>
+              <w:bottom w:val="single" w:sz="8" w:space="0" w:color="auto"/>
+              <w:right w:val="single" w:sz="8" w:space="0" w:color="auto"/>
+            </w:tcBorders>
+            <w:noWrap/>
+            <w:vAlign w:val="center"/>
+            <w:hideMark/>
+          </w:tcPr>
+          <w:p>
+            <w:pPr>
+              <w:jc w:val="center"/>
+              <w:rPr>
+                <w:rFonts w:ascii="Calibri" w:hAnsi="Calibri" w:cs="Calibri"/>
+                <w:color w:val="000000"/>
+                <w:sz w:val="18"/>
+                <w:szCs w:val="18"/>
+              </w:rPr>
+            </w:pPr>
+            <w:r>
+              <w:rPr>
+                <w:rFonts w:ascii="Calibri" w:hAnsi="Calibri" w:cs="Calibri"/>
+                <w:color w:val="000000"/>
+                <w:sz w:val="18"/>
+                <w:szCs w:val="18"/>
+              </w:rPr>
+              <w:t>1585,8</w:t>
+            </w:r>
+          </w:p>
+        </w:tc>
+        <w:tc>
+          <w:tcPr>
+            <w:tcW w:w="960" w:type="dxa"/>
+            <w:tcBorders>
+              <w:top w:val="nil"/>
+              <w:left w:val="nil"/>
+              <w:bottom w:val="single" w:sz="8" w:space="0" w:color="auto"/>
+              <w:right w:val="single" w:sz="8" w:space="0" w:color="auto"/>
+            </w:tcBorders>
+            <w:noWrap/>
+            <w:vAlign w:val="center"/>
+            <w:hideMark/>
+          </w:tcPr>
+          <w:p>
+            <w:pPr>
+              <w:jc w:val="center"/>
+              <w:rPr>
+                <w:rFonts w:ascii="Calibri" w:hAnsi="Calibri" w:cs="Calibri"/>
+                <w:color w:val="000000"/>
+                <w:sz w:val="18"/>
+                <w:szCs w:val="18"/>
+              </w:rPr>
+            </w:pPr>
+            <w:r>
+              <w:rPr>
+                <w:rFonts w:ascii="Calibri" w:hAnsi="Calibri" w:cs="Calibri"/>
+                <w:color w:val="000000"/>
+                <w:sz w:val="18"/>
+                <w:szCs w:val="18"/>
+              </w:rPr>
+              <w:t>3,10</w:t>
             </w:r>
           </w:p>
         </w:tc>
       </w:tr>
       <w:tr>
         <w:trPr>
-          <w:trHeight w:val="255"/>
+          <w:trHeight w:val="227"/>
         </w:trPr>
         <w:tc>
           <w:tcPr>
             <w:tcW w:w="960" w:type="dxa"/>
             <w:tcBorders>
               <w:top w:val="nil"/>
-              <w:left w:val="single" w:sz="4" w:space="0" w:color="auto"/>
-              <w:bottom w:val="single" w:sz="4" w:space="0" w:color="auto"/>
-              <w:right w:val="single" w:sz="4" w:space="0" w:color="auto"/>
-            </w:tcBorders>
-            <w:shd w:val="clear" w:color="auto" w:fill="auto"/>
-            <w:noWrap/>
-            <w:vAlign w:val="bottom"/>
-            <w:hideMark/>
-          </w:tcPr>
-          <w:p>
-            <w:pPr>
-              <w:jc w:val="center"/>
+              <w:left w:val="single" w:sz="8" w:space="0" w:color="auto"/>
+              <w:bottom w:val="single" w:sz="8" w:space="0" w:color="auto"/>
+              <w:right w:val="single" w:sz="8" w:space="0" w:color="auto"/>
+            </w:tcBorders>
+            <w:noWrap/>
+            <w:vAlign w:val="center"/>
+            <w:hideMark/>
+          </w:tcPr>
+          <w:p>
+            <w:pPr>
+              <w:jc w:val="center"/>
+              <w:rPr>
+                <w:rFonts w:ascii="Calibri" w:hAnsi="Calibri" w:cs="Calibri"/>
+                <w:color w:val="000000"/>
+                <w:sz w:val="18"/>
+                <w:szCs w:val="18"/>
+              </w:rPr>
+            </w:pPr>
+            <w:r>
               <w:rPr>
                 <w:rFonts w:ascii="Calibri" w:hAnsi="Calibri" w:cs="Calibri"/>
                 <w:color w:val="000000"/>
                 <w:sz w:val="18"/>
                 <w:szCs w:val="22"/>
               </w:rPr>
-            </w:pPr>
-            <w:r>
-              <w:rPr>
-                <w:rFonts w:ascii="Calibri" w:hAnsi="Calibri" w:cs="Calibri"/>
-                <w:color w:val="000000"/>
-                <w:sz w:val="18"/>
-                <w:szCs w:val="22"/>
-              </w:rPr>
-              <w:t>10,4</w:t>
-            </w:r>
-          </w:p>
-        </w:tc>
-        <w:tc>
-          <w:tcPr>
-            <w:tcW w:w="960" w:type="dxa"/>
-            <w:tcBorders>
-              <w:top w:val="nil"/>
-              <w:left w:val="nil"/>
-              <w:bottom w:val="single" w:sz="4" w:space="0" w:color="auto"/>
-              <w:right w:val="single" w:sz="4" w:space="0" w:color="auto"/>
-            </w:tcBorders>
-            <w:shd w:val="clear" w:color="auto" w:fill="auto"/>
-            <w:noWrap/>
-            <w:vAlign w:val="bottom"/>
-            <w:hideMark/>
-          </w:tcPr>
-          <w:p>
-            <w:pPr>
-              <w:jc w:val="center"/>
-              <w:rPr>
-                <w:rFonts w:ascii="Calibri" w:hAnsi="Calibri" w:cs="Calibri"/>
-                <w:color w:val="000000"/>
-                <w:sz w:val="18"/>
-                <w:szCs w:val="22"/>
-              </w:rPr>
-            </w:pPr>
-            <w:r>
-              <w:rPr>
-                <w:rFonts w:ascii="Calibri" w:hAnsi="Calibri" w:cs="Calibri"/>
-                <w:color w:val="000000"/>
-                <w:sz w:val="18"/>
-                <w:szCs w:val="22"/>
-              </w:rPr>
-              <w:t>175</w:t>
+              <w:t>44,8</w:t>
+            </w:r>
+          </w:p>
+        </w:tc>
+        <w:tc>
+          <w:tcPr>
+            <w:tcW w:w="960" w:type="dxa"/>
+            <w:tcBorders>
+              <w:top w:val="nil"/>
+              <w:left w:val="nil"/>
+              <w:bottom w:val="single" w:sz="8" w:space="0" w:color="auto"/>
+              <w:right w:val="single" w:sz="8" w:space="0" w:color="auto"/>
+            </w:tcBorders>
+            <w:noWrap/>
+            <w:vAlign w:val="center"/>
+            <w:hideMark/>
+          </w:tcPr>
+          <w:p>
+            <w:pPr>
+              <w:jc w:val="center"/>
+              <w:rPr>
+                <w:rFonts w:ascii="Calibri" w:hAnsi="Calibri" w:cs="Calibri"/>
+                <w:color w:val="000000"/>
+                <w:sz w:val="18"/>
+                <w:szCs w:val="18"/>
+              </w:rPr>
+            </w:pPr>
+            <w:r>
+              <w:rPr>
+                <w:rFonts w:ascii="Calibri" w:hAnsi="Calibri" w:cs="Calibri"/>
+                <w:color w:val="000000"/>
+                <w:sz w:val="18"/>
+                <w:szCs w:val="18"/>
+              </w:rPr>
+              <w:t>1893,3</w:t>
+            </w:r>
+          </w:p>
+        </w:tc>
+        <w:tc>
+          <w:tcPr>
+            <w:tcW w:w="960" w:type="dxa"/>
+            <w:tcBorders>
+              <w:top w:val="nil"/>
+              <w:left w:val="nil"/>
+              <w:bottom w:val="single" w:sz="8" w:space="0" w:color="auto"/>
+              <w:right w:val="single" w:sz="8" w:space="0" w:color="auto"/>
+            </w:tcBorders>
+            <w:noWrap/>
+            <w:vAlign w:val="center"/>
+            <w:hideMark/>
+          </w:tcPr>
+          <w:p>
+            <w:pPr>
+              <w:jc w:val="center"/>
+              <w:rPr>
+                <w:rFonts w:ascii="Calibri" w:hAnsi="Calibri" w:cs="Calibri"/>
+                <w:color w:val="000000"/>
+                <w:sz w:val="18"/>
+                <w:szCs w:val="18"/>
+              </w:rPr>
+            </w:pPr>
+            <w:r>
+              <w:rPr>
+                <w:rFonts w:ascii="Calibri" w:hAnsi="Calibri" w:cs="Calibri"/>
+                <w:color w:val="000000"/>
+                <w:sz w:val="18"/>
+                <w:szCs w:val="18"/>
+              </w:rPr>
+              <w:t>1,59</w:t>
             </w:r>
           </w:p>
         </w:tc>
       </w:tr>
       <w:tr>
         <w:trPr>
-          <w:trHeight w:val="255"/>
+          <w:trHeight w:val="227"/>
         </w:trPr>
         <w:tc>
           <w:tcPr>
             <w:tcW w:w="960" w:type="dxa"/>
             <w:tcBorders>
               <w:top w:val="nil"/>
-              <w:left w:val="single" w:sz="4" w:space="0" w:color="auto"/>
-              <w:bottom w:val="single" w:sz="4" w:space="0" w:color="auto"/>
-              <w:right w:val="single" w:sz="4" w:space="0" w:color="auto"/>
-            </w:tcBorders>
-            <w:shd w:val="clear" w:color="auto" w:fill="auto"/>
-            <w:noWrap/>
-            <w:vAlign w:val="bottom"/>
-            <w:hideMark/>
-          </w:tcPr>
-          <w:p>
-            <w:pPr>
-              <w:jc w:val="center"/>
+              <w:left w:val="single" w:sz="8" w:space="0" w:color="auto"/>
+              <w:bottom w:val="single" w:sz="8" w:space="0" w:color="auto"/>
+              <w:right w:val="single" w:sz="8" w:space="0" w:color="auto"/>
+            </w:tcBorders>
+            <w:noWrap/>
+            <w:vAlign w:val="center"/>
+            <w:hideMark/>
+          </w:tcPr>
+          <w:p>
+            <w:pPr>
+              <w:jc w:val="center"/>
+              <w:rPr>
+                <w:rFonts w:ascii="Calibri" w:hAnsi="Calibri" w:cs="Calibri"/>
+                <w:color w:val="000000"/>
+                <w:sz w:val="18"/>
+                <w:szCs w:val="18"/>
+              </w:rPr>
+            </w:pPr>
+            <w:r>
               <w:rPr>
                 <w:rFonts w:ascii="Calibri" w:hAnsi="Calibri" w:cs="Calibri"/>
                 <w:color w:val="000000"/>
                 <w:sz w:val="18"/>
                 <w:szCs w:val="22"/>
               </w:rPr>
-            </w:pPr>
-            <w:r>
-              <w:rPr>
-                <w:rFonts w:ascii="Calibri" w:hAnsi="Calibri" w:cs="Calibri"/>
-                <w:color w:val="000000"/>
-                <w:sz w:val="18"/>
-                <w:szCs w:val="22"/>
-              </w:rPr>
-              <w:t>10,8</w:t>
-            </w:r>
-          </w:p>
-        </w:tc>
-        <w:tc>
-          <w:tcPr>
-            <w:tcW w:w="960" w:type="dxa"/>
-            <w:tcBorders>
-              <w:top w:val="nil"/>
-              <w:left w:val="nil"/>
-              <w:bottom w:val="single" w:sz="4" w:space="0" w:color="auto"/>
-              <w:right w:val="single" w:sz="4" w:space="0" w:color="auto"/>
-            </w:tcBorders>
-            <w:shd w:val="clear" w:color="auto" w:fill="auto"/>
-            <w:noWrap/>
-            <w:vAlign w:val="bottom"/>
-            <w:hideMark/>
-          </w:tcPr>
-          <w:p>
-            <w:pPr>
-              <w:jc w:val="center"/>
-              <w:rPr>
-                <w:rFonts w:ascii="Calibri" w:hAnsi="Calibri" w:cs="Calibri"/>
-                <w:color w:val="000000"/>
-                <w:sz w:val="18"/>
-                <w:szCs w:val="22"/>
-              </w:rPr>
-            </w:pPr>
-            <w:r>
-              <w:rPr>
-                <w:rFonts w:ascii="Calibri" w:hAnsi="Calibri" w:cs="Calibri"/>
-                <w:color w:val="000000"/>
-                <w:sz w:val="18"/>
-                <w:szCs w:val="22"/>
-              </w:rPr>
-              <w:t>169,5</w:t>
+              <w:t>45,1</w:t>
+            </w:r>
+          </w:p>
+        </w:tc>
+        <w:tc>
+          <w:tcPr>
+            <w:tcW w:w="960" w:type="dxa"/>
+            <w:tcBorders>
+              <w:top w:val="nil"/>
+              <w:left w:val="nil"/>
+              <w:bottom w:val="single" w:sz="8" w:space="0" w:color="auto"/>
+              <w:right w:val="single" w:sz="8" w:space="0" w:color="auto"/>
+            </w:tcBorders>
+            <w:noWrap/>
+            <w:vAlign w:val="center"/>
+            <w:hideMark/>
+          </w:tcPr>
+          <w:p>
+            <w:pPr>
+              <w:jc w:val="center"/>
+              <w:rPr>
+                <w:rFonts w:ascii="Calibri" w:hAnsi="Calibri" w:cs="Calibri"/>
+                <w:color w:val="000000"/>
+                <w:sz w:val="18"/>
+                <w:szCs w:val="18"/>
+              </w:rPr>
+            </w:pPr>
+            <w:r>
+              <w:rPr>
+                <w:rFonts w:ascii="Calibri" w:hAnsi="Calibri" w:cs="Calibri"/>
+                <w:color w:val="000000"/>
+                <w:sz w:val="18"/>
+                <w:szCs w:val="18"/>
+              </w:rPr>
+              <w:t>1625,3</w:t>
+            </w:r>
+          </w:p>
+        </w:tc>
+        <w:tc>
+          <w:tcPr>
+            <w:tcW w:w="960" w:type="dxa"/>
+            <w:tcBorders>
+              <w:top w:val="nil"/>
+              <w:left w:val="nil"/>
+              <w:bottom w:val="single" w:sz="8" w:space="0" w:color="auto"/>
+              <w:right w:val="single" w:sz="8" w:space="0" w:color="auto"/>
+            </w:tcBorders>
+            <w:noWrap/>
+            <w:vAlign w:val="center"/>
+            <w:hideMark/>
+          </w:tcPr>
+          <w:p>
+            <w:pPr>
+              <w:jc w:val="center"/>
+              <w:rPr>
+                <w:rFonts w:ascii="Calibri" w:hAnsi="Calibri" w:cs="Calibri"/>
+                <w:color w:val="000000"/>
+                <w:sz w:val="18"/>
+                <w:szCs w:val="18"/>
+              </w:rPr>
+            </w:pPr>
+            <w:r>
+              <w:rPr>
+                <w:rFonts w:ascii="Calibri" w:hAnsi="Calibri" w:cs="Calibri"/>
+                <w:color w:val="000000"/>
+                <w:sz w:val="18"/>
+                <w:szCs w:val="18"/>
+              </w:rPr>
+              <w:t>3,86</w:t>
             </w:r>
           </w:p>
         </w:tc>
       </w:tr>
       <w:tr>
         <w:trPr>
-          <w:trHeight w:val="255"/>
+          <w:trHeight w:val="227"/>
         </w:trPr>
         <w:tc>
           <w:tcPr>
             <w:tcW w:w="960" w:type="dxa"/>
             <w:tcBorders>
               <w:top w:val="nil"/>
-              <w:left w:val="single" w:sz="4" w:space="0" w:color="auto"/>
-              <w:bottom w:val="single" w:sz="4" w:space="0" w:color="auto"/>
-              <w:right w:val="single" w:sz="4" w:space="0" w:color="auto"/>
-            </w:tcBorders>
-            <w:shd w:val="clear" w:color="auto" w:fill="auto"/>
-            <w:noWrap/>
-            <w:vAlign w:val="bottom"/>
-            <w:hideMark/>
-          </w:tcPr>
-          <w:p>
-            <w:pPr>
-              <w:jc w:val="center"/>
+              <w:left w:val="single" w:sz="8" w:space="0" w:color="auto"/>
+              <w:bottom w:val="single" w:sz="8" w:space="0" w:color="auto"/>
+              <w:right w:val="single" w:sz="8" w:space="0" w:color="auto"/>
+            </w:tcBorders>
+            <w:noWrap/>
+            <w:vAlign w:val="center"/>
+            <w:hideMark/>
+          </w:tcPr>
+          <w:p>
+            <w:pPr>
+              <w:jc w:val="center"/>
+              <w:rPr>
+                <w:rFonts w:ascii="Calibri" w:hAnsi="Calibri" w:cs="Calibri"/>
+                <w:color w:val="000000"/>
+                <w:sz w:val="18"/>
+                <w:szCs w:val="18"/>
+              </w:rPr>
+            </w:pPr>
+            <w:r>
               <w:rPr>
                 <w:rFonts w:ascii="Calibri" w:hAnsi="Calibri" w:cs="Calibri"/>
                 <w:color w:val="000000"/>
                 <w:sz w:val="18"/>
                 <w:szCs w:val="22"/>
               </w:rPr>
-            </w:pPr>
-            <w:r>
-              <w:rPr>
-                <w:rFonts w:ascii="Calibri" w:hAnsi="Calibri" w:cs="Calibri"/>
-                <w:color w:val="000000"/>
-                <w:sz w:val="18"/>
-                <w:szCs w:val="22"/>
-              </w:rPr>
-              <w:t>11,2</w:t>
-            </w:r>
-          </w:p>
-        </w:tc>
-        <w:tc>
-          <w:tcPr>
-            <w:tcW w:w="960" w:type="dxa"/>
-            <w:tcBorders>
-              <w:top w:val="nil"/>
-              <w:left w:val="nil"/>
-              <w:bottom w:val="single" w:sz="4" w:space="0" w:color="auto"/>
-              <w:right w:val="single" w:sz="4" w:space="0" w:color="auto"/>
-            </w:tcBorders>
-            <w:shd w:val="clear" w:color="auto" w:fill="auto"/>
-            <w:noWrap/>
-            <w:vAlign w:val="bottom"/>
-            <w:hideMark/>
-          </w:tcPr>
-          <w:p>
-            <w:pPr>
-              <w:jc w:val="center"/>
-              <w:rPr>
-                <w:rFonts w:ascii="Calibri" w:hAnsi="Calibri" w:cs="Calibri"/>
-                <w:color w:val="000000"/>
-                <w:sz w:val="18"/>
-                <w:szCs w:val="22"/>
-              </w:rPr>
-            </w:pPr>
-            <w:r>
-              <w:rPr>
-                <w:rFonts w:ascii="Calibri" w:hAnsi="Calibri" w:cs="Calibri"/>
-                <w:color w:val="000000"/>
-                <w:sz w:val="18"/>
-                <w:szCs w:val="22"/>
-              </w:rPr>
-              <w:t>171,7</w:t>
+              <w:t>45,2</w:t>
+            </w:r>
+          </w:p>
+        </w:tc>
+        <w:tc>
+          <w:tcPr>
+            <w:tcW w:w="960" w:type="dxa"/>
+            <w:tcBorders>
+              <w:top w:val="nil"/>
+              <w:left w:val="nil"/>
+              <w:bottom w:val="single" w:sz="8" w:space="0" w:color="auto"/>
+              <w:right w:val="single" w:sz="8" w:space="0" w:color="auto"/>
+            </w:tcBorders>
+            <w:noWrap/>
+            <w:vAlign w:val="center"/>
+            <w:hideMark/>
+          </w:tcPr>
+          <w:p>
+            <w:pPr>
+              <w:jc w:val="center"/>
+              <w:rPr>
+                <w:rFonts w:ascii="Calibri" w:hAnsi="Calibri" w:cs="Calibri"/>
+                <w:color w:val="000000"/>
+                <w:sz w:val="18"/>
+                <w:szCs w:val="18"/>
+              </w:rPr>
+            </w:pPr>
+            <w:r>
+              <w:rPr>
+                <w:rFonts w:ascii="Calibri" w:hAnsi="Calibri" w:cs="Calibri"/>
+                <w:color w:val="000000"/>
+                <w:sz w:val="18"/>
+                <w:szCs w:val="18"/>
+              </w:rPr>
+              <w:t>1720,1</w:t>
+            </w:r>
+          </w:p>
+        </w:tc>
+        <w:tc>
+          <w:tcPr>
+            <w:tcW w:w="960" w:type="dxa"/>
+            <w:tcBorders>
+              <w:top w:val="nil"/>
+              <w:left w:val="nil"/>
+              <w:bottom w:val="single" w:sz="8" w:space="0" w:color="auto"/>
+              <w:right w:val="single" w:sz="8" w:space="0" w:color="auto"/>
+            </w:tcBorders>
+            <w:noWrap/>
+            <w:vAlign w:val="center"/>
+            <w:hideMark/>
+          </w:tcPr>
+          <w:p>
+            <w:pPr>
+              <w:jc w:val="center"/>
+              <w:rPr>
+                <w:rFonts w:ascii="Calibri" w:hAnsi="Calibri" w:cs="Calibri"/>
+                <w:color w:val="000000"/>
+                <w:sz w:val="18"/>
+                <w:szCs w:val="18"/>
+              </w:rPr>
+            </w:pPr>
+            <w:r>
+              <w:rPr>
+                <w:rFonts w:ascii="Calibri" w:hAnsi="Calibri" w:cs="Calibri"/>
+                <w:color w:val="000000"/>
+                <w:sz w:val="18"/>
+                <w:szCs w:val="18"/>
+              </w:rPr>
+              <w:t>1,87</w:t>
             </w:r>
           </w:p>
         </w:tc>
       </w:tr>
       <w:tr>
         <w:trPr>
-          <w:trHeight w:val="255"/>
+          <w:trHeight w:val="227"/>
         </w:trPr>
         <w:tc>
           <w:tcPr>
             <w:tcW w:w="960" w:type="dxa"/>
             <w:tcBorders>
               <w:top w:val="nil"/>
-              <w:left w:val="single" w:sz="4" w:space="0" w:color="auto"/>
-              <w:bottom w:val="single" w:sz="4" w:space="0" w:color="auto"/>
-              <w:right w:val="single" w:sz="4" w:space="0" w:color="auto"/>
-            </w:tcBorders>
-            <w:shd w:val="clear" w:color="auto" w:fill="auto"/>
-            <w:noWrap/>
-            <w:vAlign w:val="bottom"/>
-            <w:hideMark/>
-          </w:tcPr>
-          <w:p>
-            <w:pPr>
-              <w:jc w:val="center"/>
+              <w:left w:val="single" w:sz="8" w:space="0" w:color="auto"/>
+              <w:bottom w:val="single" w:sz="8" w:space="0" w:color="auto"/>
+              <w:right w:val="single" w:sz="8" w:space="0" w:color="auto"/>
+            </w:tcBorders>
+            <w:noWrap/>
+            <w:vAlign w:val="center"/>
+            <w:hideMark/>
+          </w:tcPr>
+          <w:p>
+            <w:pPr>
+              <w:jc w:val="center"/>
+              <w:rPr>
+                <w:rFonts w:ascii="Calibri" w:hAnsi="Calibri" w:cs="Calibri"/>
+                <w:color w:val="000000"/>
+                <w:sz w:val="18"/>
+                <w:szCs w:val="18"/>
+              </w:rPr>
+            </w:pPr>
+            <w:r>
               <w:rPr>
                 <w:rFonts w:ascii="Calibri" w:hAnsi="Calibri" w:cs="Calibri"/>
                 <w:color w:val="000000"/>
                 <w:sz w:val="18"/>
                 <w:szCs w:val="22"/>
               </w:rPr>
-            </w:pPr>
-            <w:r>
-              <w:rPr>
-                <w:rFonts w:ascii="Calibri" w:hAnsi="Calibri" w:cs="Calibri"/>
-                <w:color w:val="000000"/>
-                <w:sz w:val="18"/>
-                <w:szCs w:val="22"/>
-              </w:rPr>
-              <w:t>11,2</w:t>
-            </w:r>
-          </w:p>
-        </w:tc>
-        <w:tc>
-          <w:tcPr>
-            <w:tcW w:w="960" w:type="dxa"/>
-            <w:tcBorders>
-              <w:top w:val="nil"/>
-              <w:left w:val="nil"/>
-              <w:bottom w:val="single" w:sz="4" w:space="0" w:color="auto"/>
-              <w:right w:val="single" w:sz="4" w:space="0" w:color="auto"/>
-            </w:tcBorders>
-            <w:shd w:val="clear" w:color="auto" w:fill="auto"/>
-            <w:noWrap/>
-            <w:vAlign w:val="bottom"/>
-            <w:hideMark/>
-          </w:tcPr>
-          <w:p>
-            <w:pPr>
-              <w:jc w:val="center"/>
-              <w:rPr>
-                <w:rFonts w:ascii="Calibri" w:hAnsi="Calibri" w:cs="Calibri"/>
-                <w:color w:val="000000"/>
-                <w:sz w:val="18"/>
-                <w:szCs w:val="22"/>
-              </w:rPr>
-            </w:pPr>
-            <w:r>
-              <w:rPr>
-                <w:rFonts w:ascii="Calibri" w:hAnsi="Calibri" w:cs="Calibri"/>
-                <w:color w:val="000000"/>
-                <w:sz w:val="18"/>
-                <w:szCs w:val="22"/>
-              </w:rPr>
-              <w:t>181,4</w:t>
+              <w:t>45,5</w:t>
+            </w:r>
+          </w:p>
+        </w:tc>
+        <w:tc>
+          <w:tcPr>
+            <w:tcW w:w="960" w:type="dxa"/>
+            <w:tcBorders>
+              <w:top w:val="nil"/>
+              <w:left w:val="nil"/>
+              <w:bottom w:val="single" w:sz="8" w:space="0" w:color="auto"/>
+              <w:right w:val="single" w:sz="8" w:space="0" w:color="auto"/>
+            </w:tcBorders>
+            <w:noWrap/>
+            <w:vAlign w:val="center"/>
+            <w:hideMark/>
+          </w:tcPr>
+          <w:p>
+            <w:pPr>
+              <w:jc w:val="center"/>
+              <w:rPr>
+                <w:rFonts w:ascii="Calibri" w:hAnsi="Calibri" w:cs="Calibri"/>
+                <w:color w:val="000000"/>
+                <w:sz w:val="18"/>
+                <w:szCs w:val="18"/>
+              </w:rPr>
+            </w:pPr>
+            <w:r>
+              <w:rPr>
+                <w:rFonts w:ascii="Calibri" w:hAnsi="Calibri" w:cs="Calibri"/>
+                <w:color w:val="000000"/>
+                <w:sz w:val="18"/>
+                <w:szCs w:val="18"/>
+              </w:rPr>
+              <w:t>1817,9</w:t>
+            </w:r>
+          </w:p>
+        </w:tc>
+        <w:tc>
+          <w:tcPr>
+            <w:tcW w:w="960" w:type="dxa"/>
+            <w:tcBorders>
+              <w:top w:val="nil"/>
+              <w:left w:val="nil"/>
+              <w:bottom w:val="single" w:sz="8" w:space="0" w:color="auto"/>
+              <w:right w:val="single" w:sz="8" w:space="0" w:color="auto"/>
+            </w:tcBorders>
+            <w:noWrap/>
+            <w:vAlign w:val="center"/>
+            <w:hideMark/>
+          </w:tcPr>
+          <w:p>
+            <w:pPr>
+              <w:jc w:val="center"/>
+              <w:rPr>
+                <w:rFonts w:ascii="Calibri" w:hAnsi="Calibri" w:cs="Calibri"/>
+                <w:color w:val="000000"/>
+                <w:sz w:val="18"/>
+                <w:szCs w:val="18"/>
+              </w:rPr>
+            </w:pPr>
+            <w:r>
+              <w:rPr>
+                <w:rFonts w:ascii="Calibri" w:hAnsi="Calibri" w:cs="Calibri"/>
+                <w:color w:val="000000"/>
+                <w:sz w:val="18"/>
+                <w:szCs w:val="18"/>
+              </w:rPr>
+              <w:t>1,63</w:t>
             </w:r>
           </w:p>
         </w:tc>
       </w:tr>
       <w:tr>
         <w:trPr>
-          <w:trHeight w:val="255"/>
+          <w:trHeight w:val="227"/>
         </w:trPr>
         <w:tc>
           <w:tcPr>
             <w:tcW w:w="960" w:type="dxa"/>
             <w:tcBorders>
               <w:top w:val="nil"/>
-              <w:left w:val="single" w:sz="4" w:space="0" w:color="auto"/>
-              <w:bottom w:val="single" w:sz="4" w:space="0" w:color="auto"/>
-              <w:right w:val="single" w:sz="4" w:space="0" w:color="auto"/>
-            </w:tcBorders>
-            <w:shd w:val="clear" w:color="auto" w:fill="auto"/>
-            <w:noWrap/>
-            <w:vAlign w:val="bottom"/>
-            <w:hideMark/>
-          </w:tcPr>
-          <w:p>
-            <w:pPr>
-              <w:jc w:val="center"/>
+              <w:left w:val="single" w:sz="8" w:space="0" w:color="auto"/>
+              <w:bottom w:val="single" w:sz="8" w:space="0" w:color="auto"/>
+              <w:right w:val="single" w:sz="8" w:space="0" w:color="auto"/>
+            </w:tcBorders>
+            <w:noWrap/>
+            <w:vAlign w:val="center"/>
+            <w:hideMark/>
+          </w:tcPr>
+          <w:p>
+            <w:pPr>
+              <w:jc w:val="center"/>
+              <w:rPr>
+                <w:rFonts w:ascii="Calibri" w:hAnsi="Calibri" w:cs="Calibri"/>
+                <w:color w:val="000000"/>
+                <w:sz w:val="18"/>
+                <w:szCs w:val="18"/>
+              </w:rPr>
+            </w:pPr>
+            <w:r>
               <w:rPr>
                 <w:rFonts w:ascii="Calibri" w:hAnsi="Calibri" w:cs="Calibri"/>
                 <w:color w:val="000000"/>
                 <w:sz w:val="18"/>
                 <w:szCs w:val="22"/>
               </w:rPr>
-            </w:pPr>
-            <w:r>
-              <w:rPr>
-                <w:rFonts w:ascii="Calibri" w:hAnsi="Calibri" w:cs="Calibri"/>
-                <w:color w:val="000000"/>
-                <w:sz w:val="18"/>
-                <w:szCs w:val="22"/>
-              </w:rPr>
-              <w:t>11,3</w:t>
-            </w:r>
-          </w:p>
-        </w:tc>
-        <w:tc>
-          <w:tcPr>
-            <w:tcW w:w="960" w:type="dxa"/>
-            <w:tcBorders>
-              <w:top w:val="nil"/>
-              <w:left w:val="nil"/>
-              <w:bottom w:val="single" w:sz="4" w:space="0" w:color="auto"/>
-              <w:right w:val="single" w:sz="4" w:space="0" w:color="auto"/>
-            </w:tcBorders>
-            <w:shd w:val="clear" w:color="auto" w:fill="auto"/>
-            <w:noWrap/>
-            <w:vAlign w:val="bottom"/>
-            <w:hideMark/>
-          </w:tcPr>
-          <w:p>
-            <w:pPr>
-              <w:jc w:val="center"/>
-              <w:rPr>
-                <w:rFonts w:ascii="Calibri" w:hAnsi="Calibri" w:cs="Calibri"/>
-                <w:color w:val="000000"/>
-                <w:sz w:val="18"/>
-                <w:szCs w:val="22"/>
-              </w:rPr>
-            </w:pPr>
-            <w:r>
-              <w:rPr>
-                <w:rFonts w:ascii="Calibri" w:hAnsi="Calibri" w:cs="Calibri"/>
-                <w:color w:val="000000"/>
-                <w:sz w:val="18"/>
-                <w:szCs w:val="22"/>
-              </w:rPr>
-              <w:t>186,9</w:t>
+              <w:t>45,7</w:t>
+            </w:r>
+          </w:p>
+        </w:tc>
+        <w:tc>
+          <w:tcPr>
+            <w:tcW w:w="960" w:type="dxa"/>
+            <w:tcBorders>
+              <w:top w:val="nil"/>
+              <w:left w:val="nil"/>
+              <w:bottom w:val="single" w:sz="8" w:space="0" w:color="auto"/>
+              <w:right w:val="single" w:sz="8" w:space="0" w:color="auto"/>
+            </w:tcBorders>
+            <w:noWrap/>
+            <w:vAlign w:val="center"/>
+            <w:hideMark/>
+          </w:tcPr>
+          <w:p>
+            <w:pPr>
+              <w:jc w:val="center"/>
+              <w:rPr>
+                <w:rFonts w:ascii="Calibri" w:hAnsi="Calibri" w:cs="Calibri"/>
+                <w:color w:val="000000"/>
+                <w:sz w:val="18"/>
+                <w:szCs w:val="18"/>
+              </w:rPr>
+            </w:pPr>
+            <w:r>
+              <w:rPr>
+                <w:rFonts w:ascii="Calibri" w:hAnsi="Calibri" w:cs="Calibri"/>
+                <w:color w:val="000000"/>
+                <w:sz w:val="18"/>
+                <w:szCs w:val="18"/>
+              </w:rPr>
+              <w:t>1872,4</w:t>
+            </w:r>
+          </w:p>
+        </w:tc>
+        <w:tc>
+          <w:tcPr>
+            <w:tcW w:w="960" w:type="dxa"/>
+            <w:tcBorders>
+              <w:top w:val="nil"/>
+              <w:left w:val="nil"/>
+              <w:bottom w:val="single" w:sz="8" w:space="0" w:color="auto"/>
+              <w:right w:val="single" w:sz="8" w:space="0" w:color="auto"/>
+            </w:tcBorders>
+            <w:noWrap/>
+            <w:vAlign w:val="center"/>
+            <w:hideMark/>
+          </w:tcPr>
+          <w:p>
+            <w:pPr>
+              <w:jc w:val="center"/>
+              <w:rPr>
+                <w:rFonts w:ascii="Calibri" w:hAnsi="Calibri" w:cs="Calibri"/>
+                <w:color w:val="000000"/>
+                <w:sz w:val="18"/>
+                <w:szCs w:val="18"/>
+              </w:rPr>
+            </w:pPr>
+            <w:r>
+              <w:rPr>
+                <w:rFonts w:ascii="Calibri" w:hAnsi="Calibri" w:cs="Calibri"/>
+                <w:color w:val="000000"/>
+                <w:sz w:val="18"/>
+                <w:szCs w:val="18"/>
+              </w:rPr>
+              <w:t>1,77</w:t>
             </w:r>
           </w:p>
         </w:tc>
       </w:tr>
       <w:tr>
         <w:trPr>
-          <w:trHeight w:val="255"/>
+          <w:trHeight w:val="227"/>
         </w:trPr>
         <w:tc>
           <w:tcPr>
             <w:tcW w:w="960" w:type="dxa"/>
             <w:tcBorders>
               <w:top w:val="nil"/>
-              <w:left w:val="single" w:sz="4" w:space="0" w:color="auto"/>
-              <w:bottom w:val="single" w:sz="4" w:space="0" w:color="auto"/>
-              <w:right w:val="single" w:sz="4" w:space="0" w:color="auto"/>
-            </w:tcBorders>
-            <w:shd w:val="clear" w:color="auto" w:fill="auto"/>
-            <w:noWrap/>
-            <w:vAlign w:val="bottom"/>
-            <w:hideMark/>
-          </w:tcPr>
-          <w:p>
-            <w:pPr>
-              <w:jc w:val="center"/>
+              <w:left w:val="single" w:sz="8" w:space="0" w:color="auto"/>
+              <w:bottom w:val="single" w:sz="8" w:space="0" w:color="auto"/>
+              <w:right w:val="single" w:sz="8" w:space="0" w:color="auto"/>
+            </w:tcBorders>
+            <w:noWrap/>
+            <w:vAlign w:val="center"/>
+            <w:hideMark/>
+          </w:tcPr>
+          <w:p>
+            <w:pPr>
+              <w:jc w:val="center"/>
+              <w:rPr>
+                <w:rFonts w:ascii="Calibri" w:hAnsi="Calibri" w:cs="Calibri"/>
+                <w:color w:val="000000"/>
+                <w:sz w:val="18"/>
+                <w:szCs w:val="18"/>
+              </w:rPr>
+            </w:pPr>
+            <w:r>
               <w:rPr>
                 <w:rFonts w:ascii="Calibri" w:hAnsi="Calibri" w:cs="Calibri"/>
                 <w:color w:val="000000"/>
                 <w:sz w:val="18"/>
                 <w:szCs w:val="22"/>
               </w:rPr>
-            </w:pPr>
-            <w:r>
-              <w:rPr>
-                <w:rFonts w:ascii="Calibri" w:hAnsi="Calibri" w:cs="Calibri"/>
-                <w:color w:val="000000"/>
-                <w:sz w:val="18"/>
-                <w:szCs w:val="22"/>
-              </w:rPr>
-              <w:t>11,4</w:t>
-            </w:r>
-          </w:p>
-        </w:tc>
-        <w:tc>
-          <w:tcPr>
-            <w:tcW w:w="960" w:type="dxa"/>
-            <w:tcBorders>
-              <w:top w:val="nil"/>
-              <w:left w:val="nil"/>
-              <w:bottom w:val="single" w:sz="4" w:space="0" w:color="auto"/>
-              <w:right w:val="single" w:sz="4" w:space="0" w:color="auto"/>
-            </w:tcBorders>
-            <w:shd w:val="clear" w:color="auto" w:fill="auto"/>
-            <w:noWrap/>
-            <w:vAlign w:val="bottom"/>
-            <w:hideMark/>
-          </w:tcPr>
-          <w:p>
-            <w:pPr>
-              <w:jc w:val="center"/>
-              <w:rPr>
-                <w:rFonts w:ascii="Calibri" w:hAnsi="Calibri" w:cs="Calibri"/>
-                <w:color w:val="000000"/>
-                <w:sz w:val="18"/>
-                <w:szCs w:val="22"/>
-              </w:rPr>
-            </w:pPr>
-            <w:r>
-              <w:rPr>
-                <w:rFonts w:ascii="Calibri" w:hAnsi="Calibri" w:cs="Calibri"/>
-                <w:color w:val="000000"/>
-                <w:sz w:val="18"/>
-                <w:szCs w:val="22"/>
-              </w:rPr>
-              <w:t>166,7</w:t>
+              <w:t>45,8</w:t>
+            </w:r>
+          </w:p>
+        </w:tc>
+        <w:tc>
+          <w:tcPr>
+            <w:tcW w:w="960" w:type="dxa"/>
+            <w:tcBorders>
+              <w:top w:val="nil"/>
+              <w:left w:val="nil"/>
+              <w:bottom w:val="single" w:sz="8" w:space="0" w:color="auto"/>
+              <w:right w:val="single" w:sz="8" w:space="0" w:color="auto"/>
+            </w:tcBorders>
+            <w:noWrap/>
+            <w:vAlign w:val="center"/>
+            <w:hideMark/>
+          </w:tcPr>
+          <w:p>
+            <w:pPr>
+              <w:jc w:val="center"/>
+              <w:rPr>
+                <w:rFonts w:ascii="Calibri" w:hAnsi="Calibri" w:cs="Calibri"/>
+                <w:color w:val="000000"/>
+                <w:sz w:val="18"/>
+                <w:szCs w:val="18"/>
+              </w:rPr>
+            </w:pPr>
+            <w:r>
+              <w:rPr>
+                <w:rFonts w:ascii="Calibri" w:hAnsi="Calibri" w:cs="Calibri"/>
+                <w:color w:val="000000"/>
+                <w:sz w:val="18"/>
+                <w:szCs w:val="18"/>
+              </w:rPr>
+              <w:t>1668,9</w:t>
+            </w:r>
+          </w:p>
+        </w:tc>
+        <w:tc>
+          <w:tcPr>
+            <w:tcW w:w="960" w:type="dxa"/>
+            <w:tcBorders>
+              <w:top w:val="nil"/>
+              <w:left w:val="nil"/>
+              <w:bottom w:val="single" w:sz="8" w:space="0" w:color="auto"/>
+              <w:right w:val="single" w:sz="8" w:space="0" w:color="auto"/>
+            </w:tcBorders>
+            <w:noWrap/>
+            <w:vAlign w:val="center"/>
+            <w:hideMark/>
+          </w:tcPr>
+          <w:p>
+            <w:pPr>
+              <w:jc w:val="center"/>
+              <w:rPr>
+                <w:rFonts w:ascii="Calibri" w:hAnsi="Calibri" w:cs="Calibri"/>
+                <w:color w:val="000000"/>
+                <w:sz w:val="18"/>
+                <w:szCs w:val="18"/>
+              </w:rPr>
+            </w:pPr>
+            <w:r>
+              <w:rPr>
+                <w:rFonts w:ascii="Calibri" w:hAnsi="Calibri" w:cs="Calibri"/>
+                <w:color w:val="000000"/>
+                <w:sz w:val="18"/>
+                <w:szCs w:val="18"/>
+              </w:rPr>
+              <w:t>3,98</w:t>
             </w:r>
           </w:p>
         </w:tc>
       </w:tr>
       <w:tr>
         <w:trPr>
-          <w:trHeight w:val="255"/>
+          <w:trHeight w:val="227"/>
         </w:trPr>
         <w:tc>
           <w:tcPr>
             <w:tcW w:w="960" w:type="dxa"/>
             <w:tcBorders>
               <w:top w:val="nil"/>
-              <w:left w:val="single" w:sz="4" w:space="0" w:color="auto"/>
-              <w:bottom w:val="single" w:sz="4" w:space="0" w:color="auto"/>
-              <w:right w:val="single" w:sz="4" w:space="0" w:color="auto"/>
-            </w:tcBorders>
-            <w:shd w:val="clear" w:color="auto" w:fill="auto"/>
-            <w:noWrap/>
-            <w:vAlign w:val="bottom"/>
-            <w:hideMark/>
-          </w:tcPr>
-          <w:p>
-            <w:pPr>
-              <w:jc w:val="center"/>
+              <w:left w:val="single" w:sz="8" w:space="0" w:color="auto"/>
+              <w:bottom w:val="single" w:sz="8" w:space="0" w:color="auto"/>
+              <w:right w:val="single" w:sz="8" w:space="0" w:color="auto"/>
+            </w:tcBorders>
+            <w:noWrap/>
+            <w:vAlign w:val="center"/>
+            <w:hideMark/>
+          </w:tcPr>
+          <w:p>
+            <w:pPr>
+              <w:jc w:val="center"/>
+              <w:rPr>
+                <w:rFonts w:ascii="Calibri" w:hAnsi="Calibri" w:cs="Calibri"/>
+                <w:color w:val="000000"/>
+                <w:sz w:val="18"/>
+                <w:szCs w:val="18"/>
+              </w:rPr>
+            </w:pPr>
+            <w:r>
               <w:rPr>
                 <w:rFonts w:ascii="Calibri" w:hAnsi="Calibri" w:cs="Calibri"/>
                 <w:color w:val="000000"/>
                 <w:sz w:val="18"/>
                 <w:szCs w:val="22"/>
               </w:rPr>
-            </w:pPr>
-            <w:r>
-              <w:rPr>
-                <w:rFonts w:ascii="Calibri" w:hAnsi="Calibri" w:cs="Calibri"/>
-                <w:color w:val="000000"/>
-                <w:sz w:val="18"/>
-                <w:szCs w:val="22"/>
-              </w:rPr>
-              <w:t>11,8</w:t>
-            </w:r>
-          </w:p>
-        </w:tc>
-        <w:tc>
-          <w:tcPr>
-            <w:tcW w:w="960" w:type="dxa"/>
-            <w:tcBorders>
-              <w:top w:val="nil"/>
-              <w:left w:val="nil"/>
-              <w:bottom w:val="single" w:sz="4" w:space="0" w:color="auto"/>
-              <w:right w:val="single" w:sz="4" w:space="0" w:color="auto"/>
-            </w:tcBorders>
-            <w:shd w:val="clear" w:color="auto" w:fill="auto"/>
-            <w:noWrap/>
-            <w:vAlign w:val="bottom"/>
-            <w:hideMark/>
-          </w:tcPr>
-          <w:p>
-            <w:pPr>
-              <w:jc w:val="center"/>
-              <w:rPr>
-                <w:rFonts w:ascii="Calibri" w:hAnsi="Calibri" w:cs="Calibri"/>
-                <w:color w:val="000000"/>
-                <w:sz w:val="18"/>
-                <w:szCs w:val="22"/>
-              </w:rPr>
-            </w:pPr>
-            <w:r>
-              <w:rPr>
-                <w:rFonts w:ascii="Calibri" w:hAnsi="Calibri" w:cs="Calibri"/>
-                <w:color w:val="000000"/>
-                <w:sz w:val="18"/>
-                <w:szCs w:val="22"/>
-              </w:rPr>
-              <w:t>161,1</w:t>
+              <w:t>45,9</w:t>
+            </w:r>
+          </w:p>
+        </w:tc>
+        <w:tc>
+          <w:tcPr>
+            <w:tcW w:w="960" w:type="dxa"/>
+            <w:tcBorders>
+              <w:top w:val="nil"/>
+              <w:left w:val="nil"/>
+              <w:bottom w:val="single" w:sz="8" w:space="0" w:color="auto"/>
+              <w:right w:val="single" w:sz="8" w:space="0" w:color="auto"/>
+            </w:tcBorders>
+            <w:noWrap/>
+            <w:vAlign w:val="center"/>
+            <w:hideMark/>
+          </w:tcPr>
+          <w:p>
+            <w:pPr>
+              <w:jc w:val="center"/>
+              <w:rPr>
+                <w:rFonts w:ascii="Calibri" w:hAnsi="Calibri" w:cs="Calibri"/>
+                <w:color w:val="000000"/>
+                <w:sz w:val="18"/>
+                <w:szCs w:val="18"/>
+              </w:rPr>
+            </w:pPr>
+            <w:r>
+              <w:rPr>
+                <w:rFonts w:ascii="Calibri" w:hAnsi="Calibri" w:cs="Calibri"/>
+                <w:color w:val="000000"/>
+                <w:sz w:val="18"/>
+                <w:szCs w:val="18"/>
+              </w:rPr>
+              <w:t>1611,3</w:t>
+            </w:r>
+          </w:p>
+        </w:tc>
+        <w:tc>
+          <w:tcPr>
+            <w:tcW w:w="960" w:type="dxa"/>
+            <w:tcBorders>
+              <w:top w:val="nil"/>
+              <w:left w:val="nil"/>
+              <w:bottom w:val="single" w:sz="8" w:space="0" w:color="auto"/>
+              <w:right w:val="single" w:sz="8" w:space="0" w:color="auto"/>
+            </w:tcBorders>
+            <w:noWrap/>
+            <w:vAlign w:val="center"/>
+            <w:hideMark/>
+          </w:tcPr>
+          <w:p>
+            <w:pPr>
+              <w:jc w:val="center"/>
+              <w:rPr>
+                <w:rFonts w:ascii="Calibri" w:hAnsi="Calibri" w:cs="Calibri"/>
+                <w:color w:val="000000"/>
+                <w:sz w:val="18"/>
+                <w:szCs w:val="18"/>
+              </w:rPr>
+            </w:pPr>
+            <w:r>
+              <w:rPr>
+                <w:rFonts w:ascii="Calibri" w:hAnsi="Calibri" w:cs="Calibri"/>
+                <w:color w:val="000000"/>
+                <w:sz w:val="18"/>
+                <w:szCs w:val="18"/>
+              </w:rPr>
+              <w:t>3,54</w:t>
             </w:r>
           </w:p>
         </w:tc>
       </w:tr>
       <w:tr>
         <w:trPr>
-          <w:trHeight w:val="255"/>
+          <w:trHeight w:val="227"/>
         </w:trPr>
         <w:tc>
           <w:tcPr>
             <w:tcW w:w="960" w:type="dxa"/>
             <w:tcBorders>
               <w:top w:val="nil"/>
-              <w:left w:val="single" w:sz="4" w:space="0" w:color="auto"/>
-              <w:bottom w:val="single" w:sz="4" w:space="0" w:color="auto"/>
-              <w:right w:val="single" w:sz="4" w:space="0" w:color="auto"/>
-            </w:tcBorders>
-            <w:shd w:val="clear" w:color="auto" w:fill="auto"/>
-            <w:noWrap/>
-            <w:vAlign w:val="bottom"/>
-            <w:hideMark/>
-          </w:tcPr>
-          <w:p>
-            <w:pPr>
-              <w:jc w:val="center"/>
+              <w:left w:val="single" w:sz="8" w:space="0" w:color="auto"/>
+              <w:bottom w:val="single" w:sz="8" w:space="0" w:color="auto"/>
+              <w:right w:val="single" w:sz="8" w:space="0" w:color="auto"/>
+            </w:tcBorders>
+            <w:noWrap/>
+            <w:vAlign w:val="center"/>
+            <w:hideMark/>
+          </w:tcPr>
+          <w:p>
+            <w:pPr>
+              <w:jc w:val="center"/>
+              <w:rPr>
+                <w:rFonts w:ascii="Calibri" w:hAnsi="Calibri" w:cs="Calibri"/>
+                <w:color w:val="000000"/>
+                <w:sz w:val="18"/>
+                <w:szCs w:val="18"/>
+              </w:rPr>
+            </w:pPr>
+            <w:r>
               <w:rPr>
                 <w:rFonts w:ascii="Calibri" w:hAnsi="Calibri" w:cs="Calibri"/>
                 <w:color w:val="000000"/>
                 <w:sz w:val="18"/>
                 <w:szCs w:val="22"/>
               </w:rPr>
-            </w:pPr>
-            <w:r>
-              <w:rPr>
-                <w:rFonts w:ascii="Calibri" w:hAnsi="Calibri" w:cs="Calibri"/>
-                <w:color w:val="000000"/>
-                <w:sz w:val="18"/>
-                <w:szCs w:val="22"/>
-              </w:rPr>
-              <w:t>12,1</w:t>
-            </w:r>
-          </w:p>
-        </w:tc>
-        <w:tc>
-          <w:tcPr>
-            <w:tcW w:w="960" w:type="dxa"/>
-            <w:tcBorders>
-              <w:top w:val="nil"/>
-              <w:left w:val="nil"/>
-              <w:bottom w:val="single" w:sz="4" w:space="0" w:color="auto"/>
-              <w:right w:val="single" w:sz="4" w:space="0" w:color="auto"/>
-            </w:tcBorders>
-            <w:shd w:val="clear" w:color="auto" w:fill="auto"/>
-            <w:noWrap/>
-            <w:vAlign w:val="bottom"/>
-            <w:hideMark/>
-          </w:tcPr>
-          <w:p>
-            <w:pPr>
-              <w:jc w:val="center"/>
-              <w:rPr>
-                <w:rFonts w:ascii="Calibri" w:hAnsi="Calibri" w:cs="Calibri"/>
-                <w:color w:val="000000"/>
-                <w:sz w:val="18"/>
-                <w:szCs w:val="22"/>
-              </w:rPr>
-            </w:pPr>
-            <w:r>
-              <w:rPr>
-                <w:rFonts w:ascii="Calibri" w:hAnsi="Calibri" w:cs="Calibri"/>
-                <w:color w:val="000000"/>
-                <w:sz w:val="18"/>
-                <w:szCs w:val="22"/>
-              </w:rPr>
-              <w:t>160</w:t>
+              <w:t>46,1</w:t>
+            </w:r>
+          </w:p>
+        </w:tc>
+        <w:tc>
+          <w:tcPr>
+            <w:tcW w:w="960" w:type="dxa"/>
+            <w:tcBorders>
+              <w:top w:val="nil"/>
+              <w:left w:val="nil"/>
+              <w:bottom w:val="single" w:sz="8" w:space="0" w:color="auto"/>
+              <w:right w:val="single" w:sz="8" w:space="0" w:color="auto"/>
+            </w:tcBorders>
+            <w:noWrap/>
+            <w:vAlign w:val="center"/>
+            <w:hideMark/>
+          </w:tcPr>
+          <w:p>
+            <w:pPr>
+              <w:jc w:val="center"/>
+              <w:rPr>
+                <w:rFonts w:ascii="Calibri" w:hAnsi="Calibri" w:cs="Calibri"/>
+                <w:color w:val="000000"/>
+                <w:sz w:val="18"/>
+                <w:szCs w:val="18"/>
+              </w:rPr>
+            </w:pPr>
+            <w:r>
+              <w:rPr>
+                <w:rFonts w:ascii="Calibri" w:hAnsi="Calibri" w:cs="Calibri"/>
+                <w:color w:val="000000"/>
+                <w:sz w:val="18"/>
+                <w:szCs w:val="18"/>
+              </w:rPr>
+              <w:t>1600,8</w:t>
+            </w:r>
+          </w:p>
+        </w:tc>
+        <w:tc>
+          <w:tcPr>
+            <w:tcW w:w="960" w:type="dxa"/>
+            <w:tcBorders>
+              <w:top w:val="nil"/>
+              <w:left w:val="nil"/>
+              <w:bottom w:val="single" w:sz="8" w:space="0" w:color="auto"/>
+              <w:right w:val="single" w:sz="8" w:space="0" w:color="auto"/>
+            </w:tcBorders>
+            <w:noWrap/>
+            <w:vAlign w:val="center"/>
+            <w:hideMark/>
+          </w:tcPr>
+          <w:p>
+            <w:pPr>
+              <w:jc w:val="center"/>
+              <w:rPr>
+                <w:rFonts w:ascii="Calibri" w:hAnsi="Calibri" w:cs="Calibri"/>
+                <w:color w:val="000000"/>
+                <w:sz w:val="18"/>
+                <w:szCs w:val="18"/>
+              </w:rPr>
+            </w:pPr>
+            <w:r>
+              <w:rPr>
+                <w:rFonts w:ascii="Calibri" w:hAnsi="Calibri" w:cs="Calibri"/>
+                <w:color w:val="000000"/>
+                <w:sz w:val="18"/>
+                <w:szCs w:val="18"/>
+              </w:rPr>
+              <w:t>3,60</w:t>
             </w:r>
           </w:p>
         </w:tc>
       </w:tr>
       <w:tr>
         <w:trPr>
-          <w:trHeight w:val="255"/>
+          <w:trHeight w:val="227"/>
         </w:trPr>
         <w:tc>
           <w:tcPr>
             <w:tcW w:w="960" w:type="dxa"/>
             <w:tcBorders>
               <w:top w:val="nil"/>
-              <w:left w:val="single" w:sz="4" w:space="0" w:color="auto"/>
-              <w:bottom w:val="single" w:sz="4" w:space="0" w:color="auto"/>
-              <w:right w:val="single" w:sz="4" w:space="0" w:color="auto"/>
-            </w:tcBorders>
-            <w:shd w:val="clear" w:color="auto" w:fill="auto"/>
-            <w:noWrap/>
-            <w:vAlign w:val="bottom"/>
-            <w:hideMark/>
-          </w:tcPr>
-          <w:p>
-            <w:pPr>
-              <w:jc w:val="center"/>
+              <w:left w:val="single" w:sz="8" w:space="0" w:color="auto"/>
+              <w:bottom w:val="single" w:sz="8" w:space="0" w:color="auto"/>
+              <w:right w:val="single" w:sz="8" w:space="0" w:color="auto"/>
+            </w:tcBorders>
+            <w:noWrap/>
+            <w:vAlign w:val="center"/>
+            <w:hideMark/>
+          </w:tcPr>
+          <w:p>
+            <w:pPr>
+              <w:jc w:val="center"/>
+              <w:rPr>
+                <w:rFonts w:ascii="Calibri" w:hAnsi="Calibri" w:cs="Calibri"/>
+                <w:color w:val="000000"/>
+                <w:sz w:val="18"/>
+                <w:szCs w:val="18"/>
+              </w:rPr>
+            </w:pPr>
+            <w:r>
               <w:rPr>
                 <w:rFonts w:ascii="Calibri" w:hAnsi="Calibri" w:cs="Calibri"/>
                 <w:color w:val="000000"/>
                 <w:sz w:val="18"/>
                 <w:szCs w:val="22"/>
               </w:rPr>
-            </w:pPr>
-            <w:r>
-              <w:rPr>
-                <w:rFonts w:ascii="Calibri" w:hAnsi="Calibri" w:cs="Calibri"/>
-                <w:color w:val="000000"/>
-                <w:sz w:val="18"/>
-                <w:szCs w:val="22"/>
-              </w:rPr>
-              <w:t>12,6</w:t>
-            </w:r>
-          </w:p>
-        </w:tc>
-        <w:tc>
-          <w:tcPr>
-            <w:tcW w:w="960" w:type="dxa"/>
-            <w:tcBorders>
-              <w:top w:val="nil"/>
-              <w:left w:val="nil"/>
-              <w:bottom w:val="single" w:sz="4" w:space="0" w:color="auto"/>
-              <w:right w:val="single" w:sz="4" w:space="0" w:color="auto"/>
-            </w:tcBorders>
-            <w:shd w:val="clear" w:color="auto" w:fill="auto"/>
-            <w:noWrap/>
-            <w:vAlign w:val="bottom"/>
-            <w:hideMark/>
-          </w:tcPr>
-          <w:p>
-            <w:pPr>
-              <w:jc w:val="center"/>
-              <w:rPr>
-                <w:rFonts w:ascii="Calibri" w:hAnsi="Calibri" w:cs="Calibri"/>
-                <w:color w:val="000000"/>
-                <w:sz w:val="18"/>
-                <w:szCs w:val="22"/>
-              </w:rPr>
-            </w:pPr>
-            <w:r>
-              <w:rPr>
-                <w:rFonts w:ascii="Calibri" w:hAnsi="Calibri" w:cs="Calibri"/>
-                <w:color w:val="000000"/>
-                <w:sz w:val="18"/>
-                <w:szCs w:val="22"/>
-              </w:rPr>
-              <w:t>181,3</w:t>
+              <w:t>46,2</w:t>
+            </w:r>
+          </w:p>
+        </w:tc>
+        <w:tc>
+          <w:tcPr>
+            <w:tcW w:w="960" w:type="dxa"/>
+            <w:tcBorders>
+              <w:top w:val="nil"/>
+              <w:left w:val="nil"/>
+              <w:bottom w:val="single" w:sz="8" w:space="0" w:color="auto"/>
+              <w:right w:val="single" w:sz="8" w:space="0" w:color="auto"/>
+            </w:tcBorders>
+            <w:noWrap/>
+            <w:vAlign w:val="center"/>
+            <w:hideMark/>
+          </w:tcPr>
+          <w:p>
+            <w:pPr>
+              <w:jc w:val="center"/>
+              <w:rPr>
+                <w:rFonts w:ascii="Calibri" w:hAnsi="Calibri" w:cs="Calibri"/>
+                <w:color w:val="000000"/>
+                <w:sz w:val="18"/>
+                <w:szCs w:val="18"/>
+              </w:rPr>
+            </w:pPr>
+            <w:r>
+              <w:rPr>
+                <w:rFonts w:ascii="Calibri" w:hAnsi="Calibri" w:cs="Calibri"/>
+                <w:color w:val="000000"/>
+                <w:sz w:val="18"/>
+                <w:szCs w:val="18"/>
+              </w:rPr>
+              <w:t>1814,8</w:t>
+            </w:r>
+          </w:p>
+        </w:tc>
+        <w:tc>
+          <w:tcPr>
+            <w:tcW w:w="960" w:type="dxa"/>
+            <w:tcBorders>
+              <w:top w:val="nil"/>
+              <w:left w:val="nil"/>
+              <w:bottom w:val="single" w:sz="8" w:space="0" w:color="auto"/>
+              <w:right w:val="single" w:sz="8" w:space="0" w:color="auto"/>
+            </w:tcBorders>
+            <w:noWrap/>
+            <w:vAlign w:val="center"/>
+            <w:hideMark/>
+          </w:tcPr>
+          <w:p>
+            <w:pPr>
+              <w:jc w:val="center"/>
+              <w:rPr>
+                <w:rFonts w:ascii="Calibri" w:hAnsi="Calibri" w:cs="Calibri"/>
+                <w:color w:val="000000"/>
+                <w:sz w:val="18"/>
+                <w:szCs w:val="18"/>
+              </w:rPr>
+            </w:pPr>
+            <w:r>
+              <w:rPr>
+                <w:rFonts w:ascii="Calibri" w:hAnsi="Calibri" w:cs="Calibri"/>
+                <w:color w:val="000000"/>
+                <w:sz w:val="18"/>
+                <w:szCs w:val="18"/>
+              </w:rPr>
+              <w:t>1,19</w:t>
             </w:r>
           </w:p>
         </w:tc>
       </w:tr>
       <w:tr>
         <w:trPr>
-          <w:trHeight w:val="255"/>
+          <w:trHeight w:val="227"/>
         </w:trPr>
         <w:tc>
           <w:tcPr>
             <w:tcW w:w="960" w:type="dxa"/>
             <w:tcBorders>
               <w:top w:val="nil"/>
-              <w:left w:val="single" w:sz="4" w:space="0" w:color="auto"/>
-              <w:bottom w:val="single" w:sz="4" w:space="0" w:color="auto"/>
-              <w:right w:val="single" w:sz="4" w:space="0" w:color="auto"/>
-            </w:tcBorders>
-            <w:shd w:val="clear" w:color="auto" w:fill="auto"/>
-            <w:noWrap/>
-            <w:vAlign w:val="bottom"/>
-            <w:hideMark/>
-          </w:tcPr>
-          <w:p>
-            <w:pPr>
-              <w:jc w:val="center"/>
+              <w:left w:val="single" w:sz="8" w:space="0" w:color="auto"/>
+              <w:bottom w:val="single" w:sz="8" w:space="0" w:color="auto"/>
+              <w:right w:val="single" w:sz="8" w:space="0" w:color="auto"/>
+            </w:tcBorders>
+            <w:noWrap/>
+            <w:vAlign w:val="center"/>
+            <w:hideMark/>
+          </w:tcPr>
+          <w:p>
+            <w:pPr>
+              <w:jc w:val="center"/>
+              <w:rPr>
+                <w:rFonts w:ascii="Calibri" w:hAnsi="Calibri" w:cs="Calibri"/>
+                <w:color w:val="000000"/>
+                <w:sz w:val="18"/>
+                <w:szCs w:val="18"/>
+              </w:rPr>
+            </w:pPr>
+            <w:r>
               <w:rPr>
                 <w:rFonts w:ascii="Calibri" w:hAnsi="Calibri" w:cs="Calibri"/>
                 <w:color w:val="000000"/>
                 <w:sz w:val="18"/>
                 <w:szCs w:val="22"/>
               </w:rPr>
-            </w:pPr>
-            <w:r>
-              <w:rPr>
-                <w:rFonts w:ascii="Calibri" w:hAnsi="Calibri" w:cs="Calibri"/>
-                <w:color w:val="000000"/>
-                <w:sz w:val="18"/>
-                <w:szCs w:val="22"/>
-              </w:rPr>
-              <w:t>13,8</w:t>
-            </w:r>
-          </w:p>
-        </w:tc>
-        <w:tc>
-          <w:tcPr>
-            <w:tcW w:w="960" w:type="dxa"/>
-            <w:tcBorders>
-              <w:top w:val="nil"/>
-              <w:left w:val="nil"/>
-              <w:bottom w:val="single" w:sz="4" w:space="0" w:color="auto"/>
-              <w:right w:val="single" w:sz="4" w:space="0" w:color="auto"/>
-            </w:tcBorders>
-            <w:shd w:val="clear" w:color="auto" w:fill="auto"/>
-            <w:noWrap/>
-            <w:vAlign w:val="bottom"/>
-            <w:hideMark/>
-          </w:tcPr>
-          <w:p>
-            <w:pPr>
-              <w:jc w:val="center"/>
-              <w:rPr>
-                <w:rFonts w:ascii="Calibri" w:hAnsi="Calibri" w:cs="Calibri"/>
-                <w:color w:val="000000"/>
-                <w:sz w:val="18"/>
-                <w:szCs w:val="22"/>
-              </w:rPr>
-            </w:pPr>
-            <w:r>
-              <w:rPr>
-                <w:rFonts w:ascii="Calibri" w:hAnsi="Calibri" w:cs="Calibri"/>
-                <w:color w:val="000000"/>
-                <w:sz w:val="18"/>
-                <w:szCs w:val="22"/>
-              </w:rPr>
-              <w:t>187,2</w:t>
+              <w:t>46,2</w:t>
+            </w:r>
+          </w:p>
+        </w:tc>
+        <w:tc>
+          <w:tcPr>
+            <w:tcW w:w="960" w:type="dxa"/>
+            <w:tcBorders>
+              <w:top w:val="nil"/>
+              <w:left w:val="nil"/>
+              <w:bottom w:val="single" w:sz="8" w:space="0" w:color="auto"/>
+              <w:right w:val="single" w:sz="8" w:space="0" w:color="auto"/>
+            </w:tcBorders>
+            <w:noWrap/>
+            <w:vAlign w:val="center"/>
+            <w:hideMark/>
+          </w:tcPr>
+          <w:p>
+            <w:pPr>
+              <w:jc w:val="center"/>
+              <w:rPr>
+                <w:rFonts w:ascii="Calibri" w:hAnsi="Calibri" w:cs="Calibri"/>
+                <w:color w:val="000000"/>
+                <w:sz w:val="18"/>
+                <w:szCs w:val="18"/>
+              </w:rPr>
+            </w:pPr>
+            <w:r>
+              <w:rPr>
+                <w:rFonts w:ascii="Calibri" w:hAnsi="Calibri" w:cs="Calibri"/>
+                <w:color w:val="000000"/>
+                <w:sz w:val="18"/>
+                <w:szCs w:val="18"/>
+              </w:rPr>
+              <w:t>1873,3</w:t>
+            </w:r>
+          </w:p>
+        </w:tc>
+        <w:tc>
+          <w:tcPr>
+            <w:tcW w:w="960" w:type="dxa"/>
+            <w:tcBorders>
+              <w:top w:val="nil"/>
+              <w:left w:val="nil"/>
+              <w:bottom w:val="single" w:sz="8" w:space="0" w:color="auto"/>
+              <w:right w:val="single" w:sz="8" w:space="0" w:color="auto"/>
+            </w:tcBorders>
+            <w:noWrap/>
+            <w:vAlign w:val="center"/>
+            <w:hideMark/>
+          </w:tcPr>
+          <w:p>
+            <w:pPr>
+              <w:jc w:val="center"/>
+              <w:rPr>
+                <w:rFonts w:ascii="Calibri" w:hAnsi="Calibri" w:cs="Calibri"/>
+                <w:color w:val="000000"/>
+                <w:sz w:val="18"/>
+                <w:szCs w:val="18"/>
+              </w:rPr>
+            </w:pPr>
+            <w:r>
+              <w:rPr>
+                <w:rFonts w:ascii="Calibri" w:hAnsi="Calibri" w:cs="Calibri"/>
+                <w:color w:val="000000"/>
+                <w:sz w:val="18"/>
+                <w:szCs w:val="18"/>
+              </w:rPr>
+              <w:t>1,32</w:t>
             </w:r>
           </w:p>
         </w:tc>
       </w:tr>
       <w:tr>
         <w:trPr>
-          <w:trHeight w:val="255"/>
+          <w:trHeight w:val="227"/>
         </w:trPr>
         <w:tc>
           <w:tcPr>
             <w:tcW w:w="960" w:type="dxa"/>
             <w:tcBorders>
               <w:top w:val="nil"/>
-              <w:left w:val="single" w:sz="4" w:space="0" w:color="auto"/>
-              <w:bottom w:val="single" w:sz="4" w:space="0" w:color="auto"/>
-              <w:right w:val="single" w:sz="4" w:space="0" w:color="auto"/>
-            </w:tcBorders>
-            <w:shd w:val="clear" w:color="auto" w:fill="auto"/>
-            <w:noWrap/>
-            <w:vAlign w:val="bottom"/>
-            <w:hideMark/>
-          </w:tcPr>
-          <w:p>
-            <w:pPr>
-              <w:jc w:val="center"/>
+              <w:left w:val="single" w:sz="8" w:space="0" w:color="auto"/>
+              <w:bottom w:val="single" w:sz="8" w:space="0" w:color="auto"/>
+              <w:right w:val="single" w:sz="8" w:space="0" w:color="auto"/>
+            </w:tcBorders>
+            <w:noWrap/>
+            <w:vAlign w:val="center"/>
+            <w:hideMark/>
+          </w:tcPr>
+          <w:p>
+            <w:pPr>
+              <w:jc w:val="center"/>
+              <w:rPr>
+                <w:rFonts w:ascii="Calibri" w:hAnsi="Calibri" w:cs="Calibri"/>
+                <w:color w:val="000000"/>
+                <w:sz w:val="18"/>
+                <w:szCs w:val="18"/>
+              </w:rPr>
+            </w:pPr>
+            <w:r>
               <w:rPr>
                 <w:rFonts w:ascii="Calibri" w:hAnsi="Calibri" w:cs="Calibri"/>
                 <w:color w:val="000000"/>
                 <w:sz w:val="18"/>
                 <w:szCs w:val="22"/>
               </w:rPr>
-            </w:pPr>
-            <w:r>
-              <w:rPr>
-                <w:rFonts w:ascii="Calibri" w:hAnsi="Calibri" w:cs="Calibri"/>
-                <w:color w:val="000000"/>
-                <w:sz w:val="18"/>
-                <w:szCs w:val="22"/>
-              </w:rPr>
-              <w:t>13,8</w:t>
-            </w:r>
-          </w:p>
-        </w:tc>
-        <w:tc>
-          <w:tcPr>
-            <w:tcW w:w="960" w:type="dxa"/>
-            <w:tcBorders>
-              <w:top w:val="nil"/>
-              <w:left w:val="nil"/>
-              <w:bottom w:val="single" w:sz="4" w:space="0" w:color="auto"/>
-              <w:right w:val="single" w:sz="4" w:space="0" w:color="auto"/>
-            </w:tcBorders>
-            <w:shd w:val="clear" w:color="auto" w:fill="auto"/>
-            <w:noWrap/>
-            <w:vAlign w:val="bottom"/>
-            <w:hideMark/>
-          </w:tcPr>
-          <w:p>
-            <w:pPr>
-              <w:jc w:val="center"/>
-              <w:rPr>
-                <w:rFonts w:ascii="Calibri" w:hAnsi="Calibri" w:cs="Calibri"/>
-                <w:color w:val="000000"/>
-                <w:sz w:val="18"/>
-                <w:szCs w:val="22"/>
-              </w:rPr>
-            </w:pPr>
-            <w:r>
-              <w:rPr>
-                <w:rFonts w:ascii="Calibri" w:hAnsi="Calibri" w:cs="Calibri"/>
-                <w:color w:val="000000"/>
-                <w:sz w:val="18"/>
-                <w:szCs w:val="22"/>
-              </w:rPr>
-              <w:t>151,5</w:t>
+              <w:t>46,2</w:t>
+            </w:r>
+          </w:p>
+        </w:tc>
+        <w:tc>
+          <w:tcPr>
+            <w:tcW w:w="960" w:type="dxa"/>
+            <w:tcBorders>
+              <w:top w:val="nil"/>
+              <w:left w:val="nil"/>
+              <w:bottom w:val="single" w:sz="8" w:space="0" w:color="auto"/>
+              <w:right w:val="single" w:sz="8" w:space="0" w:color="auto"/>
+            </w:tcBorders>
+            <w:noWrap/>
+            <w:vAlign w:val="center"/>
+            <w:hideMark/>
+          </w:tcPr>
+          <w:p>
+            <w:pPr>
+              <w:jc w:val="center"/>
+              <w:rPr>
+                <w:rFonts w:ascii="Calibri" w:hAnsi="Calibri" w:cs="Calibri"/>
+                <w:color w:val="000000"/>
+                <w:sz w:val="18"/>
+                <w:szCs w:val="18"/>
+              </w:rPr>
+            </w:pPr>
+            <w:r>
+              <w:rPr>
+                <w:rFonts w:ascii="Calibri" w:hAnsi="Calibri" w:cs="Calibri"/>
+                <w:color w:val="000000"/>
+                <w:sz w:val="18"/>
+                <w:szCs w:val="18"/>
+              </w:rPr>
+              <w:t>1516,2</w:t>
+            </w:r>
+          </w:p>
+        </w:tc>
+        <w:tc>
+          <w:tcPr>
+            <w:tcW w:w="960" w:type="dxa"/>
+            <w:tcBorders>
+              <w:top w:val="nil"/>
+              <w:left w:val="nil"/>
+              <w:bottom w:val="single" w:sz="8" w:space="0" w:color="auto"/>
+              <w:right w:val="single" w:sz="8" w:space="0" w:color="auto"/>
+            </w:tcBorders>
+            <w:noWrap/>
+            <w:vAlign w:val="center"/>
+            <w:hideMark/>
+          </w:tcPr>
+          <w:p>
+            <w:pPr>
+              <w:jc w:val="center"/>
+              <w:rPr>
+                <w:rFonts w:ascii="Calibri" w:hAnsi="Calibri" w:cs="Calibri"/>
+                <w:color w:val="000000"/>
+                <w:sz w:val="18"/>
+                <w:szCs w:val="18"/>
+              </w:rPr>
+            </w:pPr>
+            <w:r>
+              <w:rPr>
+                <w:rFonts w:ascii="Calibri" w:hAnsi="Calibri" w:cs="Calibri"/>
+                <w:color w:val="000000"/>
+                <w:sz w:val="18"/>
+                <w:szCs w:val="18"/>
+              </w:rPr>
+              <w:t>3,24</w:t>
             </w:r>
           </w:p>
         </w:tc>
       </w:tr>
       <w:tr>
         <w:trPr>
-          <w:trHeight w:val="255"/>
+          <w:trHeight w:val="227"/>
         </w:trPr>
         <w:tc>
           <w:tcPr>
             <w:tcW w:w="960" w:type="dxa"/>
             <w:tcBorders>
               <w:top w:val="nil"/>
-              <w:left w:val="single" w:sz="4" w:space="0" w:color="auto"/>
-              <w:bottom w:val="single" w:sz="4" w:space="0" w:color="auto"/>
-              <w:right w:val="single" w:sz="4" w:space="0" w:color="auto"/>
-            </w:tcBorders>
-            <w:shd w:val="clear" w:color="auto" w:fill="auto"/>
-            <w:noWrap/>
-            <w:vAlign w:val="bottom"/>
-            <w:hideMark/>
-          </w:tcPr>
-          <w:p>
-            <w:pPr>
-              <w:jc w:val="center"/>
+              <w:left w:val="single" w:sz="8" w:space="0" w:color="auto"/>
+              <w:bottom w:val="single" w:sz="8" w:space="0" w:color="auto"/>
+              <w:right w:val="single" w:sz="8" w:space="0" w:color="auto"/>
+            </w:tcBorders>
+            <w:noWrap/>
+            <w:vAlign w:val="center"/>
+            <w:hideMark/>
+          </w:tcPr>
+          <w:p>
+            <w:pPr>
+              <w:jc w:val="center"/>
+              <w:rPr>
+                <w:rFonts w:ascii="Calibri" w:hAnsi="Calibri" w:cs="Calibri"/>
+                <w:color w:val="000000"/>
+                <w:sz w:val="18"/>
+                <w:szCs w:val="18"/>
+              </w:rPr>
+            </w:pPr>
+            <w:r>
               <w:rPr>
                 <w:rFonts w:ascii="Calibri" w:hAnsi="Calibri" w:cs="Calibri"/>
                 <w:color w:val="000000"/>
                 <w:sz w:val="18"/>
                 <w:szCs w:val="22"/>
               </w:rPr>
-            </w:pPr>
-            <w:r>
-              <w:rPr>
-                <w:rFonts w:ascii="Calibri" w:hAnsi="Calibri" w:cs="Calibri"/>
-                <w:color w:val="000000"/>
-                <w:sz w:val="18"/>
-                <w:szCs w:val="22"/>
-              </w:rPr>
-              <w:t>13,9</w:t>
-            </w:r>
-          </w:p>
-        </w:tc>
-        <w:tc>
-          <w:tcPr>
-            <w:tcW w:w="960" w:type="dxa"/>
-            <w:tcBorders>
-              <w:top w:val="nil"/>
-              <w:left w:val="nil"/>
-              <w:bottom w:val="single" w:sz="4" w:space="0" w:color="auto"/>
-              <w:right w:val="single" w:sz="4" w:space="0" w:color="auto"/>
-            </w:tcBorders>
-            <w:shd w:val="clear" w:color="auto" w:fill="auto"/>
-            <w:noWrap/>
-            <w:vAlign w:val="bottom"/>
-            <w:hideMark/>
-          </w:tcPr>
-          <w:p>
-            <w:pPr>
-              <w:jc w:val="center"/>
-              <w:rPr>
-                <w:rFonts w:ascii="Calibri" w:hAnsi="Calibri" w:cs="Calibri"/>
-                <w:color w:val="000000"/>
-                <w:sz w:val="18"/>
-                <w:szCs w:val="22"/>
-              </w:rPr>
-            </w:pPr>
-            <w:r>
-              <w:rPr>
-                <w:rFonts w:ascii="Calibri" w:hAnsi="Calibri" w:cs="Calibri"/>
-                <w:color w:val="000000"/>
-                <w:sz w:val="18"/>
-                <w:szCs w:val="22"/>
-              </w:rPr>
-              <w:t>188,9</w:t>
+              <w:t>46,5</w:t>
+            </w:r>
+          </w:p>
+        </w:tc>
+        <w:tc>
+          <w:tcPr>
+            <w:tcW w:w="960" w:type="dxa"/>
+            <w:tcBorders>
+              <w:top w:val="nil"/>
+              <w:left w:val="nil"/>
+              <w:bottom w:val="single" w:sz="8" w:space="0" w:color="auto"/>
+              <w:right w:val="single" w:sz="8" w:space="0" w:color="auto"/>
+            </w:tcBorders>
+            <w:noWrap/>
+            <w:vAlign w:val="center"/>
+            <w:hideMark/>
+          </w:tcPr>
+          <w:p>
+            <w:pPr>
+              <w:jc w:val="center"/>
+              <w:rPr>
+                <w:rFonts w:ascii="Calibri" w:hAnsi="Calibri" w:cs="Calibri"/>
+                <w:color w:val="000000"/>
+                <w:sz w:val="18"/>
+                <w:szCs w:val="18"/>
+              </w:rPr>
+            </w:pPr>
+            <w:r>
+              <w:rPr>
+                <w:rFonts w:ascii="Calibri" w:hAnsi="Calibri" w:cs="Calibri"/>
+                <w:color w:val="000000"/>
+                <w:sz w:val="18"/>
+                <w:szCs w:val="18"/>
+              </w:rPr>
+              <w:t>1890,8</w:t>
+            </w:r>
+          </w:p>
+        </w:tc>
+        <w:tc>
+          <w:tcPr>
+            <w:tcW w:w="960" w:type="dxa"/>
+            <w:tcBorders>
+              <w:top w:val="nil"/>
+              <w:left w:val="nil"/>
+              <w:bottom w:val="single" w:sz="8" w:space="0" w:color="auto"/>
+              <w:right w:val="single" w:sz="8" w:space="0" w:color="auto"/>
+            </w:tcBorders>
+            <w:noWrap/>
+            <w:vAlign w:val="center"/>
+            <w:hideMark/>
+          </w:tcPr>
+          <w:p>
+            <w:pPr>
+              <w:jc w:val="center"/>
+              <w:rPr>
+                <w:rFonts w:ascii="Calibri" w:hAnsi="Calibri" w:cs="Calibri"/>
+                <w:color w:val="000000"/>
+                <w:sz w:val="18"/>
+                <w:szCs w:val="18"/>
+              </w:rPr>
+            </w:pPr>
+            <w:r>
+              <w:rPr>
+                <w:rFonts w:ascii="Calibri" w:hAnsi="Calibri" w:cs="Calibri"/>
+                <w:color w:val="000000"/>
+                <w:sz w:val="18"/>
+                <w:szCs w:val="18"/>
+              </w:rPr>
+              <w:t>1,72</w:t>
             </w:r>
           </w:p>
         </w:tc>
       </w:tr>
       <w:tr>
         <w:trPr>
-          <w:trHeight w:val="255"/>
+          <w:trHeight w:val="227"/>
         </w:trPr>
         <w:tc>
           <w:tcPr>
             <w:tcW w:w="960" w:type="dxa"/>
             <w:tcBorders>
               <w:top w:val="nil"/>
-              <w:left w:val="single" w:sz="4" w:space="0" w:color="auto"/>
-              <w:bottom w:val="single" w:sz="4" w:space="0" w:color="auto"/>
-              <w:right w:val="single" w:sz="4" w:space="0" w:color="auto"/>
-            </w:tcBorders>
-            <w:shd w:val="clear" w:color="auto" w:fill="auto"/>
-            <w:noWrap/>
-            <w:vAlign w:val="bottom"/>
-            <w:hideMark/>
-          </w:tcPr>
-          <w:p>
-            <w:pPr>
-              <w:jc w:val="center"/>
+              <w:left w:val="single" w:sz="8" w:space="0" w:color="auto"/>
+              <w:bottom w:val="single" w:sz="8" w:space="0" w:color="auto"/>
+              <w:right w:val="single" w:sz="8" w:space="0" w:color="auto"/>
+            </w:tcBorders>
+            <w:noWrap/>
+            <w:vAlign w:val="center"/>
+            <w:hideMark/>
+          </w:tcPr>
+          <w:p>
+            <w:pPr>
+              <w:jc w:val="center"/>
+              <w:rPr>
+                <w:rFonts w:ascii="Calibri" w:hAnsi="Calibri" w:cs="Calibri"/>
+                <w:color w:val="000000"/>
+                <w:sz w:val="18"/>
+                <w:szCs w:val="18"/>
+              </w:rPr>
+            </w:pPr>
+            <w:r>
               <w:rPr>
                 <w:rFonts w:ascii="Calibri" w:hAnsi="Calibri" w:cs="Calibri"/>
                 <w:color w:val="000000"/>
                 <w:sz w:val="18"/>
                 <w:szCs w:val="22"/>
               </w:rPr>
-            </w:pPr>
-            <w:r>
-              <w:rPr>
-                <w:rFonts w:ascii="Calibri" w:hAnsi="Calibri" w:cs="Calibri"/>
-                <w:color w:val="000000"/>
-                <w:sz w:val="18"/>
-                <w:szCs w:val="22"/>
-              </w:rPr>
-              <w:t>14,1</w:t>
-            </w:r>
-          </w:p>
-        </w:tc>
-        <w:tc>
-          <w:tcPr>
-            <w:tcW w:w="960" w:type="dxa"/>
-            <w:tcBorders>
-              <w:top w:val="nil"/>
-              <w:left w:val="nil"/>
-              <w:bottom w:val="single" w:sz="4" w:space="0" w:color="auto"/>
-              <w:right w:val="single" w:sz="4" w:space="0" w:color="auto"/>
-            </w:tcBorders>
-            <w:shd w:val="clear" w:color="auto" w:fill="auto"/>
-            <w:noWrap/>
-            <w:vAlign w:val="bottom"/>
-            <w:hideMark/>
-          </w:tcPr>
-          <w:p>
-            <w:pPr>
-              <w:jc w:val="center"/>
-              <w:rPr>
-                <w:rFonts w:ascii="Calibri" w:hAnsi="Calibri" w:cs="Calibri"/>
-                <w:color w:val="000000"/>
-                <w:sz w:val="18"/>
-                <w:szCs w:val="22"/>
-              </w:rPr>
-            </w:pPr>
-            <w:r>
-              <w:rPr>
-                <w:rFonts w:ascii="Calibri" w:hAnsi="Calibri" w:cs="Calibri"/>
-                <w:color w:val="000000"/>
-                <w:sz w:val="18"/>
-                <w:szCs w:val="22"/>
-              </w:rPr>
-              <w:t>163,5</w:t>
+              <w:t>46,7</w:t>
+            </w:r>
+          </w:p>
+        </w:tc>
+        <w:tc>
+          <w:tcPr>
+            <w:tcW w:w="960" w:type="dxa"/>
+            <w:tcBorders>
+              <w:top w:val="nil"/>
+              <w:left w:val="nil"/>
+              <w:bottom w:val="single" w:sz="8" w:space="0" w:color="auto"/>
+              <w:right w:val="single" w:sz="8" w:space="0" w:color="auto"/>
+            </w:tcBorders>
+            <w:noWrap/>
+            <w:vAlign w:val="center"/>
+            <w:hideMark/>
+          </w:tcPr>
+          <w:p>
+            <w:pPr>
+              <w:jc w:val="center"/>
+              <w:rPr>
+                <w:rFonts w:ascii="Calibri" w:hAnsi="Calibri" w:cs="Calibri"/>
+                <w:color w:val="000000"/>
+                <w:sz w:val="18"/>
+                <w:szCs w:val="18"/>
+              </w:rPr>
+            </w:pPr>
+            <w:r>
+              <w:rPr>
+                <w:rFonts w:ascii="Calibri" w:hAnsi="Calibri" w:cs="Calibri"/>
+                <w:color w:val="000000"/>
+                <w:sz w:val="18"/>
+                <w:szCs w:val="18"/>
+              </w:rPr>
+              <w:t>1639,9</w:t>
+            </w:r>
+          </w:p>
+        </w:tc>
+        <w:tc>
+          <w:tcPr>
+            <w:tcW w:w="960" w:type="dxa"/>
+            <w:tcBorders>
+              <w:top w:val="nil"/>
+              <w:left w:val="nil"/>
+              <w:bottom w:val="single" w:sz="8" w:space="0" w:color="auto"/>
+              <w:right w:val="single" w:sz="8" w:space="0" w:color="auto"/>
+            </w:tcBorders>
+            <w:noWrap/>
+            <w:vAlign w:val="center"/>
+            <w:hideMark/>
+          </w:tcPr>
+          <w:p>
+            <w:pPr>
+              <w:jc w:val="center"/>
+              <w:rPr>
+                <w:rFonts w:ascii="Calibri" w:hAnsi="Calibri" w:cs="Calibri"/>
+                <w:color w:val="000000"/>
+                <w:sz w:val="18"/>
+                <w:szCs w:val="18"/>
+              </w:rPr>
+            </w:pPr>
+            <w:r>
+              <w:rPr>
+                <w:rFonts w:ascii="Calibri" w:hAnsi="Calibri" w:cs="Calibri"/>
+                <w:color w:val="000000"/>
+                <w:sz w:val="18"/>
+                <w:szCs w:val="18"/>
+              </w:rPr>
+              <w:t>3,50</w:t>
             </w:r>
           </w:p>
         </w:tc>
       </w:tr>
       <w:tr>
         <w:trPr>
-          <w:trHeight w:val="255"/>
+          <w:trHeight w:val="227"/>
         </w:trPr>
         <w:tc>
           <w:tcPr>
             <w:tcW w:w="960" w:type="dxa"/>
             <w:tcBorders>
               <w:top w:val="nil"/>
-              <w:left w:val="single" w:sz="4" w:space="0" w:color="auto"/>
-              <w:bottom w:val="single" w:sz="4" w:space="0" w:color="auto"/>
-              <w:right w:val="single" w:sz="4" w:space="0" w:color="auto"/>
-            </w:tcBorders>
-            <w:shd w:val="clear" w:color="auto" w:fill="auto"/>
-            <w:noWrap/>
-            <w:vAlign w:val="bottom"/>
-            <w:hideMark/>
-          </w:tcPr>
-          <w:p>
-            <w:pPr>
-              <w:jc w:val="center"/>
+              <w:left w:val="single" w:sz="8" w:space="0" w:color="auto"/>
+              <w:bottom w:val="single" w:sz="8" w:space="0" w:color="auto"/>
+              <w:right w:val="single" w:sz="8" w:space="0" w:color="auto"/>
+            </w:tcBorders>
+            <w:noWrap/>
+            <w:vAlign w:val="center"/>
+            <w:hideMark/>
+          </w:tcPr>
+          <w:p>
+            <w:pPr>
+              <w:jc w:val="center"/>
+              <w:rPr>
+                <w:rFonts w:ascii="Calibri" w:hAnsi="Calibri" w:cs="Calibri"/>
+                <w:color w:val="000000"/>
+                <w:sz w:val="18"/>
+                <w:szCs w:val="18"/>
+              </w:rPr>
+            </w:pPr>
+            <w:r>
               <w:rPr>
                 <w:rFonts w:ascii="Calibri" w:hAnsi="Calibri" w:cs="Calibri"/>
                 <w:color w:val="000000"/>
                 <w:sz w:val="18"/>
                 <w:szCs w:val="22"/>
               </w:rPr>
-            </w:pPr>
-            <w:r>
-              <w:rPr>
-                <w:rFonts w:ascii="Calibri" w:hAnsi="Calibri" w:cs="Calibri"/>
-                <w:color w:val="000000"/>
-                <w:sz w:val="18"/>
-                <w:szCs w:val="22"/>
-              </w:rPr>
-              <w:t>14,1</w:t>
-            </w:r>
-          </w:p>
-        </w:tc>
-        <w:tc>
-          <w:tcPr>
-            <w:tcW w:w="960" w:type="dxa"/>
-            <w:tcBorders>
-              <w:top w:val="nil"/>
-              <w:left w:val="nil"/>
-              <w:bottom w:val="single" w:sz="4" w:space="0" w:color="auto"/>
-              <w:right w:val="single" w:sz="4" w:space="0" w:color="auto"/>
-            </w:tcBorders>
-            <w:shd w:val="clear" w:color="auto" w:fill="auto"/>
-            <w:noWrap/>
-            <w:vAlign w:val="bottom"/>
-            <w:hideMark/>
-          </w:tcPr>
-          <w:p>
-            <w:pPr>
-              <w:jc w:val="center"/>
-              <w:rPr>
-                <w:rFonts w:ascii="Calibri" w:hAnsi="Calibri" w:cs="Calibri"/>
-                <w:color w:val="000000"/>
-                <w:sz w:val="18"/>
-                <w:szCs w:val="22"/>
-              </w:rPr>
-            </w:pPr>
-            <w:r>
-              <w:rPr>
-                <w:rFonts w:ascii="Calibri" w:hAnsi="Calibri" w:cs="Calibri"/>
-                <w:color w:val="000000"/>
-                <w:sz w:val="18"/>
-                <w:szCs w:val="22"/>
-              </w:rPr>
-              <w:t>189,1</w:t>
+              <w:t>47,1</w:t>
+            </w:r>
+          </w:p>
+        </w:tc>
+        <w:tc>
+          <w:tcPr>
+            <w:tcW w:w="960" w:type="dxa"/>
+            <w:tcBorders>
+              <w:top w:val="nil"/>
+              <w:left w:val="nil"/>
+              <w:bottom w:val="single" w:sz="8" w:space="0" w:color="auto"/>
+              <w:right w:val="single" w:sz="8" w:space="0" w:color="auto"/>
+            </w:tcBorders>
+            <w:noWrap/>
+            <w:vAlign w:val="center"/>
+            <w:hideMark/>
+          </w:tcPr>
+          <w:p>
+            <w:pPr>
+              <w:jc w:val="center"/>
+              <w:rPr>
+                <w:rFonts w:ascii="Calibri" w:hAnsi="Calibri" w:cs="Calibri"/>
+                <w:color w:val="000000"/>
+                <w:sz w:val="18"/>
+                <w:szCs w:val="18"/>
+              </w:rPr>
+            </w:pPr>
+            <w:r>
+              <w:rPr>
+                <w:rFonts w:ascii="Calibri" w:hAnsi="Calibri" w:cs="Calibri"/>
+                <w:color w:val="000000"/>
+                <w:sz w:val="18"/>
+                <w:szCs w:val="18"/>
+              </w:rPr>
+              <w:t>1892,5</w:t>
+            </w:r>
+          </w:p>
+        </w:tc>
+        <w:tc>
+          <w:tcPr>
+            <w:tcW w:w="960" w:type="dxa"/>
+            <w:tcBorders>
+              <w:top w:val="nil"/>
+              <w:left w:val="nil"/>
+              <w:bottom w:val="single" w:sz="8" w:space="0" w:color="auto"/>
+              <w:right w:val="single" w:sz="8" w:space="0" w:color="auto"/>
+            </w:tcBorders>
+            <w:noWrap/>
+            <w:vAlign w:val="center"/>
+            <w:hideMark/>
+          </w:tcPr>
+          <w:p>
+            <w:pPr>
+              <w:jc w:val="center"/>
+              <w:rPr>
+                <w:rFonts w:ascii="Calibri" w:hAnsi="Calibri" w:cs="Calibri"/>
+                <w:color w:val="000000"/>
+                <w:sz w:val="18"/>
+                <w:szCs w:val="18"/>
+              </w:rPr>
+            </w:pPr>
+            <w:r>
+              <w:rPr>
+                <w:rFonts w:ascii="Calibri" w:hAnsi="Calibri" w:cs="Calibri"/>
+                <w:color w:val="000000"/>
+                <w:sz w:val="18"/>
+                <w:szCs w:val="18"/>
+              </w:rPr>
+              <w:t>1,01</w:t>
             </w:r>
           </w:p>
         </w:tc>
       </w:tr>
       <w:tr>
         <w:trPr>
-          <w:trHeight w:val="255"/>
+          <w:trHeight w:val="227"/>
         </w:trPr>
         <w:tc>
           <w:tcPr>
             <w:tcW w:w="960" w:type="dxa"/>
             <w:tcBorders>
               <w:top w:val="nil"/>
-              <w:left w:val="single" w:sz="4" w:space="0" w:color="auto"/>
-              <w:bottom w:val="single" w:sz="4" w:space="0" w:color="auto"/>
-              <w:right w:val="single" w:sz="4" w:space="0" w:color="auto"/>
-            </w:tcBorders>
-            <w:shd w:val="clear" w:color="auto" w:fill="auto"/>
-            <w:noWrap/>
-            <w:vAlign w:val="bottom"/>
-            <w:hideMark/>
-          </w:tcPr>
-          <w:p>
-            <w:pPr>
-              <w:jc w:val="center"/>
+              <w:left w:val="single" w:sz="8" w:space="0" w:color="auto"/>
+              <w:bottom w:val="single" w:sz="8" w:space="0" w:color="auto"/>
+              <w:right w:val="single" w:sz="8" w:space="0" w:color="auto"/>
+            </w:tcBorders>
+            <w:noWrap/>
+            <w:vAlign w:val="center"/>
+            <w:hideMark/>
+          </w:tcPr>
+          <w:p>
+            <w:pPr>
+              <w:jc w:val="center"/>
+              <w:rPr>
+                <w:rFonts w:ascii="Calibri" w:hAnsi="Calibri" w:cs="Calibri"/>
+                <w:color w:val="000000"/>
+                <w:sz w:val="18"/>
+                <w:szCs w:val="18"/>
+              </w:rPr>
+            </w:pPr>
+            <w:r>
               <w:rPr>
                 <w:rFonts w:ascii="Calibri" w:hAnsi="Calibri" w:cs="Calibri"/>
                 <w:color w:val="000000"/>
                 <w:sz w:val="18"/>
                 <w:szCs w:val="22"/>
               </w:rPr>
-            </w:pPr>
-            <w:r>
-              <w:rPr>
-                <w:rFonts w:ascii="Calibri" w:hAnsi="Calibri" w:cs="Calibri"/>
-                <w:color w:val="000000"/>
-                <w:sz w:val="18"/>
-                <w:szCs w:val="22"/>
-              </w:rPr>
-              <w:t>14,4</w:t>
-            </w:r>
-          </w:p>
-        </w:tc>
-        <w:tc>
-          <w:tcPr>
-            <w:tcW w:w="960" w:type="dxa"/>
-            <w:tcBorders>
-              <w:top w:val="nil"/>
-              <w:left w:val="nil"/>
-              <w:bottom w:val="single" w:sz="4" w:space="0" w:color="auto"/>
-              <w:right w:val="single" w:sz="4" w:space="0" w:color="auto"/>
-            </w:tcBorders>
-            <w:shd w:val="clear" w:color="auto" w:fill="auto"/>
-            <w:noWrap/>
-            <w:vAlign w:val="bottom"/>
-            <w:hideMark/>
-          </w:tcPr>
-          <w:p>
-            <w:pPr>
-              <w:jc w:val="center"/>
-              <w:rPr>
-                <w:rFonts w:ascii="Calibri" w:hAnsi="Calibri" w:cs="Calibri"/>
-                <w:color w:val="000000"/>
-                <w:sz w:val="18"/>
-                <w:szCs w:val="22"/>
-              </w:rPr>
-            </w:pPr>
-            <w:r>
-              <w:rPr>
-                <w:rFonts w:ascii="Calibri" w:hAnsi="Calibri" w:cs="Calibri"/>
-                <w:color w:val="000000"/>
-                <w:sz w:val="18"/>
-                <w:szCs w:val="22"/>
-              </w:rPr>
-              <w:t>170,8</w:t>
+              <w:t>47,1</w:t>
+            </w:r>
+          </w:p>
+        </w:tc>
+        <w:tc>
+          <w:tcPr>
+            <w:tcW w:w="960" w:type="dxa"/>
+            <w:tcBorders>
+              <w:top w:val="nil"/>
+              <w:left w:val="nil"/>
+              <w:bottom w:val="single" w:sz="8" w:space="0" w:color="auto"/>
+              <w:right w:val="single" w:sz="8" w:space="0" w:color="auto"/>
+            </w:tcBorders>
+            <w:noWrap/>
+            <w:vAlign w:val="center"/>
+            <w:hideMark/>
+          </w:tcPr>
+          <w:p>
+            <w:pPr>
+              <w:jc w:val="center"/>
+              <w:rPr>
+                <w:rFonts w:ascii="Calibri" w:hAnsi="Calibri" w:cs="Calibri"/>
+                <w:color w:val="000000"/>
+                <w:sz w:val="18"/>
+                <w:szCs w:val="18"/>
+              </w:rPr>
+            </w:pPr>
+            <w:r>
+              <w:rPr>
+                <w:rFonts w:ascii="Calibri" w:hAnsi="Calibri" w:cs="Calibri"/>
+                <w:color w:val="000000"/>
+                <w:sz w:val="18"/>
+                <w:szCs w:val="18"/>
+              </w:rPr>
+              <w:t>1710,7</w:t>
+            </w:r>
+          </w:p>
+        </w:tc>
+        <w:tc>
+          <w:tcPr>
+            <w:tcW w:w="960" w:type="dxa"/>
+            <w:tcBorders>
+              <w:top w:val="nil"/>
+              <w:left w:val="nil"/>
+              <w:bottom w:val="single" w:sz="8" w:space="0" w:color="auto"/>
+              <w:right w:val="single" w:sz="8" w:space="0" w:color="auto"/>
+            </w:tcBorders>
+            <w:noWrap/>
+            <w:vAlign w:val="center"/>
+            <w:hideMark/>
+          </w:tcPr>
+          <w:p>
+            <w:pPr>
+              <w:jc w:val="center"/>
+              <w:rPr>
+                <w:rFonts w:ascii="Calibri" w:hAnsi="Calibri" w:cs="Calibri"/>
+                <w:color w:val="000000"/>
+                <w:sz w:val="18"/>
+                <w:szCs w:val="18"/>
+              </w:rPr>
+            </w:pPr>
+            <w:r>
+              <w:rPr>
+                <w:rFonts w:ascii="Calibri" w:hAnsi="Calibri" w:cs="Calibri"/>
+                <w:color w:val="000000"/>
+                <w:sz w:val="18"/>
+                <w:szCs w:val="18"/>
+              </w:rPr>
+              <w:t>1,65</w:t>
             </w:r>
           </w:p>
         </w:tc>
       </w:tr>
       <w:tr>
         <w:trPr>
-          <w:trHeight w:val="255"/>
+          <w:trHeight w:val="227"/>
         </w:trPr>
         <w:tc>
           <w:tcPr>
             <w:tcW w:w="960" w:type="dxa"/>
             <w:tcBorders>
               <w:top w:val="nil"/>
-              <w:left w:val="single" w:sz="4" w:space="0" w:color="auto"/>
-              <w:bottom w:val="single" w:sz="4" w:space="0" w:color="auto"/>
-              <w:right w:val="single" w:sz="4" w:space="0" w:color="auto"/>
-            </w:tcBorders>
-            <w:shd w:val="clear" w:color="auto" w:fill="auto"/>
-            <w:noWrap/>
-            <w:vAlign w:val="bottom"/>
-            <w:hideMark/>
-          </w:tcPr>
-          <w:p>
-            <w:pPr>
-              <w:jc w:val="center"/>
+              <w:left w:val="single" w:sz="8" w:space="0" w:color="auto"/>
+              <w:bottom w:val="single" w:sz="8" w:space="0" w:color="auto"/>
+              <w:right w:val="single" w:sz="8" w:space="0" w:color="auto"/>
+            </w:tcBorders>
+            <w:noWrap/>
+            <w:vAlign w:val="center"/>
+            <w:hideMark/>
+          </w:tcPr>
+          <w:p>
+            <w:pPr>
+              <w:jc w:val="center"/>
+              <w:rPr>
+                <w:rFonts w:ascii="Calibri" w:hAnsi="Calibri" w:cs="Calibri"/>
+                <w:color w:val="000000"/>
+                <w:sz w:val="18"/>
+                <w:szCs w:val="18"/>
+              </w:rPr>
+            </w:pPr>
+            <w:r>
               <w:rPr>
                 <w:rFonts w:ascii="Calibri" w:hAnsi="Calibri" w:cs="Calibri"/>
                 <w:color w:val="000000"/>
                 <w:sz w:val="18"/>
                 <w:szCs w:val="22"/>
               </w:rPr>
-            </w:pPr>
-            <w:r>
-              <w:rPr>
-                <w:rFonts w:ascii="Calibri" w:hAnsi="Calibri" w:cs="Calibri"/>
-                <w:color w:val="000000"/>
-                <w:sz w:val="18"/>
-                <w:szCs w:val="22"/>
-              </w:rPr>
-              <w:t>14,4</w:t>
-            </w:r>
-          </w:p>
-        </w:tc>
-        <w:tc>
-          <w:tcPr>
-            <w:tcW w:w="960" w:type="dxa"/>
-            <w:tcBorders>
-              <w:top w:val="nil"/>
-              <w:left w:val="nil"/>
-              <w:bottom w:val="single" w:sz="4" w:space="0" w:color="auto"/>
-              <w:right w:val="single" w:sz="4" w:space="0" w:color="auto"/>
-            </w:tcBorders>
-            <w:shd w:val="clear" w:color="auto" w:fill="auto"/>
-            <w:noWrap/>
-            <w:vAlign w:val="bottom"/>
-            <w:hideMark/>
-          </w:tcPr>
-          <w:p>
-            <w:pPr>
-              <w:jc w:val="center"/>
-              <w:rPr>
-                <w:rFonts w:ascii="Calibri" w:hAnsi="Calibri" w:cs="Calibri"/>
-                <w:color w:val="000000"/>
-                <w:sz w:val="18"/>
-                <w:szCs w:val="22"/>
-              </w:rPr>
-            </w:pPr>
-            <w:r>
-              <w:rPr>
-                <w:rFonts w:ascii="Calibri" w:hAnsi="Calibri" w:cs="Calibri"/>
-                <w:color w:val="000000"/>
-                <w:sz w:val="18"/>
-                <w:szCs w:val="22"/>
-              </w:rPr>
-              <w:t>151,7</w:t>
+              <w:t>47,3</w:t>
+            </w:r>
+          </w:p>
+        </w:tc>
+        <w:tc>
+          <w:tcPr>
+            <w:tcW w:w="960" w:type="dxa"/>
+            <w:tcBorders>
+              <w:top w:val="nil"/>
+              <w:left w:val="nil"/>
+              <w:bottom w:val="single" w:sz="8" w:space="0" w:color="auto"/>
+              <w:right w:val="single" w:sz="8" w:space="0" w:color="auto"/>
+            </w:tcBorders>
+            <w:noWrap/>
+            <w:vAlign w:val="center"/>
+            <w:hideMark/>
+          </w:tcPr>
+          <w:p>
+            <w:pPr>
+              <w:jc w:val="center"/>
+              <w:rPr>
+                <w:rFonts w:ascii="Calibri" w:hAnsi="Calibri" w:cs="Calibri"/>
+                <w:color w:val="000000"/>
+                <w:sz w:val="18"/>
+                <w:szCs w:val="18"/>
+              </w:rPr>
+            </w:pPr>
+            <w:r>
+              <w:rPr>
+                <w:rFonts w:ascii="Calibri" w:hAnsi="Calibri" w:cs="Calibri"/>
+                <w:color w:val="000000"/>
+                <w:sz w:val="18"/>
+                <w:szCs w:val="18"/>
+              </w:rPr>
+              <w:t>1519,3</w:t>
+            </w:r>
+          </w:p>
+        </w:tc>
+        <w:tc>
+          <w:tcPr>
+            <w:tcW w:w="960" w:type="dxa"/>
+            <w:tcBorders>
+              <w:top w:val="nil"/>
+              <w:left w:val="nil"/>
+              <w:bottom w:val="single" w:sz="8" w:space="0" w:color="auto"/>
+              <w:right w:val="single" w:sz="8" w:space="0" w:color="auto"/>
+            </w:tcBorders>
+            <w:noWrap/>
+            <w:vAlign w:val="center"/>
+            <w:hideMark/>
+          </w:tcPr>
+          <w:p>
+            <w:pPr>
+              <w:jc w:val="center"/>
+              <w:rPr>
+                <w:rFonts w:ascii="Calibri" w:hAnsi="Calibri" w:cs="Calibri"/>
+                <w:color w:val="000000"/>
+                <w:sz w:val="18"/>
+                <w:szCs w:val="18"/>
+              </w:rPr>
+            </w:pPr>
+            <w:r>
+              <w:rPr>
+                <w:rFonts w:ascii="Calibri" w:hAnsi="Calibri" w:cs="Calibri"/>
+                <w:color w:val="000000"/>
+                <w:sz w:val="18"/>
+                <w:szCs w:val="18"/>
+              </w:rPr>
+              <w:t>3,99</w:t>
             </w:r>
           </w:p>
         </w:tc>
       </w:tr>
       <w:tr>
         <w:trPr>
-          <w:trHeight w:val="255"/>
+          <w:trHeight w:val="227"/>
         </w:trPr>
         <w:tc>
           <w:tcPr>
             <w:tcW w:w="960" w:type="dxa"/>
             <w:tcBorders>
               <w:top w:val="nil"/>
-              <w:left w:val="single" w:sz="4" w:space="0" w:color="auto"/>
-              <w:bottom w:val="single" w:sz="4" w:space="0" w:color="auto"/>
-              <w:right w:val="single" w:sz="4" w:space="0" w:color="auto"/>
-            </w:tcBorders>
-            <w:shd w:val="clear" w:color="auto" w:fill="auto"/>
-            <w:noWrap/>
-            <w:vAlign w:val="bottom"/>
-            <w:hideMark/>
-          </w:tcPr>
-          <w:p>
-            <w:pPr>
-              <w:jc w:val="center"/>
+              <w:left w:val="single" w:sz="8" w:space="0" w:color="auto"/>
+              <w:bottom w:val="single" w:sz="8" w:space="0" w:color="auto"/>
+              <w:right w:val="single" w:sz="8" w:space="0" w:color="auto"/>
+            </w:tcBorders>
+            <w:noWrap/>
+            <w:vAlign w:val="center"/>
+            <w:hideMark/>
+          </w:tcPr>
+          <w:p>
+            <w:pPr>
+              <w:jc w:val="center"/>
+              <w:rPr>
+                <w:rFonts w:ascii="Calibri" w:hAnsi="Calibri" w:cs="Calibri"/>
+                <w:color w:val="000000"/>
+                <w:sz w:val="18"/>
+                <w:szCs w:val="18"/>
+              </w:rPr>
+            </w:pPr>
+            <w:r>
               <w:rPr>
                 <w:rFonts w:ascii="Calibri" w:hAnsi="Calibri" w:cs="Calibri"/>
                 <w:color w:val="000000"/>
                 <w:sz w:val="18"/>
                 <w:szCs w:val="22"/>
               </w:rPr>
-            </w:pPr>
-            <w:r>
-              <w:rPr>
-                <w:rFonts w:ascii="Calibri" w:hAnsi="Calibri" w:cs="Calibri"/>
-                <w:color w:val="000000"/>
-                <w:sz w:val="18"/>
-                <w:szCs w:val="22"/>
-              </w:rPr>
-              <w:t>14,5</w:t>
-            </w:r>
-          </w:p>
-        </w:tc>
-        <w:tc>
-          <w:tcPr>
-            <w:tcW w:w="960" w:type="dxa"/>
-            <w:tcBorders>
-              <w:top w:val="nil"/>
-              <w:left w:val="nil"/>
-              <w:bottom w:val="single" w:sz="4" w:space="0" w:color="auto"/>
-              <w:right w:val="single" w:sz="4" w:space="0" w:color="auto"/>
-            </w:tcBorders>
-            <w:shd w:val="clear" w:color="auto" w:fill="auto"/>
-            <w:noWrap/>
-            <w:vAlign w:val="bottom"/>
-            <w:hideMark/>
-          </w:tcPr>
-          <w:p>
-            <w:pPr>
-              <w:jc w:val="center"/>
-              <w:rPr>
-                <w:rFonts w:ascii="Calibri" w:hAnsi="Calibri" w:cs="Calibri"/>
-                <w:color w:val="000000"/>
-                <w:sz w:val="18"/>
-                <w:szCs w:val="22"/>
-              </w:rPr>
-            </w:pPr>
-            <w:r>
-              <w:rPr>
-                <w:rFonts w:ascii="Calibri" w:hAnsi="Calibri" w:cs="Calibri"/>
-                <w:color w:val="000000"/>
-                <w:sz w:val="18"/>
-                <w:szCs w:val="22"/>
-              </w:rPr>
-              <w:t>164,4</w:t>
+              <w:t>47,4</w:t>
+            </w:r>
+          </w:p>
+        </w:tc>
+        <w:tc>
+          <w:tcPr>
+            <w:tcW w:w="960" w:type="dxa"/>
+            <w:tcBorders>
+              <w:top w:val="nil"/>
+              <w:left w:val="nil"/>
+              <w:bottom w:val="single" w:sz="8" w:space="0" w:color="auto"/>
+              <w:right w:val="single" w:sz="8" w:space="0" w:color="auto"/>
+            </w:tcBorders>
+            <w:noWrap/>
+            <w:vAlign w:val="center"/>
+            <w:hideMark/>
+          </w:tcPr>
+          <w:p>
+            <w:pPr>
+              <w:jc w:val="center"/>
+              <w:rPr>
+                <w:rFonts w:ascii="Calibri" w:hAnsi="Calibri" w:cs="Calibri"/>
+                <w:color w:val="000000"/>
+                <w:sz w:val="18"/>
+                <w:szCs w:val="18"/>
+              </w:rPr>
+            </w:pPr>
+            <w:r>
+              <w:rPr>
+                <w:rFonts w:ascii="Calibri" w:hAnsi="Calibri" w:cs="Calibri"/>
+                <w:color w:val="000000"/>
+                <w:sz w:val="18"/>
+                <w:szCs w:val="18"/>
+              </w:rPr>
+              <w:t>1648,4</w:t>
+            </w:r>
+          </w:p>
+        </w:tc>
+        <w:tc>
+          <w:tcPr>
+            <w:tcW w:w="960" w:type="dxa"/>
+            <w:tcBorders>
+              <w:top w:val="nil"/>
+              <w:left w:val="nil"/>
+              <w:bottom w:val="single" w:sz="8" w:space="0" w:color="auto"/>
+              <w:right w:val="single" w:sz="8" w:space="0" w:color="auto"/>
+            </w:tcBorders>
+            <w:noWrap/>
+            <w:vAlign w:val="center"/>
+            <w:hideMark/>
+          </w:tcPr>
+          <w:p>
+            <w:pPr>
+              <w:jc w:val="center"/>
+              <w:rPr>
+                <w:rFonts w:ascii="Calibri" w:hAnsi="Calibri" w:cs="Calibri"/>
+                <w:color w:val="000000"/>
+                <w:sz w:val="18"/>
+                <w:szCs w:val="18"/>
+              </w:rPr>
+            </w:pPr>
+            <w:r>
+              <w:rPr>
+                <w:rFonts w:ascii="Calibri" w:hAnsi="Calibri" w:cs="Calibri"/>
+                <w:color w:val="000000"/>
+                <w:sz w:val="18"/>
+                <w:szCs w:val="18"/>
+              </w:rPr>
+              <w:t>3,84</w:t>
             </w:r>
           </w:p>
         </w:tc>
       </w:tr>
       <w:tr>
         <w:trPr>
-          <w:trHeight w:val="255"/>
+          <w:trHeight w:val="227"/>
         </w:trPr>
         <w:tc>
           <w:tcPr>
             <w:tcW w:w="960" w:type="dxa"/>
             <w:tcBorders>
               <w:top w:val="nil"/>
-              <w:left w:val="single" w:sz="4" w:space="0" w:color="auto"/>
-              <w:bottom w:val="single" w:sz="4" w:space="0" w:color="auto"/>
-              <w:right w:val="single" w:sz="4" w:space="0" w:color="auto"/>
-            </w:tcBorders>
-            <w:shd w:val="clear" w:color="auto" w:fill="auto"/>
-            <w:noWrap/>
-            <w:vAlign w:val="bottom"/>
-            <w:hideMark/>
-          </w:tcPr>
-          <w:p>
-            <w:pPr>
-              <w:jc w:val="center"/>
+              <w:left w:val="single" w:sz="8" w:space="0" w:color="auto"/>
+              <w:bottom w:val="single" w:sz="8" w:space="0" w:color="auto"/>
+              <w:right w:val="single" w:sz="8" w:space="0" w:color="auto"/>
+            </w:tcBorders>
+            <w:noWrap/>
+            <w:vAlign w:val="center"/>
+            <w:hideMark/>
+          </w:tcPr>
+          <w:p>
+            <w:pPr>
+              <w:jc w:val="center"/>
+              <w:rPr>
+                <w:rFonts w:ascii="Calibri" w:hAnsi="Calibri" w:cs="Calibri"/>
+                <w:color w:val="000000"/>
+                <w:sz w:val="18"/>
+                <w:szCs w:val="18"/>
+              </w:rPr>
+            </w:pPr>
+            <w:r>
               <w:rPr>
                 <w:rFonts w:ascii="Calibri" w:hAnsi="Calibri" w:cs="Calibri"/>
                 <w:color w:val="000000"/>
                 <w:sz w:val="18"/>
                 <w:szCs w:val="22"/>
               </w:rPr>
-            </w:pPr>
-            <w:r>
-              <w:rPr>
-                <w:rFonts w:ascii="Calibri" w:hAnsi="Calibri" w:cs="Calibri"/>
-                <w:color w:val="000000"/>
-                <w:sz w:val="18"/>
-                <w:szCs w:val="22"/>
-              </w:rPr>
-              <w:t>14,7</w:t>
-            </w:r>
-          </w:p>
-        </w:tc>
-        <w:tc>
-          <w:tcPr>
-            <w:tcW w:w="960" w:type="dxa"/>
-            <w:tcBorders>
-              <w:top w:val="nil"/>
-              <w:left w:val="nil"/>
-              <w:bottom w:val="single" w:sz="4" w:space="0" w:color="auto"/>
-              <w:right w:val="single" w:sz="4" w:space="0" w:color="auto"/>
-            </w:tcBorders>
-            <w:shd w:val="clear" w:color="auto" w:fill="auto"/>
-            <w:noWrap/>
-            <w:vAlign w:val="bottom"/>
-            <w:hideMark/>
-          </w:tcPr>
-          <w:p>
-            <w:pPr>
-              <w:jc w:val="center"/>
-              <w:rPr>
-                <w:rFonts w:ascii="Calibri" w:hAnsi="Calibri" w:cs="Calibri"/>
-                <w:color w:val="000000"/>
-                <w:sz w:val="18"/>
-                <w:szCs w:val="22"/>
-              </w:rPr>
-            </w:pPr>
-            <w:r>
-              <w:rPr>
-                <w:rFonts w:ascii="Calibri" w:hAnsi="Calibri" w:cs="Calibri"/>
-                <w:color w:val="000000"/>
-                <w:sz w:val="18"/>
-                <w:szCs w:val="22"/>
-              </w:rPr>
-              <w:t>175,2</w:t>
+              <w:t>47,4</w:t>
+            </w:r>
+          </w:p>
+        </w:tc>
+        <w:tc>
+          <w:tcPr>
+            <w:tcW w:w="960" w:type="dxa"/>
+            <w:tcBorders>
+              <w:top w:val="nil"/>
+              <w:left w:val="nil"/>
+              <w:bottom w:val="single" w:sz="8" w:space="0" w:color="auto"/>
+              <w:right w:val="single" w:sz="8" w:space="0" w:color="auto"/>
+            </w:tcBorders>
+            <w:noWrap/>
+            <w:vAlign w:val="center"/>
+            <w:hideMark/>
+          </w:tcPr>
+          <w:p>
+            <w:pPr>
+              <w:jc w:val="center"/>
+              <w:rPr>
+                <w:rFonts w:ascii="Calibri" w:hAnsi="Calibri" w:cs="Calibri"/>
+                <w:color w:val="000000"/>
+                <w:sz w:val="18"/>
+                <w:szCs w:val="18"/>
+              </w:rPr>
+            </w:pPr>
+            <w:r>
+              <w:rPr>
+                <w:rFonts w:ascii="Calibri" w:hAnsi="Calibri" w:cs="Calibri"/>
+                <w:color w:val="000000"/>
+                <w:sz w:val="18"/>
+                <w:szCs w:val="18"/>
+              </w:rPr>
+              <w:t>1755,7</w:t>
+            </w:r>
+          </w:p>
+        </w:tc>
+        <w:tc>
+          <w:tcPr>
+            <w:tcW w:w="960" w:type="dxa"/>
+            <w:tcBorders>
+              <w:top w:val="nil"/>
+              <w:left w:val="nil"/>
+              <w:bottom w:val="single" w:sz="8" w:space="0" w:color="auto"/>
+              <w:right w:val="single" w:sz="8" w:space="0" w:color="auto"/>
+            </w:tcBorders>
+            <w:noWrap/>
+            <w:vAlign w:val="center"/>
+            <w:hideMark/>
+          </w:tcPr>
+          <w:p>
+            <w:pPr>
+              <w:jc w:val="center"/>
+              <w:rPr>
+                <w:rFonts w:ascii="Calibri" w:hAnsi="Calibri" w:cs="Calibri"/>
+                <w:color w:val="000000"/>
+                <w:sz w:val="18"/>
+                <w:szCs w:val="18"/>
+              </w:rPr>
+            </w:pPr>
+            <w:r>
+              <w:rPr>
+                <w:rFonts w:ascii="Calibri" w:hAnsi="Calibri" w:cs="Calibri"/>
+                <w:color w:val="000000"/>
+                <w:sz w:val="18"/>
+                <w:szCs w:val="18"/>
+              </w:rPr>
+              <w:t>1,02</w:t>
             </w:r>
           </w:p>
         </w:tc>
       </w:tr>
       <w:tr>
         <w:trPr>
-          <w:trHeight w:val="255"/>
+          <w:trHeight w:val="227"/>
         </w:trPr>
         <w:tc>
           <w:tcPr>
             <w:tcW w:w="960" w:type="dxa"/>
             <w:tcBorders>
               <w:top w:val="nil"/>
-              <w:left w:val="single" w:sz="4" w:space="0" w:color="auto"/>
-              <w:bottom w:val="single" w:sz="4" w:space="0" w:color="auto"/>
-              <w:right w:val="single" w:sz="4" w:space="0" w:color="auto"/>
-            </w:tcBorders>
-            <w:shd w:val="clear" w:color="auto" w:fill="auto"/>
-            <w:noWrap/>
-            <w:vAlign w:val="bottom"/>
-            <w:hideMark/>
-          </w:tcPr>
-          <w:p>
-            <w:pPr>
-              <w:jc w:val="center"/>
+              <w:left w:val="single" w:sz="8" w:space="0" w:color="auto"/>
+              <w:bottom w:val="single" w:sz="8" w:space="0" w:color="auto"/>
+              <w:right w:val="single" w:sz="8" w:space="0" w:color="auto"/>
+            </w:tcBorders>
+            <w:noWrap/>
+            <w:vAlign w:val="center"/>
+            <w:hideMark/>
+          </w:tcPr>
+          <w:p>
+            <w:pPr>
+              <w:jc w:val="center"/>
+              <w:rPr>
+                <w:rFonts w:ascii="Calibri" w:hAnsi="Calibri" w:cs="Calibri"/>
+                <w:color w:val="000000"/>
+                <w:sz w:val="18"/>
+                <w:szCs w:val="18"/>
+              </w:rPr>
+            </w:pPr>
+            <w:r>
               <w:rPr>
                 <w:rFonts w:ascii="Calibri" w:hAnsi="Calibri" w:cs="Calibri"/>
                 <w:color w:val="000000"/>
                 <w:sz w:val="18"/>
                 <w:szCs w:val="22"/>
               </w:rPr>
-            </w:pPr>
-            <w:r>
-              <w:rPr>
-                <w:rFonts w:ascii="Calibri" w:hAnsi="Calibri" w:cs="Calibri"/>
-                <w:color w:val="000000"/>
-                <w:sz w:val="18"/>
-                <w:szCs w:val="22"/>
-              </w:rPr>
-              <w:t>14,7</w:t>
-            </w:r>
-          </w:p>
-        </w:tc>
-        <w:tc>
-          <w:tcPr>
-            <w:tcW w:w="960" w:type="dxa"/>
-            <w:tcBorders>
-              <w:top w:val="nil"/>
-              <w:left w:val="nil"/>
-              <w:bottom w:val="single" w:sz="4" w:space="0" w:color="auto"/>
-              <w:right w:val="single" w:sz="4" w:space="0" w:color="auto"/>
-            </w:tcBorders>
-            <w:shd w:val="clear" w:color="auto" w:fill="auto"/>
-            <w:noWrap/>
-            <w:vAlign w:val="bottom"/>
-            <w:hideMark/>
-          </w:tcPr>
-          <w:p>
-            <w:pPr>
-              <w:jc w:val="center"/>
-              <w:rPr>
-                <w:rFonts w:ascii="Calibri" w:hAnsi="Calibri" w:cs="Calibri"/>
-                <w:color w:val="000000"/>
-                <w:sz w:val="18"/>
-                <w:szCs w:val="22"/>
-              </w:rPr>
-            </w:pPr>
-            <w:r>
-              <w:rPr>
-                <w:rFonts w:ascii="Calibri" w:hAnsi="Calibri" w:cs="Calibri"/>
-                <w:color w:val="000000"/>
-                <w:sz w:val="18"/>
-                <w:szCs w:val="22"/>
-              </w:rPr>
-              <w:t>186,5</w:t>
+              <w:t>47,4</w:t>
+            </w:r>
+          </w:p>
+        </w:tc>
+        <w:tc>
+          <w:tcPr>
+            <w:tcW w:w="960" w:type="dxa"/>
+            <w:tcBorders>
+              <w:top w:val="nil"/>
+              <w:left w:val="nil"/>
+              <w:bottom w:val="single" w:sz="8" w:space="0" w:color="auto"/>
+              <w:right w:val="single" w:sz="8" w:space="0" w:color="auto"/>
+            </w:tcBorders>
+            <w:noWrap/>
+            <w:vAlign w:val="center"/>
+            <w:hideMark/>
+          </w:tcPr>
+          <w:p>
+            <w:pPr>
+              <w:jc w:val="center"/>
+              <w:rPr>
+                <w:rFonts w:ascii="Calibri" w:hAnsi="Calibri" w:cs="Calibri"/>
+                <w:color w:val="000000"/>
+                <w:sz w:val="18"/>
+                <w:szCs w:val="18"/>
+              </w:rPr>
+            </w:pPr>
+            <w:r>
+              <w:rPr>
+                <w:rFonts w:ascii="Calibri" w:hAnsi="Calibri" w:cs="Calibri"/>
+                <w:color w:val="000000"/>
+                <w:sz w:val="18"/>
+                <w:szCs w:val="18"/>
+              </w:rPr>
+              <w:t>1865,7</w:t>
+            </w:r>
+          </w:p>
+        </w:tc>
+        <w:tc>
+          <w:tcPr>
+            <w:tcW w:w="960" w:type="dxa"/>
+            <w:tcBorders>
+              <w:top w:val="nil"/>
+              <w:left w:val="nil"/>
+              <w:bottom w:val="single" w:sz="8" w:space="0" w:color="auto"/>
+              <w:right w:val="single" w:sz="8" w:space="0" w:color="auto"/>
+            </w:tcBorders>
+            <w:noWrap/>
+            <w:vAlign w:val="center"/>
+            <w:hideMark/>
+          </w:tcPr>
+          <w:p>
+            <w:pPr>
+              <w:jc w:val="center"/>
+              <w:rPr>
+                <w:rFonts w:ascii="Calibri" w:hAnsi="Calibri" w:cs="Calibri"/>
+                <w:color w:val="000000"/>
+                <w:sz w:val="18"/>
+                <w:szCs w:val="18"/>
+              </w:rPr>
+            </w:pPr>
+            <w:r>
+              <w:rPr>
+                <w:rFonts w:ascii="Calibri" w:hAnsi="Calibri" w:cs="Calibri"/>
+                <w:color w:val="000000"/>
+                <w:sz w:val="18"/>
+                <w:szCs w:val="18"/>
+              </w:rPr>
+              <w:t>1,03</w:t>
             </w:r>
           </w:p>
         </w:tc>
       </w:tr>
       <w:tr>
         <w:trPr>
-          <w:trHeight w:val="255"/>
+          <w:trHeight w:val="227"/>
         </w:trPr>
         <w:tc>
           <w:tcPr>
             <w:tcW w:w="960" w:type="dxa"/>
             <w:tcBorders>
               <w:top w:val="nil"/>
-              <w:left w:val="single" w:sz="4" w:space="0" w:color="auto"/>
-              <w:bottom w:val="single" w:sz="4" w:space="0" w:color="auto"/>
-              <w:right w:val="single" w:sz="4" w:space="0" w:color="auto"/>
-            </w:tcBorders>
-            <w:shd w:val="clear" w:color="auto" w:fill="auto"/>
-            <w:noWrap/>
-            <w:vAlign w:val="bottom"/>
-            <w:hideMark/>
-          </w:tcPr>
-          <w:p>
-            <w:pPr>
-              <w:jc w:val="center"/>
+              <w:left w:val="single" w:sz="8" w:space="0" w:color="auto"/>
+              <w:bottom w:val="single" w:sz="8" w:space="0" w:color="auto"/>
+              <w:right w:val="single" w:sz="8" w:space="0" w:color="auto"/>
+            </w:tcBorders>
+            <w:noWrap/>
+            <w:vAlign w:val="center"/>
+            <w:hideMark/>
+          </w:tcPr>
+          <w:p>
+            <w:pPr>
+              <w:jc w:val="center"/>
+              <w:rPr>
+                <w:rFonts w:ascii="Calibri" w:hAnsi="Calibri" w:cs="Calibri"/>
+                <w:color w:val="000000"/>
+                <w:sz w:val="18"/>
+                <w:szCs w:val="18"/>
+              </w:rPr>
+            </w:pPr>
+            <w:r>
               <w:rPr>
                 <w:rFonts w:ascii="Calibri" w:hAnsi="Calibri" w:cs="Calibri"/>
                 <w:color w:val="000000"/>
                 <w:sz w:val="18"/>
                 <w:szCs w:val="22"/>
               </w:rPr>
-            </w:pPr>
-            <w:r>
-              <w:rPr>
-                <w:rFonts w:ascii="Calibri" w:hAnsi="Calibri" w:cs="Calibri"/>
-                <w:color w:val="000000"/>
-                <w:sz w:val="18"/>
-                <w:szCs w:val="22"/>
-              </w:rPr>
-              <w:t>15</w:t>
-            </w:r>
-          </w:p>
-        </w:tc>
-        <w:tc>
-          <w:tcPr>
-            <w:tcW w:w="960" w:type="dxa"/>
-            <w:tcBorders>
-              <w:top w:val="nil"/>
-              <w:left w:val="nil"/>
-              <w:bottom w:val="single" w:sz="4" w:space="0" w:color="auto"/>
-              <w:right w:val="single" w:sz="4" w:space="0" w:color="auto"/>
-            </w:tcBorders>
-            <w:shd w:val="clear" w:color="auto" w:fill="auto"/>
-            <w:noWrap/>
-            <w:vAlign w:val="bottom"/>
-            <w:hideMark/>
-          </w:tcPr>
-          <w:p>
-            <w:pPr>
-              <w:jc w:val="center"/>
-              <w:rPr>
-                <w:rFonts w:ascii="Calibri" w:hAnsi="Calibri" w:cs="Calibri"/>
-                <w:color w:val="000000"/>
-                <w:sz w:val="18"/>
-                <w:szCs w:val="22"/>
-              </w:rPr>
-            </w:pPr>
-            <w:r>
-              <w:rPr>
-                <w:rFonts w:ascii="Calibri" w:hAnsi="Calibri" w:cs="Calibri"/>
-                <w:color w:val="000000"/>
-                <w:sz w:val="18"/>
-                <w:szCs w:val="22"/>
-              </w:rPr>
-              <w:t>166,2</w:t>
+              <w:t>47,6</w:t>
+            </w:r>
+          </w:p>
+        </w:tc>
+        <w:tc>
+          <w:tcPr>
+            <w:tcW w:w="960" w:type="dxa"/>
+            <w:tcBorders>
+              <w:top w:val="nil"/>
+              <w:left w:val="nil"/>
+              <w:bottom w:val="single" w:sz="8" w:space="0" w:color="auto"/>
+              <w:right w:val="single" w:sz="8" w:space="0" w:color="auto"/>
+            </w:tcBorders>
+            <w:noWrap/>
+            <w:vAlign w:val="center"/>
+            <w:hideMark/>
+          </w:tcPr>
+          <w:p>
+            <w:pPr>
+              <w:jc w:val="center"/>
+              <w:rPr>
+                <w:rFonts w:ascii="Calibri" w:hAnsi="Calibri" w:cs="Calibri"/>
+                <w:color w:val="000000"/>
+                <w:sz w:val="18"/>
+                <w:szCs w:val="18"/>
+              </w:rPr>
+            </w:pPr>
+            <w:r>
+              <w:rPr>
+                <w:rFonts w:ascii="Calibri" w:hAnsi="Calibri" w:cs="Calibri"/>
+                <w:color w:val="000000"/>
+                <w:sz w:val="18"/>
+                <w:szCs w:val="18"/>
+              </w:rPr>
+              <w:t>1666,9</w:t>
+            </w:r>
+          </w:p>
+        </w:tc>
+        <w:tc>
+          <w:tcPr>
+            <w:tcW w:w="960" w:type="dxa"/>
+            <w:tcBorders>
+              <w:top w:val="nil"/>
+              <w:left w:val="nil"/>
+              <w:bottom w:val="single" w:sz="8" w:space="0" w:color="auto"/>
+              <w:right w:val="single" w:sz="8" w:space="0" w:color="auto"/>
+            </w:tcBorders>
+            <w:noWrap/>
+            <w:vAlign w:val="center"/>
+            <w:hideMark/>
+          </w:tcPr>
+          <w:p>
+            <w:pPr>
+              <w:jc w:val="center"/>
+              <w:rPr>
+                <w:rFonts w:ascii="Calibri" w:hAnsi="Calibri" w:cs="Calibri"/>
+                <w:color w:val="000000"/>
+                <w:sz w:val="18"/>
+                <w:szCs w:val="18"/>
+              </w:rPr>
+            </w:pPr>
+            <w:r>
+              <w:rPr>
+                <w:rFonts w:ascii="Calibri" w:hAnsi="Calibri" w:cs="Calibri"/>
+                <w:color w:val="000000"/>
+                <w:sz w:val="18"/>
+                <w:szCs w:val="18"/>
+              </w:rPr>
+              <w:t>3,43</w:t>
             </w:r>
           </w:p>
         </w:tc>
       </w:tr>
       <w:tr>
         <w:trPr>
-          <w:trHeight w:val="255"/>
+          <w:trHeight w:val="227"/>
         </w:trPr>
         <w:tc>
           <w:tcPr>
             <w:tcW w:w="960" w:type="dxa"/>
             <w:tcBorders>
               <w:top w:val="nil"/>
-              <w:left w:val="single" w:sz="4" w:space="0" w:color="auto"/>
-              <w:bottom w:val="single" w:sz="4" w:space="0" w:color="auto"/>
-              <w:right w:val="single" w:sz="4" w:space="0" w:color="auto"/>
-            </w:tcBorders>
-            <w:shd w:val="clear" w:color="auto" w:fill="auto"/>
-            <w:noWrap/>
-            <w:vAlign w:val="bottom"/>
-            <w:hideMark/>
-          </w:tcPr>
-          <w:p>
-            <w:pPr>
-              <w:jc w:val="center"/>
+              <w:left w:val="single" w:sz="8" w:space="0" w:color="auto"/>
+              <w:bottom w:val="single" w:sz="8" w:space="0" w:color="auto"/>
+              <w:right w:val="single" w:sz="8" w:space="0" w:color="auto"/>
+            </w:tcBorders>
+            <w:noWrap/>
+            <w:vAlign w:val="center"/>
+            <w:hideMark/>
+          </w:tcPr>
+          <w:p>
+            <w:pPr>
+              <w:jc w:val="center"/>
+              <w:rPr>
+                <w:rFonts w:ascii="Calibri" w:hAnsi="Calibri" w:cs="Calibri"/>
+                <w:color w:val="000000"/>
+                <w:sz w:val="18"/>
+                <w:szCs w:val="18"/>
+              </w:rPr>
+            </w:pPr>
+            <w:r>
               <w:rPr>
                 <w:rFonts w:ascii="Calibri" w:hAnsi="Calibri" w:cs="Calibri"/>
                 <w:color w:val="000000"/>
                 <w:sz w:val="18"/>
                 <w:szCs w:val="22"/>
               </w:rPr>
-            </w:pPr>
-            <w:r>
-              <w:rPr>
-                <w:rFonts w:ascii="Calibri" w:hAnsi="Calibri" w:cs="Calibri"/>
-                <w:color w:val="000000"/>
-                <w:sz w:val="18"/>
-                <w:szCs w:val="22"/>
-              </w:rPr>
-              <w:t>22,6</w:t>
-            </w:r>
-          </w:p>
-        </w:tc>
-        <w:tc>
-          <w:tcPr>
-            <w:tcW w:w="960" w:type="dxa"/>
-            <w:tcBorders>
-              <w:top w:val="nil"/>
-              <w:left w:val="nil"/>
-              <w:bottom w:val="single" w:sz="4" w:space="0" w:color="auto"/>
-              <w:right w:val="single" w:sz="4" w:space="0" w:color="auto"/>
-            </w:tcBorders>
-            <w:shd w:val="clear" w:color="auto" w:fill="auto"/>
-            <w:noWrap/>
-            <w:vAlign w:val="bottom"/>
-            <w:hideMark/>
-          </w:tcPr>
-          <w:p>
-            <w:pPr>
-              <w:jc w:val="center"/>
-              <w:rPr>
-                <w:rFonts w:ascii="Calibri" w:hAnsi="Calibri" w:cs="Calibri"/>
-                <w:color w:val="000000"/>
-                <w:sz w:val="18"/>
-                <w:szCs w:val="22"/>
-              </w:rPr>
-            </w:pPr>
-            <w:r>
-              <w:rPr>
-                <w:rFonts w:ascii="Calibri" w:hAnsi="Calibri" w:cs="Calibri"/>
-                <w:color w:val="000000"/>
-                <w:sz w:val="18"/>
-                <w:szCs w:val="22"/>
-              </w:rPr>
-              <w:t>213,3</w:t>
+              <w:t>47,9</w:t>
+            </w:r>
+          </w:p>
+        </w:tc>
+        <w:tc>
+          <w:tcPr>
+            <w:tcW w:w="960" w:type="dxa"/>
+            <w:tcBorders>
+              <w:top w:val="nil"/>
+              <w:left w:val="nil"/>
+              <w:bottom w:val="single" w:sz="8" w:space="0" w:color="auto"/>
+              <w:right w:val="single" w:sz="8" w:space="0" w:color="auto"/>
+            </w:tcBorders>
+            <w:noWrap/>
+            <w:vAlign w:val="center"/>
+            <w:hideMark/>
+          </w:tcPr>
+          <w:p>
+            <w:pPr>
+              <w:jc w:val="center"/>
+              <w:rPr>
+                <w:rFonts w:ascii="Calibri" w:hAnsi="Calibri" w:cs="Calibri"/>
+                <w:color w:val="000000"/>
+                <w:sz w:val="18"/>
+                <w:szCs w:val="18"/>
+              </w:rPr>
+            </w:pPr>
+            <w:r>
+              <w:rPr>
+                <w:rFonts w:ascii="Calibri" w:hAnsi="Calibri" w:cs="Calibri"/>
+                <w:color w:val="000000"/>
+                <w:sz w:val="18"/>
+                <w:szCs w:val="18"/>
+              </w:rPr>
+              <w:t>2137,0</w:t>
+            </w:r>
+          </w:p>
+        </w:tc>
+        <w:tc>
+          <w:tcPr>
+            <w:tcW w:w="960" w:type="dxa"/>
+            <w:tcBorders>
+              <w:top w:val="nil"/>
+              <w:left w:val="nil"/>
+              <w:bottom w:val="single" w:sz="8" w:space="0" w:color="auto"/>
+              <w:right w:val="single" w:sz="8" w:space="0" w:color="auto"/>
+            </w:tcBorders>
+            <w:noWrap/>
+            <w:vAlign w:val="center"/>
+            <w:hideMark/>
+          </w:tcPr>
+          <w:p>
+            <w:pPr>
+              <w:jc w:val="center"/>
+              <w:rPr>
+                <w:rFonts w:ascii="Calibri" w:hAnsi="Calibri" w:cs="Calibri"/>
+                <w:color w:val="000000"/>
+                <w:sz w:val="18"/>
+                <w:szCs w:val="18"/>
+              </w:rPr>
+            </w:pPr>
+            <w:r>
+              <w:rPr>
+                <w:rFonts w:ascii="Calibri" w:hAnsi="Calibri" w:cs="Calibri"/>
+                <w:color w:val="000000"/>
+                <w:sz w:val="18"/>
+                <w:szCs w:val="18"/>
+              </w:rPr>
+              <w:t>1,26</w:t>
             </w:r>
           </w:p>
         </w:tc>
       </w:tr>
       <w:tr>
         <w:trPr>
-          <w:trHeight w:val="255"/>
+          <w:trHeight w:val="227"/>
         </w:trPr>
         <w:tc>
           <w:tcPr>
             <w:tcW w:w="960" w:type="dxa"/>
             <w:tcBorders>
               <w:top w:val="nil"/>
-              <w:left w:val="single" w:sz="4" w:space="0" w:color="auto"/>
-              <w:bottom w:val="single" w:sz="4" w:space="0" w:color="auto"/>
-              <w:right w:val="single" w:sz="4" w:space="0" w:color="auto"/>
-            </w:tcBorders>
-            <w:shd w:val="clear" w:color="auto" w:fill="auto"/>
-            <w:noWrap/>
-            <w:vAlign w:val="bottom"/>
-            <w:hideMark/>
-          </w:tcPr>
-          <w:p>
-            <w:pPr>
-              <w:jc w:val="center"/>
+              <w:left w:val="single" w:sz="8" w:space="0" w:color="auto"/>
+              <w:bottom w:val="single" w:sz="8" w:space="0" w:color="auto"/>
+              <w:right w:val="single" w:sz="8" w:space="0" w:color="auto"/>
+            </w:tcBorders>
+            <w:noWrap/>
+            <w:vAlign w:val="center"/>
+            <w:hideMark/>
+          </w:tcPr>
+          <w:p>
+            <w:pPr>
+              <w:jc w:val="center"/>
+              <w:rPr>
+                <w:rFonts w:ascii="Calibri" w:hAnsi="Calibri" w:cs="Calibri"/>
+                <w:color w:val="000000"/>
+                <w:sz w:val="18"/>
+                <w:szCs w:val="18"/>
+              </w:rPr>
+            </w:pPr>
+            <w:r>
               <w:rPr>
                 <w:rFonts w:ascii="Calibri" w:hAnsi="Calibri" w:cs="Calibri"/>
                 <w:color w:val="000000"/>
                 <w:sz w:val="18"/>
                 <w:szCs w:val="22"/>
               </w:rPr>
-            </w:pPr>
-            <w:r>
-              <w:rPr>
-                <w:rFonts w:ascii="Calibri" w:hAnsi="Calibri" w:cs="Calibri"/>
-                <w:color w:val="000000"/>
-                <w:sz w:val="18"/>
-                <w:szCs w:val="22"/>
-              </w:rPr>
-              <w:t>23,6</w:t>
-            </w:r>
-          </w:p>
-        </w:tc>
-        <w:tc>
-          <w:tcPr>
-            <w:tcW w:w="960" w:type="dxa"/>
-            <w:tcBorders>
-              <w:top w:val="nil"/>
-              <w:left w:val="nil"/>
-              <w:bottom w:val="single" w:sz="4" w:space="0" w:color="auto"/>
-              <w:right w:val="single" w:sz="4" w:space="0" w:color="auto"/>
-            </w:tcBorders>
-            <w:shd w:val="clear" w:color="auto" w:fill="auto"/>
-            <w:noWrap/>
-            <w:vAlign w:val="bottom"/>
-            <w:hideMark/>
-          </w:tcPr>
-          <w:p>
-            <w:pPr>
-              <w:jc w:val="center"/>
-              <w:rPr>
-                <w:rFonts w:ascii="Calibri" w:hAnsi="Calibri" w:cs="Calibri"/>
-                <w:color w:val="000000"/>
-                <w:sz w:val="18"/>
-                <w:szCs w:val="22"/>
-              </w:rPr>
-            </w:pPr>
-            <w:r>
-              <w:rPr>
-                <w:rFonts w:ascii="Calibri" w:hAnsi="Calibri" w:cs="Calibri"/>
-                <w:color w:val="000000"/>
-                <w:sz w:val="18"/>
-                <w:szCs w:val="22"/>
-              </w:rPr>
-              <w:t>202,6</w:t>
+              <w:t>48,2</w:t>
+            </w:r>
+          </w:p>
+        </w:tc>
+        <w:tc>
+          <w:tcPr>
+            <w:tcW w:w="960" w:type="dxa"/>
+            <w:tcBorders>
+              <w:top w:val="nil"/>
+              <w:left w:val="nil"/>
+              <w:bottom w:val="single" w:sz="8" w:space="0" w:color="auto"/>
+              <w:right w:val="single" w:sz="8" w:space="0" w:color="auto"/>
+            </w:tcBorders>
+            <w:noWrap/>
+            <w:vAlign w:val="center"/>
+            <w:hideMark/>
+          </w:tcPr>
+          <w:p>
+            <w:pPr>
+              <w:jc w:val="center"/>
+              <w:rPr>
+                <w:rFonts w:ascii="Calibri" w:hAnsi="Calibri" w:cs="Calibri"/>
+                <w:color w:val="000000"/>
+                <w:sz w:val="18"/>
+                <w:szCs w:val="18"/>
+              </w:rPr>
+            </w:pPr>
+            <w:r>
+              <w:rPr>
+                <w:rFonts w:ascii="Calibri" w:hAnsi="Calibri" w:cs="Calibri"/>
+                <w:color w:val="000000"/>
+                <w:sz w:val="18"/>
+                <w:szCs w:val="18"/>
+              </w:rPr>
+              <w:t>2028,9</w:t>
+            </w:r>
+          </w:p>
+        </w:tc>
+        <w:tc>
+          <w:tcPr>
+            <w:tcW w:w="960" w:type="dxa"/>
+            <w:tcBorders>
+              <w:top w:val="nil"/>
+              <w:left w:val="nil"/>
+              <w:bottom w:val="single" w:sz="8" w:space="0" w:color="auto"/>
+              <w:right w:val="single" w:sz="8" w:space="0" w:color="auto"/>
+            </w:tcBorders>
+            <w:noWrap/>
+            <w:vAlign w:val="center"/>
+            <w:hideMark/>
+          </w:tcPr>
+          <w:p>
+            <w:pPr>
+              <w:jc w:val="center"/>
+              <w:rPr>
+                <w:rFonts w:ascii="Calibri" w:hAnsi="Calibri" w:cs="Calibri"/>
+                <w:color w:val="000000"/>
+                <w:sz w:val="18"/>
+                <w:szCs w:val="18"/>
+              </w:rPr>
+            </w:pPr>
+            <w:r>
+              <w:rPr>
+                <w:rFonts w:ascii="Calibri" w:hAnsi="Calibri" w:cs="Calibri"/>
+                <w:color w:val="000000"/>
+                <w:sz w:val="18"/>
+                <w:szCs w:val="18"/>
+              </w:rPr>
+              <w:t>1,87</w:t>
             </w:r>
           </w:p>
         </w:tc>
       </w:tr>
       <w:tr>
         <w:trPr>
-          <w:trHeight w:val="255"/>
+          <w:trHeight w:val="227"/>
         </w:trPr>
         <w:tc>
           <w:tcPr>
             <w:tcW w:w="960" w:type="dxa"/>
             <w:tcBorders>
               <w:top w:val="nil"/>
-              <w:left w:val="single" w:sz="4" w:space="0" w:color="auto"/>
-              <w:bottom w:val="single" w:sz="4" w:space="0" w:color="auto"/>
-              <w:right w:val="single" w:sz="4" w:space="0" w:color="auto"/>
-            </w:tcBorders>
-            <w:shd w:val="clear" w:color="auto" w:fill="auto"/>
-            <w:noWrap/>
-            <w:vAlign w:val="bottom"/>
-            <w:hideMark/>
-          </w:tcPr>
-          <w:p>
-            <w:pPr>
-              <w:jc w:val="center"/>
+              <w:left w:val="single" w:sz="8" w:space="0" w:color="auto"/>
+              <w:bottom w:val="single" w:sz="8" w:space="0" w:color="auto"/>
+              <w:right w:val="single" w:sz="8" w:space="0" w:color="auto"/>
+            </w:tcBorders>
+            <w:noWrap/>
+            <w:vAlign w:val="center"/>
+            <w:hideMark/>
+          </w:tcPr>
+          <w:p>
+            <w:pPr>
+              <w:jc w:val="center"/>
+              <w:rPr>
+                <w:rFonts w:ascii="Calibri" w:hAnsi="Calibri" w:cs="Calibri"/>
+                <w:color w:val="000000"/>
+                <w:sz w:val="18"/>
+                <w:szCs w:val="18"/>
+              </w:rPr>
+            </w:pPr>
+            <w:r>
               <w:rPr>
                 <w:rFonts w:ascii="Calibri" w:hAnsi="Calibri" w:cs="Calibri"/>
                 <w:color w:val="000000"/>
                 <w:sz w:val="18"/>
                 <w:szCs w:val="22"/>
               </w:rPr>
-            </w:pPr>
-            <w:r>
-              <w:rPr>
-                <w:rFonts w:ascii="Calibri" w:hAnsi="Calibri" w:cs="Calibri"/>
-                <w:color w:val="000000"/>
-                <w:sz w:val="18"/>
-                <w:szCs w:val="22"/>
-              </w:rPr>
-              <w:t>25,2</w:t>
-            </w:r>
-          </w:p>
-        </w:tc>
-        <w:tc>
-          <w:tcPr>
-            <w:tcW w:w="960" w:type="dxa"/>
-            <w:tcBorders>
-              <w:top w:val="nil"/>
-              <w:left w:val="nil"/>
-              <w:bottom w:val="single" w:sz="4" w:space="0" w:color="auto"/>
-              <w:right w:val="single" w:sz="4" w:space="0" w:color="auto"/>
-            </w:tcBorders>
-            <w:shd w:val="clear" w:color="auto" w:fill="auto"/>
-            <w:noWrap/>
-            <w:vAlign w:val="bottom"/>
-            <w:hideMark/>
-          </w:tcPr>
-          <w:p>
-            <w:pPr>
-              <w:jc w:val="center"/>
-              <w:rPr>
-                <w:rFonts w:ascii="Calibri" w:hAnsi="Calibri" w:cs="Calibri"/>
-                <w:color w:val="000000"/>
-                <w:sz w:val="18"/>
-                <w:szCs w:val="22"/>
-              </w:rPr>
-            </w:pPr>
-            <w:r>
-              <w:rPr>
-                <w:rFonts w:ascii="Calibri" w:hAnsi="Calibri" w:cs="Calibri"/>
-                <w:color w:val="000000"/>
-                <w:sz w:val="18"/>
-                <w:szCs w:val="22"/>
-              </w:rPr>
-              <w:t>210,1</w:t>
+              <w:t>48,6</w:t>
+            </w:r>
+          </w:p>
+        </w:tc>
+        <w:tc>
+          <w:tcPr>
+            <w:tcW w:w="960" w:type="dxa"/>
+            <w:tcBorders>
+              <w:top w:val="nil"/>
+              <w:left w:val="nil"/>
+              <w:bottom w:val="single" w:sz="8" w:space="0" w:color="auto"/>
+              <w:right w:val="single" w:sz="8" w:space="0" w:color="auto"/>
+            </w:tcBorders>
+            <w:noWrap/>
+            <w:vAlign w:val="center"/>
+            <w:hideMark/>
+          </w:tcPr>
+          <w:p>
+            <w:pPr>
+              <w:jc w:val="center"/>
+              <w:rPr>
+                <w:rFonts w:ascii="Calibri" w:hAnsi="Calibri" w:cs="Calibri"/>
+                <w:color w:val="000000"/>
+                <w:sz w:val="18"/>
+                <w:szCs w:val="18"/>
+              </w:rPr>
+            </w:pPr>
+            <w:r>
+              <w:rPr>
+                <w:rFonts w:ascii="Calibri" w:hAnsi="Calibri" w:cs="Calibri"/>
+                <w:color w:val="000000"/>
+                <w:sz w:val="18"/>
+                <w:szCs w:val="18"/>
+              </w:rPr>
+              <w:t>2101,8</w:t>
+            </w:r>
+          </w:p>
+        </w:tc>
+        <w:tc>
+          <w:tcPr>
+            <w:tcW w:w="960" w:type="dxa"/>
+            <w:tcBorders>
+              <w:top w:val="nil"/>
+              <w:left w:val="nil"/>
+              <w:bottom w:val="single" w:sz="8" w:space="0" w:color="auto"/>
+              <w:right w:val="single" w:sz="8" w:space="0" w:color="auto"/>
+            </w:tcBorders>
+            <w:noWrap/>
+            <w:vAlign w:val="center"/>
+            <w:hideMark/>
+          </w:tcPr>
+          <w:p>
+            <w:pPr>
+              <w:jc w:val="center"/>
+              <w:rPr>
+                <w:rFonts w:ascii="Calibri" w:hAnsi="Calibri" w:cs="Calibri"/>
+                <w:color w:val="000000"/>
+                <w:sz w:val="18"/>
+                <w:szCs w:val="18"/>
+              </w:rPr>
+            </w:pPr>
+            <w:r>
+              <w:rPr>
+                <w:rFonts w:ascii="Calibri" w:hAnsi="Calibri" w:cs="Calibri"/>
+                <w:color w:val="000000"/>
+                <w:sz w:val="18"/>
+                <w:szCs w:val="18"/>
+              </w:rPr>
+              <w:t>1,68</w:t>
             </w:r>
           </w:p>
         </w:tc>
       </w:tr>
       <w:tr>
         <w:trPr>
-          <w:trHeight w:val="255"/>
+          <w:trHeight w:val="227"/>
         </w:trPr>
         <w:tc>
           <w:tcPr>
             <w:tcW w:w="960" w:type="dxa"/>
             <w:tcBorders>
               <w:top w:val="nil"/>
-              <w:left w:val="single" w:sz="4" w:space="0" w:color="auto"/>
-              <w:bottom w:val="single" w:sz="4" w:space="0" w:color="auto"/>
-              <w:right w:val="single" w:sz="4" w:space="0" w:color="auto"/>
-            </w:tcBorders>
-            <w:shd w:val="clear" w:color="auto" w:fill="auto"/>
-            <w:noWrap/>
-            <w:vAlign w:val="bottom"/>
-            <w:hideMark/>
-          </w:tcPr>
-          <w:p>
-            <w:pPr>
-              <w:jc w:val="center"/>
+              <w:left w:val="single" w:sz="8" w:space="0" w:color="auto"/>
+              <w:bottom w:val="single" w:sz="8" w:space="0" w:color="auto"/>
+              <w:right w:val="single" w:sz="8" w:space="0" w:color="auto"/>
+            </w:tcBorders>
+            <w:noWrap/>
+            <w:vAlign w:val="center"/>
+            <w:hideMark/>
+          </w:tcPr>
+          <w:p>
+            <w:pPr>
+              <w:jc w:val="center"/>
+              <w:rPr>
+                <w:rFonts w:ascii="Calibri" w:hAnsi="Calibri" w:cs="Calibri"/>
+                <w:color w:val="000000"/>
+                <w:sz w:val="18"/>
+                <w:szCs w:val="18"/>
+              </w:rPr>
+            </w:pPr>
+            <w:r>
               <w:rPr>
                 <w:rFonts w:ascii="Calibri" w:hAnsi="Calibri" w:cs="Calibri"/>
                 <w:color w:val="000000"/>
                 <w:sz w:val="18"/>
                 <w:szCs w:val="22"/>
               </w:rPr>
-            </w:pPr>
-            <w:r>
-              <w:rPr>
-                <w:rFonts w:ascii="Calibri" w:hAnsi="Calibri" w:cs="Calibri"/>
-                <w:color w:val="000000"/>
-                <w:sz w:val="18"/>
-                <w:szCs w:val="22"/>
-              </w:rPr>
-              <w:t>25,6</w:t>
-            </w:r>
-          </w:p>
-        </w:tc>
-        <w:tc>
-          <w:tcPr>
-            <w:tcW w:w="960" w:type="dxa"/>
-            <w:tcBorders>
-              <w:top w:val="nil"/>
-              <w:left w:val="nil"/>
-              <w:bottom w:val="single" w:sz="4" w:space="0" w:color="auto"/>
-              <w:right w:val="single" w:sz="4" w:space="0" w:color="auto"/>
-            </w:tcBorders>
-            <w:shd w:val="clear" w:color="auto" w:fill="auto"/>
-            <w:noWrap/>
-            <w:vAlign w:val="bottom"/>
-            <w:hideMark/>
-          </w:tcPr>
-          <w:p>
-            <w:pPr>
-              <w:jc w:val="center"/>
-              <w:rPr>
-                <w:rFonts w:ascii="Calibri" w:hAnsi="Calibri" w:cs="Calibri"/>
-                <w:color w:val="000000"/>
-                <w:sz w:val="18"/>
-                <w:szCs w:val="22"/>
-              </w:rPr>
-            </w:pPr>
-            <w:r>
-              <w:rPr>
-                <w:rFonts w:ascii="Calibri" w:hAnsi="Calibri" w:cs="Calibri"/>
-                <w:color w:val="000000"/>
-                <w:sz w:val="18"/>
-                <w:szCs w:val="22"/>
-              </w:rPr>
-              <w:t>216,5</w:t>
+              <w:t>48,7</w:t>
+            </w:r>
+          </w:p>
+        </w:tc>
+        <w:tc>
+          <w:tcPr>
+            <w:tcW w:w="960" w:type="dxa"/>
+            <w:tcBorders>
+              <w:top w:val="nil"/>
+              <w:left w:val="nil"/>
+              <w:bottom w:val="single" w:sz="8" w:space="0" w:color="auto"/>
+              <w:right w:val="single" w:sz="8" w:space="0" w:color="auto"/>
+            </w:tcBorders>
+            <w:noWrap/>
+            <w:vAlign w:val="center"/>
+            <w:hideMark/>
+          </w:tcPr>
+          <w:p>
+            <w:pPr>
+              <w:jc w:val="center"/>
+              <w:rPr>
+                <w:rFonts w:ascii="Calibri" w:hAnsi="Calibri" w:cs="Calibri"/>
+                <w:color w:val="000000"/>
+                <w:sz w:val="18"/>
+                <w:szCs w:val="18"/>
+              </w:rPr>
+            </w:pPr>
+            <w:r>
+              <w:rPr>
+                <w:rFonts w:ascii="Calibri" w:hAnsi="Calibri" w:cs="Calibri"/>
+                <w:color w:val="000000"/>
+                <w:sz w:val="18"/>
+                <w:szCs w:val="18"/>
+              </w:rPr>
+              <w:t>2166,3</w:t>
+            </w:r>
+          </w:p>
+        </w:tc>
+        <w:tc>
+          <w:tcPr>
+            <w:tcW w:w="960" w:type="dxa"/>
+            <w:tcBorders>
+              <w:top w:val="nil"/>
+              <w:left w:val="nil"/>
+              <w:bottom w:val="single" w:sz="8" w:space="0" w:color="auto"/>
+              <w:right w:val="single" w:sz="8" w:space="0" w:color="auto"/>
+            </w:tcBorders>
+            <w:noWrap/>
+            <w:vAlign w:val="center"/>
+            <w:hideMark/>
+          </w:tcPr>
+          <w:p>
+            <w:pPr>
+              <w:jc w:val="center"/>
+              <w:rPr>
+                <w:rFonts w:ascii="Calibri" w:hAnsi="Calibri" w:cs="Calibri"/>
+                <w:color w:val="000000"/>
+                <w:sz w:val="18"/>
+                <w:szCs w:val="18"/>
+              </w:rPr>
+            </w:pPr>
+            <w:r>
+              <w:rPr>
+                <w:rFonts w:ascii="Calibri" w:hAnsi="Calibri" w:cs="Calibri"/>
+                <w:color w:val="000000"/>
+                <w:sz w:val="18"/>
+                <w:szCs w:val="18"/>
+              </w:rPr>
+              <w:t>1,94</w:t>
             </w:r>
           </w:p>
         </w:tc>
       </w:tr>
       <w:tr>
         <w:trPr>
-          <w:trHeight w:val="255"/>
+          <w:trHeight w:val="227"/>
         </w:trPr>
         <w:tc>
           <w:tcPr>
             <w:tcW w:w="960" w:type="dxa"/>
             <w:tcBorders>
               <w:top w:val="nil"/>
-              <w:left w:val="single" w:sz="4" w:space="0" w:color="auto"/>
-              <w:bottom w:val="single" w:sz="4" w:space="0" w:color="auto"/>
-              <w:right w:val="single" w:sz="4" w:space="0" w:color="auto"/>
-            </w:tcBorders>
-            <w:shd w:val="clear" w:color="auto" w:fill="auto"/>
-            <w:noWrap/>
-            <w:vAlign w:val="bottom"/>
-            <w:hideMark/>
-          </w:tcPr>
-          <w:p>
-            <w:pPr>
-              <w:jc w:val="center"/>
+              <w:left w:val="single" w:sz="8" w:space="0" w:color="auto"/>
+              <w:bottom w:val="single" w:sz="8" w:space="0" w:color="auto"/>
+              <w:right w:val="single" w:sz="8" w:space="0" w:color="auto"/>
+            </w:tcBorders>
+            <w:noWrap/>
+            <w:vAlign w:val="center"/>
+            <w:hideMark/>
+          </w:tcPr>
+          <w:p>
+            <w:pPr>
+              <w:jc w:val="center"/>
+              <w:rPr>
+                <w:rFonts w:ascii="Calibri" w:hAnsi="Calibri" w:cs="Calibri"/>
+                <w:color w:val="000000"/>
+                <w:sz w:val="18"/>
+                <w:szCs w:val="18"/>
+              </w:rPr>
+            </w:pPr>
+            <w:r>
               <w:rPr>
                 <w:rFonts w:ascii="Calibri" w:hAnsi="Calibri" w:cs="Calibri"/>
                 <w:color w:val="000000"/>
                 <w:sz w:val="18"/>
                 <w:szCs w:val="22"/>
               </w:rPr>
-            </w:pPr>
-            <w:r>
-              <w:rPr>
-                <w:rFonts w:ascii="Calibri" w:hAnsi="Calibri" w:cs="Calibri"/>
-                <w:color w:val="000000"/>
-                <w:sz w:val="18"/>
-                <w:szCs w:val="22"/>
-              </w:rPr>
-              <w:t>26,5</w:t>
-            </w:r>
-          </w:p>
-        </w:tc>
-        <w:tc>
-          <w:tcPr>
-            <w:tcW w:w="960" w:type="dxa"/>
-            <w:tcBorders>
-              <w:top w:val="nil"/>
-              <w:left w:val="nil"/>
-              <w:bottom w:val="single" w:sz="4" w:space="0" w:color="auto"/>
-              <w:right w:val="single" w:sz="4" w:space="0" w:color="auto"/>
-            </w:tcBorders>
-            <w:shd w:val="clear" w:color="auto" w:fill="auto"/>
-            <w:noWrap/>
-            <w:vAlign w:val="bottom"/>
-            <w:hideMark/>
-          </w:tcPr>
-          <w:p>
-            <w:pPr>
-              <w:jc w:val="center"/>
-              <w:rPr>
-                <w:rFonts w:ascii="Calibri" w:hAnsi="Calibri" w:cs="Calibri"/>
-                <w:color w:val="000000"/>
-                <w:sz w:val="18"/>
-                <w:szCs w:val="22"/>
-              </w:rPr>
-            </w:pPr>
-            <w:r>
-              <w:rPr>
-                <w:rFonts w:ascii="Calibri" w:hAnsi="Calibri" w:cs="Calibri"/>
-                <w:color w:val="000000"/>
-                <w:sz w:val="18"/>
-                <w:szCs w:val="22"/>
-              </w:rPr>
-              <w:t>216,9</w:t>
+              <w:t>48,8</w:t>
+            </w:r>
+          </w:p>
+        </w:tc>
+        <w:tc>
+          <w:tcPr>
+            <w:tcW w:w="960" w:type="dxa"/>
+            <w:tcBorders>
+              <w:top w:val="nil"/>
+              <w:left w:val="nil"/>
+              <w:bottom w:val="single" w:sz="8" w:space="0" w:color="auto"/>
+              <w:right w:val="single" w:sz="8" w:space="0" w:color="auto"/>
+            </w:tcBorders>
+            <w:noWrap/>
+            <w:vAlign w:val="center"/>
+            <w:hideMark/>
+          </w:tcPr>
+          <w:p>
+            <w:pPr>
+              <w:jc w:val="center"/>
+              <w:rPr>
+                <w:rFonts w:ascii="Calibri" w:hAnsi="Calibri" w:cs="Calibri"/>
+                <w:color w:val="000000"/>
+                <w:sz w:val="18"/>
+                <w:szCs w:val="18"/>
+              </w:rPr>
+            </w:pPr>
+            <w:r>
+              <w:rPr>
+                <w:rFonts w:ascii="Calibri" w:hAnsi="Calibri" w:cs="Calibri"/>
+                <w:color w:val="000000"/>
+                <w:sz w:val="18"/>
+                <w:szCs w:val="18"/>
+              </w:rPr>
+              <w:t>2173,6</w:t>
+            </w:r>
+          </w:p>
+        </w:tc>
+        <w:tc>
+          <w:tcPr>
+            <w:tcW w:w="960" w:type="dxa"/>
+            <w:tcBorders>
+              <w:top w:val="nil"/>
+              <w:left w:val="nil"/>
+              <w:bottom w:val="single" w:sz="8" w:space="0" w:color="auto"/>
+              <w:right w:val="single" w:sz="8" w:space="0" w:color="auto"/>
+            </w:tcBorders>
+            <w:noWrap/>
+            <w:vAlign w:val="center"/>
+            <w:hideMark/>
+          </w:tcPr>
+          <w:p>
+            <w:pPr>
+              <w:jc w:val="center"/>
+              <w:rPr>
+                <w:rFonts w:ascii="Calibri" w:hAnsi="Calibri" w:cs="Calibri"/>
+                <w:color w:val="000000"/>
+                <w:sz w:val="18"/>
+                <w:szCs w:val="18"/>
+              </w:rPr>
+            </w:pPr>
+            <w:r>
+              <w:rPr>
+                <w:rFonts w:ascii="Calibri" w:hAnsi="Calibri" w:cs="Calibri"/>
+                <w:color w:val="000000"/>
+                <w:sz w:val="18"/>
+                <w:szCs w:val="18"/>
+              </w:rPr>
+              <w:t>1,85</w:t>
             </w:r>
           </w:p>
         </w:tc>
       </w:tr>
       <w:tr>
         <w:trPr>
-          <w:trHeight w:val="255"/>
+          <w:trHeight w:val="227"/>
         </w:trPr>
         <w:tc>
           <w:tcPr>
             <w:tcW w:w="960" w:type="dxa"/>
             <w:tcBorders>
               <w:top w:val="nil"/>
-              <w:left w:val="single" w:sz="4" w:space="0" w:color="auto"/>
-              <w:bottom w:val="single" w:sz="4" w:space="0" w:color="auto"/>
-              <w:right w:val="single" w:sz="4" w:space="0" w:color="auto"/>
-            </w:tcBorders>
-            <w:shd w:val="clear" w:color="auto" w:fill="auto"/>
-            <w:noWrap/>
-            <w:vAlign w:val="bottom"/>
-            <w:hideMark/>
-          </w:tcPr>
-          <w:p>
-            <w:pPr>
-              <w:jc w:val="center"/>
+              <w:left w:val="single" w:sz="8" w:space="0" w:color="auto"/>
+              <w:bottom w:val="single" w:sz="8" w:space="0" w:color="auto"/>
+              <w:right w:val="single" w:sz="8" w:space="0" w:color="auto"/>
+            </w:tcBorders>
+            <w:noWrap/>
+            <w:vAlign w:val="center"/>
+            <w:hideMark/>
+          </w:tcPr>
+          <w:p>
+            <w:pPr>
+              <w:jc w:val="center"/>
+              <w:rPr>
+                <w:rFonts w:ascii="Calibri" w:hAnsi="Calibri" w:cs="Calibri"/>
+                <w:color w:val="000000"/>
+                <w:sz w:val="18"/>
+                <w:szCs w:val="18"/>
+              </w:rPr>
+            </w:pPr>
+            <w:r>
               <w:rPr>
                 <w:rFonts w:ascii="Calibri" w:hAnsi="Calibri" w:cs="Calibri"/>
                 <w:color w:val="000000"/>
                 <w:sz w:val="18"/>
                 <w:szCs w:val="22"/>
               </w:rPr>
-            </w:pPr>
-            <w:r>
-              <w:rPr>
-                <w:rFonts w:ascii="Calibri" w:hAnsi="Calibri" w:cs="Calibri"/>
-                <w:color w:val="000000"/>
-                <w:sz w:val="18"/>
-                <w:szCs w:val="22"/>
-              </w:rPr>
-              <w:t>27</w:t>
-            </w:r>
-          </w:p>
-        </w:tc>
-        <w:tc>
-          <w:tcPr>
-            <w:tcW w:w="960" w:type="dxa"/>
-            <w:tcBorders>
-              <w:top w:val="nil"/>
-              <w:left w:val="nil"/>
-              <w:bottom w:val="single" w:sz="4" w:space="0" w:color="auto"/>
-              <w:right w:val="single" w:sz="4" w:space="0" w:color="auto"/>
-            </w:tcBorders>
-            <w:shd w:val="clear" w:color="auto" w:fill="auto"/>
-            <w:noWrap/>
-            <w:vAlign w:val="bottom"/>
-            <w:hideMark/>
-          </w:tcPr>
-          <w:p>
-            <w:pPr>
-              <w:jc w:val="center"/>
-              <w:rPr>
-                <w:rFonts w:ascii="Calibri" w:hAnsi="Calibri" w:cs="Calibri"/>
-                <w:color w:val="000000"/>
-                <w:sz w:val="18"/>
-                <w:szCs w:val="22"/>
-              </w:rPr>
-            </w:pPr>
-            <w:r>
-              <w:rPr>
-                <w:rFonts w:ascii="Calibri" w:hAnsi="Calibri" w:cs="Calibri"/>
-                <w:color w:val="000000"/>
-                <w:sz w:val="18"/>
-                <w:szCs w:val="22"/>
-              </w:rPr>
-              <w:t>208,4</w:t>
+              <w:t>49,2</w:t>
+            </w:r>
+          </w:p>
+        </w:tc>
+        <w:tc>
+          <w:tcPr>
+            <w:tcW w:w="960" w:type="dxa"/>
+            <w:tcBorders>
+              <w:top w:val="nil"/>
+              <w:left w:val="nil"/>
+              <w:bottom w:val="single" w:sz="8" w:space="0" w:color="auto"/>
+              <w:right w:val="single" w:sz="8" w:space="0" w:color="auto"/>
+            </w:tcBorders>
+            <w:noWrap/>
+            <w:vAlign w:val="center"/>
+            <w:hideMark/>
+          </w:tcPr>
+          <w:p>
+            <w:pPr>
+              <w:jc w:val="center"/>
+              <w:rPr>
+                <w:rFonts w:ascii="Calibri" w:hAnsi="Calibri" w:cs="Calibri"/>
+                <w:color w:val="000000"/>
+                <w:sz w:val="18"/>
+                <w:szCs w:val="18"/>
+              </w:rPr>
+            </w:pPr>
+            <w:r>
+              <w:rPr>
+                <w:rFonts w:ascii="Calibri" w:hAnsi="Calibri" w:cs="Calibri"/>
+                <w:color w:val="000000"/>
+                <w:sz w:val="18"/>
+                <w:szCs w:val="18"/>
+              </w:rPr>
+              <w:t>2088,1</w:t>
+            </w:r>
+          </w:p>
+        </w:tc>
+        <w:tc>
+          <w:tcPr>
+            <w:tcW w:w="960" w:type="dxa"/>
+            <w:tcBorders>
+              <w:top w:val="nil"/>
+              <w:left w:val="nil"/>
+              <w:bottom w:val="single" w:sz="8" w:space="0" w:color="auto"/>
+              <w:right w:val="single" w:sz="8" w:space="0" w:color="auto"/>
+            </w:tcBorders>
+            <w:noWrap/>
+            <w:vAlign w:val="center"/>
+            <w:hideMark/>
+          </w:tcPr>
+          <w:p>
+            <w:pPr>
+              <w:jc w:val="center"/>
+              <w:rPr>
+                <w:rFonts w:ascii="Calibri" w:hAnsi="Calibri" w:cs="Calibri"/>
+                <w:color w:val="000000"/>
+                <w:sz w:val="18"/>
+                <w:szCs w:val="18"/>
+              </w:rPr>
+            </w:pPr>
+            <w:r>
+              <w:rPr>
+                <w:rFonts w:ascii="Calibri" w:hAnsi="Calibri" w:cs="Calibri"/>
+                <w:color w:val="000000"/>
+                <w:sz w:val="18"/>
+                <w:szCs w:val="18"/>
+              </w:rPr>
+              <w:t>1,81</w:t>
             </w:r>
           </w:p>
         </w:tc>
       </w:tr>
       <w:tr>
         <w:trPr>
-          <w:trHeight w:val="255"/>
+          <w:trHeight w:val="227"/>
         </w:trPr>
         <w:tc>
           <w:tcPr>
             <w:tcW w:w="960" w:type="dxa"/>
             <w:tcBorders>
               <w:top w:val="nil"/>
-              <w:left w:val="single" w:sz="4" w:space="0" w:color="auto"/>
-              <w:bottom w:val="single" w:sz="4" w:space="0" w:color="auto"/>
-              <w:right w:val="single" w:sz="4" w:space="0" w:color="auto"/>
-            </w:tcBorders>
-            <w:shd w:val="clear" w:color="auto" w:fill="auto"/>
-            <w:noWrap/>
-            <w:vAlign w:val="bottom"/>
-            <w:hideMark/>
-          </w:tcPr>
-          <w:p>
-            <w:pPr>
-              <w:jc w:val="center"/>
+              <w:left w:val="single" w:sz="8" w:space="0" w:color="auto"/>
+              <w:bottom w:val="single" w:sz="8" w:space="0" w:color="auto"/>
+              <w:right w:val="single" w:sz="8" w:space="0" w:color="auto"/>
+            </w:tcBorders>
+            <w:noWrap/>
+            <w:vAlign w:val="center"/>
+            <w:hideMark/>
+          </w:tcPr>
+          <w:p>
+            <w:pPr>
+              <w:jc w:val="center"/>
+              <w:rPr>
+                <w:rFonts w:ascii="Calibri" w:hAnsi="Calibri" w:cs="Calibri"/>
+                <w:color w:val="000000"/>
+                <w:sz w:val="18"/>
+                <w:szCs w:val="18"/>
+              </w:rPr>
+            </w:pPr>
+            <w:r>
               <w:rPr>
                 <w:rFonts w:ascii="Calibri" w:hAnsi="Calibri" w:cs="Calibri"/>
                 <w:color w:val="000000"/>
                 <w:sz w:val="18"/>
                 <w:szCs w:val="22"/>
               </w:rPr>
-            </w:pPr>
-            <w:r>
-              <w:rPr>
-                <w:rFonts w:ascii="Calibri" w:hAnsi="Calibri" w:cs="Calibri"/>
-                <w:color w:val="000000"/>
-                <w:sz w:val="18"/>
-                <w:szCs w:val="22"/>
-              </w:rPr>
-              <w:t>27,1</w:t>
-            </w:r>
-          </w:p>
-        </w:tc>
-        <w:tc>
-          <w:tcPr>
-            <w:tcW w:w="960" w:type="dxa"/>
-            <w:tcBorders>
-              <w:top w:val="nil"/>
-              <w:left w:val="nil"/>
-              <w:bottom w:val="single" w:sz="4" w:space="0" w:color="auto"/>
-              <w:right w:val="single" w:sz="4" w:space="0" w:color="auto"/>
-            </w:tcBorders>
-            <w:shd w:val="clear" w:color="auto" w:fill="auto"/>
-            <w:noWrap/>
-            <w:vAlign w:val="bottom"/>
-            <w:hideMark/>
-          </w:tcPr>
-          <w:p>
-            <w:pPr>
-              <w:jc w:val="center"/>
-              <w:rPr>
-                <w:rFonts w:ascii="Calibri" w:hAnsi="Calibri" w:cs="Calibri"/>
-                <w:color w:val="000000"/>
-                <w:sz w:val="18"/>
-                <w:szCs w:val="22"/>
-              </w:rPr>
-            </w:pPr>
-            <w:r>
-              <w:rPr>
-                <w:rFonts w:ascii="Calibri" w:hAnsi="Calibri" w:cs="Calibri"/>
-                <w:color w:val="000000"/>
-                <w:sz w:val="18"/>
-                <w:szCs w:val="22"/>
-              </w:rPr>
-              <w:t>205,4</w:t>
+              <w:t>49,5</w:t>
+            </w:r>
+          </w:p>
+        </w:tc>
+        <w:tc>
+          <w:tcPr>
+            <w:tcW w:w="960" w:type="dxa"/>
+            <w:tcBorders>
+              <w:top w:val="nil"/>
+              <w:left w:val="nil"/>
+              <w:bottom w:val="single" w:sz="8" w:space="0" w:color="auto"/>
+              <w:right w:val="single" w:sz="8" w:space="0" w:color="auto"/>
+            </w:tcBorders>
+            <w:noWrap/>
+            <w:vAlign w:val="center"/>
+            <w:hideMark/>
+          </w:tcPr>
+          <w:p>
+            <w:pPr>
+              <w:jc w:val="center"/>
+              <w:rPr>
+                <w:rFonts w:ascii="Calibri" w:hAnsi="Calibri" w:cs="Calibri"/>
+                <w:color w:val="000000"/>
+                <w:sz w:val="18"/>
+                <w:szCs w:val="18"/>
+              </w:rPr>
+            </w:pPr>
+            <w:r>
+              <w:rPr>
+                <w:rFonts w:ascii="Calibri" w:hAnsi="Calibri" w:cs="Calibri"/>
+                <w:color w:val="000000"/>
+                <w:sz w:val="18"/>
+                <w:szCs w:val="18"/>
+              </w:rPr>
+              <w:t>2058,4</w:t>
+            </w:r>
+          </w:p>
+        </w:tc>
+        <w:tc>
+          <w:tcPr>
+            <w:tcW w:w="960" w:type="dxa"/>
+            <w:tcBorders>
+              <w:top w:val="nil"/>
+              <w:left w:val="nil"/>
+              <w:bottom w:val="single" w:sz="8" w:space="0" w:color="auto"/>
+              <w:right w:val="single" w:sz="8" w:space="0" w:color="auto"/>
+            </w:tcBorders>
+            <w:noWrap/>
+            <w:vAlign w:val="center"/>
+            <w:hideMark/>
+          </w:tcPr>
+          <w:p>
+            <w:pPr>
+              <w:jc w:val="center"/>
+              <w:rPr>
+                <w:rFonts w:ascii="Calibri" w:hAnsi="Calibri" w:cs="Calibri"/>
+                <w:color w:val="000000"/>
+                <w:sz w:val="18"/>
+                <w:szCs w:val="18"/>
+              </w:rPr>
+            </w:pPr>
+            <w:r>
+              <w:rPr>
+                <w:rFonts w:ascii="Calibri" w:hAnsi="Calibri" w:cs="Calibri"/>
+                <w:color w:val="000000"/>
+                <w:sz w:val="18"/>
+                <w:szCs w:val="18"/>
+              </w:rPr>
+              <w:t>1,41</w:t>
             </w:r>
           </w:p>
         </w:tc>
       </w:tr>
       <w:tr>
         <w:trPr>
-          <w:trHeight w:val="255"/>
+          <w:trHeight w:val="227"/>
         </w:trPr>
         <w:tc>
           <w:tcPr>
             <w:tcW w:w="960" w:type="dxa"/>
             <w:tcBorders>
               <w:top w:val="nil"/>
-              <w:left w:val="single" w:sz="4" w:space="0" w:color="auto"/>
-              <w:bottom w:val="single" w:sz="4" w:space="0" w:color="auto"/>
-              <w:right w:val="single" w:sz="4" w:space="0" w:color="auto"/>
-            </w:tcBorders>
-            <w:shd w:val="clear" w:color="auto" w:fill="auto"/>
-            <w:noWrap/>
-            <w:vAlign w:val="bottom"/>
-            <w:hideMark/>
-          </w:tcPr>
-          <w:p>
-            <w:pPr>
-              <w:jc w:val="center"/>
+              <w:left w:val="single" w:sz="8" w:space="0" w:color="auto"/>
+              <w:bottom w:val="single" w:sz="8" w:space="0" w:color="auto"/>
+              <w:right w:val="single" w:sz="8" w:space="0" w:color="auto"/>
+            </w:tcBorders>
+            <w:noWrap/>
+            <w:vAlign w:val="center"/>
+            <w:hideMark/>
+          </w:tcPr>
+          <w:p>
+            <w:pPr>
+              <w:jc w:val="center"/>
+              <w:rPr>
+                <w:rFonts w:ascii="Calibri" w:hAnsi="Calibri" w:cs="Calibri"/>
+                <w:color w:val="000000"/>
+                <w:sz w:val="18"/>
+                <w:szCs w:val="18"/>
+              </w:rPr>
+            </w:pPr>
+            <w:r>
               <w:rPr>
                 <w:rFonts w:ascii="Calibri" w:hAnsi="Calibri" w:cs="Calibri"/>
                 <w:color w:val="000000"/>
                 <w:sz w:val="18"/>
                 <w:szCs w:val="22"/>
               </w:rPr>
-            </w:pPr>
-            <w:r>
-              <w:rPr>
-                <w:rFonts w:ascii="Calibri" w:hAnsi="Calibri" w:cs="Calibri"/>
-                <w:color w:val="000000"/>
-                <w:sz w:val="18"/>
-                <w:szCs w:val="22"/>
-              </w:rPr>
-              <w:t>28,4</w:t>
-            </w:r>
-          </w:p>
-        </w:tc>
-        <w:tc>
-          <w:tcPr>
-            <w:tcW w:w="960" w:type="dxa"/>
-            <w:tcBorders>
-              <w:top w:val="nil"/>
-              <w:left w:val="nil"/>
-              <w:bottom w:val="single" w:sz="4" w:space="0" w:color="auto"/>
-              <w:right w:val="single" w:sz="4" w:space="0" w:color="auto"/>
-            </w:tcBorders>
-            <w:shd w:val="clear" w:color="auto" w:fill="auto"/>
-            <w:noWrap/>
-            <w:vAlign w:val="bottom"/>
-            <w:hideMark/>
-          </w:tcPr>
-          <w:p>
-            <w:pPr>
-              <w:jc w:val="center"/>
-              <w:rPr>
-                <w:rFonts w:ascii="Calibri" w:hAnsi="Calibri" w:cs="Calibri"/>
-                <w:color w:val="000000"/>
-                <w:sz w:val="18"/>
-                <w:szCs w:val="22"/>
-              </w:rPr>
-            </w:pPr>
-            <w:r>
-              <w:rPr>
-                <w:rFonts w:ascii="Calibri" w:hAnsi="Calibri" w:cs="Calibri"/>
-                <w:color w:val="000000"/>
-                <w:sz w:val="18"/>
-                <w:szCs w:val="22"/>
-              </w:rPr>
-              <w:t>204,7</w:t>
+              <w:t>49,5</w:t>
+            </w:r>
+          </w:p>
+        </w:tc>
+        <w:tc>
+          <w:tcPr>
+            <w:tcW w:w="960" w:type="dxa"/>
+            <w:tcBorders>
+              <w:top w:val="nil"/>
+              <w:left w:val="nil"/>
+              <w:bottom w:val="single" w:sz="8" w:space="0" w:color="auto"/>
+              <w:right w:val="single" w:sz="8" w:space="0" w:color="auto"/>
+            </w:tcBorders>
+            <w:noWrap/>
+            <w:vAlign w:val="center"/>
+            <w:hideMark/>
+          </w:tcPr>
+          <w:p>
+            <w:pPr>
+              <w:jc w:val="center"/>
+              <w:rPr>
+                <w:rFonts w:ascii="Calibri" w:hAnsi="Calibri" w:cs="Calibri"/>
+                <w:color w:val="000000"/>
+                <w:sz w:val="18"/>
+                <w:szCs w:val="18"/>
+              </w:rPr>
+            </w:pPr>
+            <w:r>
+              <w:rPr>
+                <w:rFonts w:ascii="Calibri" w:hAnsi="Calibri" w:cs="Calibri"/>
+                <w:color w:val="000000"/>
+                <w:sz w:val="18"/>
+                <w:szCs w:val="18"/>
+              </w:rPr>
+              <w:t>2047,0</w:t>
+            </w:r>
+          </w:p>
+        </w:tc>
+        <w:tc>
+          <w:tcPr>
+            <w:tcW w:w="960" w:type="dxa"/>
+            <w:tcBorders>
+              <w:top w:val="nil"/>
+              <w:left w:val="nil"/>
+              <w:bottom w:val="single" w:sz="8" w:space="0" w:color="auto"/>
+              <w:right w:val="single" w:sz="8" w:space="0" w:color="auto"/>
+            </w:tcBorders>
+            <w:noWrap/>
+            <w:vAlign w:val="center"/>
+            <w:hideMark/>
+          </w:tcPr>
+          <w:p>
+            <w:pPr>
+              <w:jc w:val="center"/>
+              <w:rPr>
+                <w:rFonts w:ascii="Calibri" w:hAnsi="Calibri" w:cs="Calibri"/>
+                <w:color w:val="000000"/>
+                <w:sz w:val="18"/>
+                <w:szCs w:val="18"/>
+              </w:rPr>
+            </w:pPr>
+            <w:r>
+              <w:rPr>
+                <w:rFonts w:ascii="Calibri" w:hAnsi="Calibri" w:cs="Calibri"/>
+                <w:color w:val="000000"/>
+                <w:sz w:val="18"/>
+                <w:szCs w:val="18"/>
+              </w:rPr>
+              <w:t>1,89</w:t>
             </w:r>
           </w:p>
         </w:tc>
       </w:tr>
       <w:tr>
         <w:trPr>
-          <w:trHeight w:val="255"/>
+          <w:trHeight w:val="227"/>
         </w:trPr>
         <w:tc>
           <w:tcPr>
             <w:tcW w:w="960" w:type="dxa"/>
             <w:tcBorders>
               <w:top w:val="nil"/>
-              <w:left w:val="single" w:sz="4" w:space="0" w:color="auto"/>
-              <w:bottom w:val="single" w:sz="4" w:space="0" w:color="auto"/>
-              <w:right w:val="single" w:sz="4" w:space="0" w:color="auto"/>
-            </w:tcBorders>
-            <w:shd w:val="clear" w:color="auto" w:fill="auto"/>
-            <w:noWrap/>
-            <w:vAlign w:val="bottom"/>
-            <w:hideMark/>
-          </w:tcPr>
-          <w:p>
-            <w:pPr>
-              <w:jc w:val="center"/>
+              <w:left w:val="single" w:sz="8" w:space="0" w:color="auto"/>
+              <w:bottom w:val="single" w:sz="8" w:space="0" w:color="auto"/>
+              <w:right w:val="single" w:sz="8" w:space="0" w:color="auto"/>
+            </w:tcBorders>
+            <w:noWrap/>
+            <w:vAlign w:val="center"/>
+            <w:hideMark/>
+          </w:tcPr>
+          <w:p>
+            <w:pPr>
+              <w:jc w:val="center"/>
+              <w:rPr>
+                <w:rFonts w:ascii="Calibri" w:hAnsi="Calibri" w:cs="Calibri"/>
+                <w:color w:val="000000"/>
+                <w:sz w:val="18"/>
+                <w:szCs w:val="18"/>
+              </w:rPr>
+            </w:pPr>
+            <w:r>
               <w:rPr>
                 <w:rFonts w:ascii="Calibri" w:hAnsi="Calibri" w:cs="Calibri"/>
                 <w:color w:val="000000"/>
                 <w:sz w:val="18"/>
                 <w:szCs w:val="22"/>
               </w:rPr>
-            </w:pPr>
-            <w:r>
-              <w:rPr>
-                <w:rFonts w:ascii="Calibri" w:hAnsi="Calibri" w:cs="Calibri"/>
-                <w:color w:val="000000"/>
-                <w:sz w:val="18"/>
-                <w:szCs w:val="22"/>
-              </w:rPr>
-              <w:t>29,8</w:t>
-            </w:r>
-          </w:p>
-        </w:tc>
-        <w:tc>
-          <w:tcPr>
-            <w:tcW w:w="960" w:type="dxa"/>
-            <w:tcBorders>
-              <w:top w:val="nil"/>
-              <w:left w:val="nil"/>
-              <w:bottom w:val="single" w:sz="4" w:space="0" w:color="auto"/>
-              <w:right w:val="single" w:sz="4" w:space="0" w:color="auto"/>
-            </w:tcBorders>
-            <w:shd w:val="clear" w:color="auto" w:fill="auto"/>
-            <w:noWrap/>
-            <w:vAlign w:val="bottom"/>
-            <w:hideMark/>
-          </w:tcPr>
-          <w:p>
-            <w:pPr>
-              <w:jc w:val="center"/>
-              <w:rPr>
-                <w:rFonts w:ascii="Calibri" w:hAnsi="Calibri" w:cs="Calibri"/>
-                <w:color w:val="000000"/>
-                <w:sz w:val="18"/>
-                <w:szCs w:val="22"/>
-              </w:rPr>
-            </w:pPr>
-            <w:r>
-              <w:rPr>
-                <w:rFonts w:ascii="Calibri" w:hAnsi="Calibri" w:cs="Calibri"/>
-                <w:color w:val="000000"/>
-                <w:sz w:val="18"/>
-                <w:szCs w:val="22"/>
-              </w:rPr>
-              <w:t>216,2</w:t>
+              <w:t>49,8</w:t>
+            </w:r>
+          </w:p>
+        </w:tc>
+        <w:tc>
+          <w:tcPr>
+            <w:tcW w:w="960" w:type="dxa"/>
+            <w:tcBorders>
+              <w:top w:val="nil"/>
+              <w:left w:val="nil"/>
+              <w:bottom w:val="single" w:sz="8" w:space="0" w:color="auto"/>
+              <w:right w:val="single" w:sz="8" w:space="0" w:color="auto"/>
+            </w:tcBorders>
+            <w:noWrap/>
+            <w:vAlign w:val="center"/>
+            <w:hideMark/>
+          </w:tcPr>
+          <w:p>
+            <w:pPr>
+              <w:jc w:val="center"/>
+              <w:rPr>
+                <w:rFonts w:ascii="Calibri" w:hAnsi="Calibri" w:cs="Calibri"/>
+                <w:color w:val="000000"/>
+                <w:sz w:val="18"/>
+                <w:szCs w:val="18"/>
+              </w:rPr>
+            </w:pPr>
+            <w:r>
+              <w:rPr>
+                <w:rFonts w:ascii="Calibri" w:hAnsi="Calibri" w:cs="Calibri"/>
+                <w:color w:val="000000"/>
+                <w:sz w:val="18"/>
+                <w:szCs w:val="18"/>
+              </w:rPr>
+              <w:t>2164,1</w:t>
+            </w:r>
+          </w:p>
+        </w:tc>
+        <w:tc>
+          <w:tcPr>
+            <w:tcW w:w="960" w:type="dxa"/>
+            <w:tcBorders>
+              <w:top w:val="nil"/>
+              <w:left w:val="nil"/>
+              <w:bottom w:val="single" w:sz="8" w:space="0" w:color="auto"/>
+              <w:right w:val="single" w:sz="8" w:space="0" w:color="auto"/>
+            </w:tcBorders>
+            <w:noWrap/>
+            <w:vAlign w:val="center"/>
+            <w:hideMark/>
+          </w:tcPr>
+          <w:p>
+            <w:pPr>
+              <w:jc w:val="center"/>
+              <w:rPr>
+                <w:rFonts w:ascii="Calibri" w:hAnsi="Calibri" w:cs="Calibri"/>
+                <w:color w:val="000000"/>
+                <w:sz w:val="18"/>
+                <w:szCs w:val="18"/>
+              </w:rPr>
+            </w:pPr>
+            <w:r>
+              <w:rPr>
+                <w:rFonts w:ascii="Calibri" w:hAnsi="Calibri" w:cs="Calibri"/>
+                <w:color w:val="000000"/>
+                <w:sz w:val="18"/>
+                <w:szCs w:val="18"/>
+              </w:rPr>
+              <w:t>1,85</w:t>
             </w:r>
           </w:p>
         </w:tc>
       </w:tr>
       <w:tr>
         <w:trPr>
-          <w:trHeight w:val="255"/>
+          <w:trHeight w:val="227"/>
         </w:trPr>
         <w:tc>
           <w:tcPr>
             <w:tcW w:w="960" w:type="dxa"/>
             <w:tcBorders>
               <w:top w:val="nil"/>
-              <w:left w:val="single" w:sz="4" w:space="0" w:color="auto"/>
-              <w:bottom w:val="single" w:sz="4" w:space="0" w:color="auto"/>
-              <w:right w:val="single" w:sz="4" w:space="0" w:color="auto"/>
-            </w:tcBorders>
-            <w:shd w:val="clear" w:color="auto" w:fill="auto"/>
-            <w:noWrap/>
-            <w:vAlign w:val="bottom"/>
-            <w:hideMark/>
-          </w:tcPr>
-          <w:p>
-            <w:pPr>
-              <w:jc w:val="center"/>
+              <w:left w:val="single" w:sz="8" w:space="0" w:color="auto"/>
+              <w:bottom w:val="single" w:sz="8" w:space="0" w:color="auto"/>
+              <w:right w:val="single" w:sz="8" w:space="0" w:color="auto"/>
+            </w:tcBorders>
+            <w:noWrap/>
+            <w:vAlign w:val="center"/>
+            <w:hideMark/>
+          </w:tcPr>
+          <w:p>
+            <w:pPr>
+              <w:jc w:val="center"/>
+              <w:rPr>
+                <w:rFonts w:ascii="Calibri" w:hAnsi="Calibri" w:cs="Calibri"/>
+                <w:color w:val="000000"/>
+                <w:sz w:val="18"/>
+                <w:szCs w:val="18"/>
+              </w:rPr>
+            </w:pPr>
+            <w:r>
               <w:rPr>
                 <w:rFonts w:ascii="Calibri" w:hAnsi="Calibri" w:cs="Calibri"/>
                 <w:color w:val="000000"/>
                 <w:sz w:val="18"/>
                 <w:szCs w:val="22"/>
               </w:rPr>
-            </w:pPr>
-            <w:r>
-              <w:rPr>
-                <w:rFonts w:ascii="Calibri" w:hAnsi="Calibri" w:cs="Calibri"/>
-                <w:color w:val="000000"/>
-                <w:sz w:val="18"/>
-                <w:szCs w:val="22"/>
-              </w:rPr>
-              <w:t>29,9</w:t>
-            </w:r>
-          </w:p>
-        </w:tc>
-        <w:tc>
-          <w:tcPr>
-            <w:tcW w:w="960" w:type="dxa"/>
-            <w:tcBorders>
-              <w:top w:val="nil"/>
-              <w:left w:val="nil"/>
-              <w:bottom w:val="single" w:sz="4" w:space="0" w:color="auto"/>
-              <w:right w:val="single" w:sz="4" w:space="0" w:color="auto"/>
-            </w:tcBorders>
-            <w:shd w:val="clear" w:color="auto" w:fill="auto"/>
-            <w:noWrap/>
-            <w:vAlign w:val="bottom"/>
-            <w:hideMark/>
-          </w:tcPr>
-          <w:p>
-            <w:pPr>
-              <w:jc w:val="center"/>
-              <w:rPr>
-                <w:rFonts w:ascii="Calibri" w:hAnsi="Calibri" w:cs="Calibri"/>
-                <w:color w:val="000000"/>
-                <w:sz w:val="18"/>
-                <w:szCs w:val="22"/>
-              </w:rPr>
-            </w:pPr>
-            <w:r>
-              <w:rPr>
-                <w:rFonts w:ascii="Calibri" w:hAnsi="Calibri" w:cs="Calibri"/>
-                <w:color w:val="000000"/>
-                <w:sz w:val="18"/>
-                <w:szCs w:val="22"/>
-              </w:rPr>
-              <w:t>202,8</w:t>
+              <w:t>49,8</w:t>
+            </w:r>
+          </w:p>
+        </w:tc>
+        <w:tc>
+          <w:tcPr>
+            <w:tcW w:w="960" w:type="dxa"/>
+            <w:tcBorders>
+              <w:top w:val="nil"/>
+              <w:left w:val="nil"/>
+              <w:bottom w:val="single" w:sz="8" w:space="0" w:color="auto"/>
+              <w:right w:val="single" w:sz="8" w:space="0" w:color="auto"/>
+            </w:tcBorders>
+            <w:noWrap/>
+            <w:vAlign w:val="center"/>
+            <w:hideMark/>
+          </w:tcPr>
+          <w:p>
+            <w:pPr>
+              <w:jc w:val="center"/>
+              <w:rPr>
+                <w:rFonts w:ascii="Calibri" w:hAnsi="Calibri" w:cs="Calibri"/>
+                <w:color w:val="000000"/>
+                <w:sz w:val="18"/>
+                <w:szCs w:val="18"/>
+              </w:rPr>
+            </w:pPr>
+            <w:r>
+              <w:rPr>
+                <w:rFonts w:ascii="Calibri" w:hAnsi="Calibri" w:cs="Calibri"/>
+                <w:color w:val="000000"/>
+                <w:sz w:val="18"/>
+                <w:szCs w:val="18"/>
+              </w:rPr>
+              <w:t>2030,1</w:t>
+            </w:r>
+          </w:p>
+        </w:tc>
+        <w:tc>
+          <w:tcPr>
+            <w:tcW w:w="960" w:type="dxa"/>
+            <w:tcBorders>
+              <w:top w:val="nil"/>
+              <w:left w:val="nil"/>
+              <w:bottom w:val="single" w:sz="8" w:space="0" w:color="auto"/>
+              <w:right w:val="single" w:sz="8" w:space="0" w:color="auto"/>
+            </w:tcBorders>
+            <w:noWrap/>
+            <w:vAlign w:val="center"/>
+            <w:hideMark/>
+          </w:tcPr>
+          <w:p>
+            <w:pPr>
+              <w:jc w:val="center"/>
+              <w:rPr>
+                <w:rFonts w:ascii="Calibri" w:hAnsi="Calibri" w:cs="Calibri"/>
+                <w:color w:val="000000"/>
+                <w:sz w:val="18"/>
+                <w:szCs w:val="18"/>
+              </w:rPr>
+            </w:pPr>
+            <w:r>
+              <w:rPr>
+                <w:rFonts w:ascii="Calibri" w:hAnsi="Calibri" w:cs="Calibri"/>
+                <w:color w:val="000000"/>
+                <w:sz w:val="18"/>
+                <w:szCs w:val="18"/>
+              </w:rPr>
+              <w:t>1,64</w:t>
             </w:r>
           </w:p>
         </w:tc>
